--- a/zht/docx/56.content.docx
+++ b/zht/docx/56.content.docx
@@ -28,22 +28,6 @@
       </w:r>
     </w:p>
     <w:p>
-      <w:pPr>
-        <w:pStyle w:val="Heading2"/>
-      </w:pPr>
-      <w:r>
-        <w:rPr>
-          <w:lang w:val="zh_TW" w:bidi="zh_TW"/>
-        </w:rPr>
-        <w:t>License Information</w:t>
-      </w:r>
-      <w:r>
-        <w:rPr>
-          <w:lang w:val="zh_TW" w:bidi="zh_TW"/>
-        </w:rPr>
-      </w:r>
-    </w:p>
-    <w:p>
       <w:pPr/>
       <w:r>
         <w:rPr>
@@ -55,19 +39,21 @@
           <w:b/>
           <w:lang w:val="zh_TW" w:bidi="zh_TW"/>
         </w:rPr>
-        <w:t>研讀筆記 (Tyndale)</w:t>
-      </w:r>
-      <w:r>
-        <w:rPr>
-          <w:lang w:val="zh_TW" w:bidi="zh_TW"/>
-        </w:rPr>
-        <w:t xml:space="preserve"> (Chinese (Traditional)) is based on</w:t>
-      </w:r>
-      <w:r>
-        <w:rPr>
-          <w:lang w:val="zh_TW" w:bidi="zh_TW"/>
-        </w:rPr>
-        <w:t xml:space="preserve">: </w:t>
+        <w:t>Aquifer Open Study Notes</w:t>
+      </w:r>
+    </w:p>
+    <w:p>
+      <w:pPr/>
+      <w:r>
+        <w:rPr>
+          <w:lang w:val="zh_TW" w:bidi="zh_TW"/>
+        </w:rPr>
+      </w:r>
+      <w:r>
+        <w:rPr>
+          <w:lang w:val="zh_TW" w:bidi="zh_TW"/>
+        </w:rPr>
+        <w:t xml:space="preserve">This work is an adaptation of </w:t>
       </w:r>
       <w:r>
         <w:rPr>
@@ -79,48 +65,19 @@
         <w:rPr>
           <w:lang w:val="zh_TW" w:bidi="zh_TW"/>
         </w:rPr>
-        <w:t xml:space="preserve">, </w:t>
-      </w:r>
-      <w:hyperlink r:id="rId13">
-        <w:r>
-          <w:rPr>
-            <w:lang w:val="zh_TW" w:bidi="zh_TW"/>
-          </w:rPr>
-          <w:rPr>
-            <w:color w:val="0000EE"/>
-            <w:u w:val="single"/>
-          </w:rPr>
-          <w:t>Tyndale House Publishers</w:t>
-        </w:r>
-      </w:hyperlink>
-      <w:r>
-        <w:rPr>
-          <w:lang w:val="zh_TW" w:bidi="zh_TW"/>
-        </w:rPr>
-        <w:t xml:space="preserve">, 2019, which is licensed under a </w:t>
-      </w:r>
-      <w:hyperlink r:id="rId14">
-        <w:r>
-          <w:rPr>
-            <w:lang w:val="zh_TW" w:bidi="zh_TW"/>
-          </w:rPr>
-          <w:rPr>
-            <w:color w:val="0000EE"/>
-            <w:u w:val="single"/>
-          </w:rPr>
-          <w:t>CC BY-SA 4.0 license</w:t>
-        </w:r>
-      </w:hyperlink>
-      <w:r>
-        <w:rPr>
-          <w:lang w:val="zh_TW" w:bidi="zh_TW"/>
-        </w:rPr>
-        <w:t>.</w:t>
-      </w:r>
-      <w:r>
-        <w:rPr>
-          <w:lang w:val="zh_TW" w:bidi="zh_TW"/>
-        </w:rPr>
+        <w:t xml:space="preserve"> © 2023 Tyndale House Publishers, licensed under the CC BY-SA 4.0 license. The adaptation, </w:t>
+      </w:r>
+      <w:r>
+        <w:rPr>
+          <w:lang w:val="zh_TW" w:bidi="zh_TW"/>
+        </w:rPr>
+        <w:t>Aquifer Open Study Notes</w:t>
+      </w:r>
+      <w:r>
+        <w:rPr>
+          <w:lang w:val="zh_TW" w:bidi="zh_TW"/>
+        </w:rPr>
+        <w:t>, was created by Mission Mutual and is also licensed under CC BY-SA 4.0.</w:t>
       </w:r>
     </w:p>
     <w:p>
@@ -134,7 +91,7 @@
         <w:rPr>
           <w:lang w:val="zh_TW" w:bidi="zh_TW"/>
         </w:rPr>
-        <w:t>This PDF version is provided under the same license.</w:t>
+        <w:t>This resource has been adapted into multiple languages, including English, Tok Pisin, Arabic (عربي), French (Français), Hindi (हिंदी), Indonesian (Bahasa Indonesia), Portuguese (Português), Russian (Русский), Spanish (Español), Swahili (Kiswahili), and Simplified Chinese (简体中文).</w:t>
       </w:r>
       <w:r>
         <w:rPr>
@@ -296,91 +253,91 @@
         </w:rPr>
         <w:t>知識……使人敬虔（knowledge … that leads to godliness(BSB)）：見</w:t>
       </w:r>
+      <w:hyperlink r:id="rId13">
+        <w:r>
+          <w:rPr>
+            <w:lang w:val="zh_TW" w:bidi="zh_TW"/>
+          </w:rPr>
+          <w:rPr>
+            <w:color w:val="0000EE"/>
+            <w:u w:val="single"/>
+          </w:rPr>
+          <w:t>2:11–14</w:t>
+        </w:r>
+      </w:hyperlink>
+      <w:r>
+        <w:rPr>
+          <w:lang w:val="zh_TW" w:bidi="zh_TW"/>
+        </w:rPr>
+        <w:t>；</w:t>
+      </w:r>
+      <w:hyperlink r:id="rId14">
+        <w:r>
+          <w:rPr>
+            <w:lang w:val="zh_TW" w:bidi="zh_TW"/>
+          </w:rPr>
+          <w:rPr>
+            <w:color w:val="0000EE"/>
+            <w:u w:val="single"/>
+          </w:rPr>
+          <w:t>提前 6:3</w:t>
+        </w:r>
+      </w:hyperlink>
+      <w:r>
+        <w:rPr>
+          <w:lang w:val="zh_TW" w:bidi="zh_TW"/>
+        </w:rPr>
+        <w:t>。</w:t>
+      </w:r>
+      <w:r>
+        <w:rPr>
+          <w:lang w:val="zh_TW" w:bidi="zh_TW"/>
+        </w:rPr>
+      </w:r>
+      <w:r>
+        <w:rPr>
+          <w:lang w:val="zh_TW" w:bidi="zh_TW"/>
+        </w:rPr>
+      </w:r>
+    </w:p>
+    <w:p>
+      <w:pPr/>
+      <w:r>
+        <w:rPr>
+          <w:lang w:val="zh_TW" w:bidi="zh_TW"/>
+        </w:rPr>
+      </w:r>
+    </w:p>
+    <w:p>
+      <w:pPr>
+        <w:pStyle w:val="Heading2"/>
+      </w:pPr>
+      <w:r>
+        <w:rPr>
+          <w:lang w:val="zh_TW" w:bidi="zh_TW"/>
+        </w:rPr>
+        <w:t>提多書 1:1–4</w:t>
+      </w:r>
+      <w:r>
+        <w:rPr>
+          <w:lang w:val="zh_TW" w:bidi="zh_TW"/>
+        </w:rPr>
+      </w:r>
+    </w:p>
+    <w:p>
+      <w:pPr/>
+      <w:r>
+        <w:rPr>
+          <w:lang w:val="zh_TW" w:bidi="zh_TW"/>
+        </w:rPr>
+      </w:r>
+      <w:r>
+        <w:rPr>
+          <w:lang w:val="zh_TW" w:bidi="zh_TW"/>
+        </w:rPr>
+        <w:t>提多書的開頭，與提摩太前書一樣（</w:t>
+      </w:r>
       <w:hyperlink r:id="rId15">
-        <w:r>
-          <w:rPr>
-            <w:lang w:val="zh_TW" w:bidi="zh_TW"/>
-          </w:rPr>
-          <w:rPr>
-            <w:color w:val="0000EE"/>
-            <w:u w:val="single"/>
-          </w:rPr>
-          <w:t>2:11–14</w:t>
-        </w:r>
-      </w:hyperlink>
-      <w:r>
-        <w:rPr>
-          <w:lang w:val="zh_TW" w:bidi="zh_TW"/>
-        </w:rPr>
-        <w:t>；</w:t>
-      </w:r>
-      <w:hyperlink r:id="rId16">
-        <w:r>
-          <w:rPr>
-            <w:lang w:val="zh_TW" w:bidi="zh_TW"/>
-          </w:rPr>
-          <w:rPr>
-            <w:color w:val="0000EE"/>
-            <w:u w:val="single"/>
-          </w:rPr>
-          <w:t>提前 6:3</w:t>
-        </w:r>
-      </w:hyperlink>
-      <w:r>
-        <w:rPr>
-          <w:lang w:val="zh_TW" w:bidi="zh_TW"/>
-        </w:rPr>
-        <w:t>。</w:t>
-      </w:r>
-      <w:r>
-        <w:rPr>
-          <w:lang w:val="zh_TW" w:bidi="zh_TW"/>
-        </w:rPr>
-      </w:r>
-      <w:r>
-        <w:rPr>
-          <w:lang w:val="zh_TW" w:bidi="zh_TW"/>
-        </w:rPr>
-      </w:r>
-    </w:p>
-    <w:p>
-      <w:pPr/>
-      <w:r>
-        <w:rPr>
-          <w:lang w:val="zh_TW" w:bidi="zh_TW"/>
-        </w:rPr>
-      </w:r>
-    </w:p>
-    <w:p>
-      <w:pPr>
-        <w:pStyle w:val="Heading2"/>
-      </w:pPr>
-      <w:r>
-        <w:rPr>
-          <w:lang w:val="zh_TW" w:bidi="zh_TW"/>
-        </w:rPr>
-        <w:t>提多書 1:1–4</w:t>
-      </w:r>
-      <w:r>
-        <w:rPr>
-          <w:lang w:val="zh_TW" w:bidi="zh_TW"/>
-        </w:rPr>
-      </w:r>
-    </w:p>
-    <w:p>
-      <w:pPr/>
-      <w:r>
-        <w:rPr>
-          <w:lang w:val="zh_TW" w:bidi="zh_TW"/>
-        </w:rPr>
-      </w:r>
-      <w:r>
-        <w:rPr>
-          <w:lang w:val="zh_TW" w:bidi="zh_TW"/>
-        </w:rPr>
-        <w:t>提多書的開頭，與提摩太前書一樣（</w:t>
-      </w:r>
-      <w:hyperlink r:id="rId17">
         <w:r>
           <w:rPr>
             <w:lang w:val="zh_TW" w:bidi="zh_TW"/>
@@ -450,7 +407,7 @@
         </w:rPr>
         <w:t>神的子民確信有永生，所以可以因著未來的盼望而活在當下（見</w:t>
       </w:r>
-      <w:hyperlink r:id="rId15">
+      <w:hyperlink r:id="rId13">
         <w:r>
           <w:rPr>
             <w:lang w:val="zh_TW" w:bidi="zh_TW"/>
@@ -468,7 +425,7 @@
         </w:rPr>
         <w:t>，</w:t>
       </w:r>
-      <w:hyperlink r:id="rId18">
+      <w:hyperlink r:id="rId16">
         <w:r>
           <w:rPr>
             <w:lang w:val="zh_TW" w:bidi="zh_TW"/>
@@ -516,6 +473,42 @@
         </w:rPr>
         <w:t>）。這句話也強調了神的救贖計劃沒有改變（</w:t>
       </w:r>
+      <w:hyperlink r:id="rId17">
+        <w:r>
+          <w:rPr>
+            <w:lang w:val="zh_TW" w:bidi="zh_TW"/>
+          </w:rPr>
+          <w:rPr>
+            <w:color w:val="0000EE"/>
+            <w:u w:val="single"/>
+          </w:rPr>
+          <w:t>1:1</w:t>
+        </w:r>
+      </w:hyperlink>
+      <w:r>
+        <w:rPr>
+          <w:lang w:val="zh_TW" w:bidi="zh_TW"/>
+        </w:rPr>
+        <w:t>）：人可以信靠神，祂會成就祂的應許（見</w:t>
+      </w:r>
+      <w:hyperlink r:id="rId18">
+        <w:r>
+          <w:rPr>
+            <w:lang w:val="zh_TW" w:bidi="zh_TW"/>
+          </w:rPr>
+          <w:rPr>
+            <w:color w:val="0000EE"/>
+            <w:u w:val="single"/>
+          </w:rPr>
+          <w:t>民23:19</w:t>
+        </w:r>
+      </w:hyperlink>
+      <w:r>
+        <w:rPr>
+          <w:lang w:val="zh_TW" w:bidi="zh_TW"/>
+        </w:rPr>
+        <w:t>；</w:t>
+      </w:r>
       <w:hyperlink r:id="rId19">
         <w:r>
           <w:rPr>
@@ -525,52 +518,16 @@
             <w:color w:val="0000EE"/>
             <w:u w:val="single"/>
           </w:rPr>
-          <w:t>1:1</w:t>
-        </w:r>
-      </w:hyperlink>
-      <w:r>
-        <w:rPr>
-          <w:lang w:val="zh_TW" w:bidi="zh_TW"/>
-        </w:rPr>
-        <w:t>）：人可以信靠神，祂會成就祂的應許（見</w:t>
+          <w:t>撒上15:29</w:t>
+        </w:r>
+      </w:hyperlink>
+      <w:r>
+        <w:rPr>
+          <w:lang w:val="zh_TW" w:bidi="zh_TW"/>
+        </w:rPr>
+        <w:t>；</w:t>
       </w:r>
       <w:hyperlink r:id="rId20">
-        <w:r>
-          <w:rPr>
-            <w:lang w:val="zh_TW" w:bidi="zh_TW"/>
-          </w:rPr>
-          <w:rPr>
-            <w:color w:val="0000EE"/>
-            <w:u w:val="single"/>
-          </w:rPr>
-          <w:t>民23:19</w:t>
-        </w:r>
-      </w:hyperlink>
-      <w:r>
-        <w:rPr>
-          <w:lang w:val="zh_TW" w:bidi="zh_TW"/>
-        </w:rPr>
-        <w:t>；</w:t>
-      </w:r>
-      <w:hyperlink r:id="rId21">
-        <w:r>
-          <w:rPr>
-            <w:lang w:val="zh_TW" w:bidi="zh_TW"/>
-          </w:rPr>
-          <w:rPr>
-            <w:color w:val="0000EE"/>
-            <w:u w:val="single"/>
-          </w:rPr>
-          <w:t>撒上15:29</w:t>
-        </w:r>
-      </w:hyperlink>
-      <w:r>
-        <w:rPr>
-          <w:lang w:val="zh_TW" w:bidi="zh_TW"/>
-        </w:rPr>
-        <w:t>；</w:t>
-      </w:r>
-      <w:hyperlink r:id="rId22">
         <w:r>
           <w:rPr>
             <w:lang w:val="zh_TW" w:bidi="zh_TW"/>
@@ -640,43 +597,43 @@
         </w:rPr>
         <w:t>到了日期：主動權完全在於神，祂按照自己的旨意，在自己的日期成就祂的計劃（見</w:t>
       </w:r>
+      <w:hyperlink r:id="rId21">
+        <w:r>
+          <w:rPr>
+            <w:lang w:val="zh_TW" w:bidi="zh_TW"/>
+          </w:rPr>
+          <w:rPr>
+            <w:color w:val="0000EE"/>
+            <w:u w:val="single"/>
+          </w:rPr>
+          <w:t>3:5</w:t>
+        </w:r>
+      </w:hyperlink>
+      <w:r>
+        <w:rPr>
+          <w:lang w:val="zh_TW" w:bidi="zh_TW"/>
+        </w:rPr>
+        <w:t>；</w:t>
+      </w:r>
+      <w:hyperlink r:id="rId22">
+        <w:r>
+          <w:rPr>
+            <w:lang w:val="zh_TW" w:bidi="zh_TW"/>
+          </w:rPr>
+          <w:rPr>
+            <w:color w:val="0000EE"/>
+            <w:u w:val="single"/>
+          </w:rPr>
+          <w:t>提前2:6</w:t>
+        </w:r>
+      </w:hyperlink>
+      <w:r>
+        <w:rPr>
+          <w:lang w:val="zh_TW" w:bidi="zh_TW"/>
+        </w:rPr>
+        <w:t>；</w:t>
+      </w:r>
       <w:hyperlink r:id="rId23">
-        <w:r>
-          <w:rPr>
-            <w:lang w:val="zh_TW" w:bidi="zh_TW"/>
-          </w:rPr>
-          <w:rPr>
-            <w:color w:val="0000EE"/>
-            <w:u w:val="single"/>
-          </w:rPr>
-          <w:t>3:5</w:t>
-        </w:r>
-      </w:hyperlink>
-      <w:r>
-        <w:rPr>
-          <w:lang w:val="zh_TW" w:bidi="zh_TW"/>
-        </w:rPr>
-        <w:t>；</w:t>
-      </w:r>
-      <w:hyperlink r:id="rId24">
-        <w:r>
-          <w:rPr>
-            <w:lang w:val="zh_TW" w:bidi="zh_TW"/>
-          </w:rPr>
-          <w:rPr>
-            <w:color w:val="0000EE"/>
-            <w:u w:val="single"/>
-          </w:rPr>
-          <w:t>提前2:6</w:t>
-        </w:r>
-      </w:hyperlink>
-      <w:r>
-        <w:rPr>
-          <w:lang w:val="zh_TW" w:bidi="zh_TW"/>
-        </w:rPr>
-        <w:t>；</w:t>
-      </w:r>
-      <w:hyperlink r:id="rId25">
         <w:r>
           <w:rPr>
             <w:lang w:val="zh_TW" w:bidi="zh_TW"/>
@@ -712,6 +669,42 @@
         </w:rPr>
         <w:t>我們（的）救主：在</w:t>
       </w:r>
+      <w:hyperlink r:id="rId24">
+        <w:r>
+          <w:rPr>
+            <w:lang w:val="zh_TW" w:bidi="zh_TW"/>
+          </w:rPr>
+          <w:rPr>
+            <w:color w:val="0000EE"/>
+            <w:u w:val="single"/>
+          </w:rPr>
+          <w:t>提多書一章4節</w:t>
+        </w:r>
+      </w:hyperlink>
+      <w:r>
+        <w:rPr>
+          <w:lang w:val="zh_TW" w:bidi="zh_TW"/>
+        </w:rPr>
+        <w:t>中，耶穌也被稱為「我們的救主」，耶穌與神同等（見</w:t>
+      </w:r>
+      <w:hyperlink r:id="rId25">
+        <w:r>
+          <w:rPr>
+            <w:lang w:val="zh_TW" w:bidi="zh_TW"/>
+          </w:rPr>
+          <w:rPr>
+            <w:color w:val="0000EE"/>
+            <w:u w:val="single"/>
+          </w:rPr>
+          <w:t>2:10</w:t>
+        </w:r>
+      </w:hyperlink>
+      <w:r>
+        <w:rPr>
+          <w:lang w:val="zh_TW" w:bidi="zh_TW"/>
+        </w:rPr>
+        <w:t>、</w:t>
+      </w:r>
       <w:hyperlink r:id="rId26">
         <w:r>
           <w:rPr>
@@ -721,14 +714,14 @@
             <w:color w:val="0000EE"/>
             <w:u w:val="single"/>
           </w:rPr>
-          <w:t>提多書一章4節</w:t>
-        </w:r>
-      </w:hyperlink>
-      <w:r>
-        <w:rPr>
-          <w:lang w:val="zh_TW" w:bidi="zh_TW"/>
-        </w:rPr>
-        <w:t>中，耶穌也被稱為「我們的救主」，耶穌與神同等（見</w:t>
+          <w:t>13</w:t>
+        </w:r>
+      </w:hyperlink>
+      <w:r>
+        <w:rPr>
+          <w:lang w:val="zh_TW" w:bidi="zh_TW"/>
+        </w:rPr>
+        <w:t>，</w:t>
       </w:r>
       <w:hyperlink r:id="rId27">
         <w:r>
@@ -739,7 +732,7 @@
             <w:color w:val="0000EE"/>
             <w:u w:val="single"/>
           </w:rPr>
-          <w:t>2:10</w:t>
+          <w:t>3:4</w:t>
         </w:r>
       </w:hyperlink>
       <w:r>
@@ -749,42 +742,6 @@
         <w:t>、</w:t>
       </w:r>
       <w:hyperlink r:id="rId28">
-        <w:r>
-          <w:rPr>
-            <w:lang w:val="zh_TW" w:bidi="zh_TW"/>
-          </w:rPr>
-          <w:rPr>
-            <w:color w:val="0000EE"/>
-            <w:u w:val="single"/>
-          </w:rPr>
-          <w:t>13</w:t>
-        </w:r>
-      </w:hyperlink>
-      <w:r>
-        <w:rPr>
-          <w:lang w:val="zh_TW" w:bidi="zh_TW"/>
-        </w:rPr>
-        <w:t>，</w:t>
-      </w:r>
-      <w:hyperlink r:id="rId29">
-        <w:r>
-          <w:rPr>
-            <w:lang w:val="zh_TW" w:bidi="zh_TW"/>
-          </w:rPr>
-          <w:rPr>
-            <w:color w:val="0000EE"/>
-            <w:u w:val="single"/>
-          </w:rPr>
-          <w:t>3:4</w:t>
-        </w:r>
-      </w:hyperlink>
-      <w:r>
-        <w:rPr>
-          <w:lang w:val="zh_TW" w:bidi="zh_TW"/>
-        </w:rPr>
-        <w:t>、</w:t>
-      </w:r>
-      <w:hyperlink r:id="rId30">
         <w:r>
           <w:rPr>
             <w:lang w:val="zh_TW" w:bidi="zh_TW"/>
@@ -872,7 +829,7 @@
         </w:rPr>
         <w:t>我（的）真兒子：這個措辭代表授權予被委派者（如</w:t>
       </w:r>
-      <w:hyperlink r:id="rId31">
+      <w:hyperlink r:id="rId29">
         <w:r>
           <w:rPr>
             <w:lang w:val="zh_TW" w:bidi="zh_TW"/>
@@ -942,7 +899,7 @@
         </w:rPr>
         <w:t>克里特位於地中海，在愛琴海以南。這裡是海上旅行和貿易的重要地點，因此受到多種族文化的影響，其中包括猶太人。一些來自克里特的人也出現在五旬節事件現場（</w:t>
       </w:r>
-      <w:hyperlink r:id="rId32">
+      <w:hyperlink r:id="rId30">
         <w:r>
           <w:rPr>
             <w:lang w:val="zh_TW" w:bidi="zh_TW"/>
@@ -1030,7 +987,7 @@
         </w:rPr>
         <w:t>保羅吩咐提多設立領袖，從而完成沒有辦完的事——即建立教會（參</w:t>
       </w:r>
-      <w:hyperlink r:id="rId33">
+      <w:hyperlink r:id="rId31">
         <w:r>
           <w:rPr>
             <w:lang w:val="zh_TW" w:bidi="zh_TW"/>
@@ -1066,91 +1023,91 @@
         </w:rPr>
         <w:t>這些領袖的特質可能為了服事這些初來乍到的新信徒，以及應對他們相對粗糙的文化。在此已假定長老是男性（見</w:t>
       </w:r>
+      <w:hyperlink r:id="rId32">
+        <w:r>
+          <w:rPr>
+            <w:lang w:val="zh_TW" w:bidi="zh_TW"/>
+          </w:rPr>
+          <w:rPr>
+            <w:color w:val="0000EE"/>
+            <w:u w:val="single"/>
+          </w:rPr>
+          <w:t>提前3:4–5</w:t>
+        </w:r>
+      </w:hyperlink>
+      <w:r>
+        <w:rPr>
+          <w:lang w:val="zh_TW" w:bidi="zh_TW"/>
+        </w:rPr>
+        <w:t>）。</w:t>
+      </w:r>
+      <w:r>
+        <w:rPr>
+          <w:lang w:val="zh_TW" w:bidi="zh_TW"/>
+        </w:rPr>
+      </w:r>
+      <w:r>
+        <w:rPr>
+          <w:lang w:val="zh_TW" w:bidi="zh_TW"/>
+        </w:rPr>
+      </w:r>
+    </w:p>
+    <w:p>
+      <w:pPr/>
+      <w:r>
+        <w:rPr>
+          <w:lang w:val="zh_TW" w:bidi="zh_TW"/>
+        </w:rPr>
+      </w:r>
+    </w:p>
+    <w:p>
+      <w:pPr>
+        <w:pStyle w:val="Heading2"/>
+      </w:pPr>
+      <w:r>
+        <w:rPr>
+          <w:lang w:val="zh_TW" w:bidi="zh_TW"/>
+        </w:rPr>
+        <w:t>提多書 1:5–16</w:t>
+      </w:r>
+      <w:r>
+        <w:rPr>
+          <w:lang w:val="zh_TW" w:bidi="zh_TW"/>
+        </w:rPr>
+      </w:r>
+    </w:p>
+    <w:p>
+      <w:pPr/>
+      <w:r>
+        <w:rPr>
+          <w:lang w:val="zh_TW" w:bidi="zh_TW"/>
+        </w:rPr>
+      </w:r>
+      <w:r>
+        <w:rPr>
+          <w:lang w:val="zh_TW" w:bidi="zh_TW"/>
+        </w:rPr>
+        <w:t>克里特的教會需要堅定、忠心的領袖來應對假教師的危險（</w:t>
+      </w:r>
+      <w:hyperlink r:id="rId33">
+        <w:r>
+          <w:rPr>
+            <w:lang w:val="zh_TW" w:bidi="zh_TW"/>
+          </w:rPr>
+          <w:rPr>
+            <w:color w:val="0000EE"/>
+            <w:u w:val="single"/>
+          </w:rPr>
+          <w:t>1:10–16</w:t>
+        </w:r>
+      </w:hyperlink>
+      <w:r>
+        <w:rPr>
+          <w:lang w:val="zh_TW" w:bidi="zh_TW"/>
+        </w:rPr>
+        <w:t>）。提多的這部分任務與這封書信主要的焦點一致：塑造一個以行為體現神的恩典，並為基督作見證的群體。參</w:t>
+      </w:r>
       <w:hyperlink r:id="rId34">
-        <w:r>
-          <w:rPr>
-            <w:lang w:val="zh_TW" w:bidi="zh_TW"/>
-          </w:rPr>
-          <w:rPr>
-            <w:color w:val="0000EE"/>
-            <w:u w:val="single"/>
-          </w:rPr>
-          <w:t>提前3:4–5</w:t>
-        </w:r>
-      </w:hyperlink>
-      <w:r>
-        <w:rPr>
-          <w:lang w:val="zh_TW" w:bidi="zh_TW"/>
-        </w:rPr>
-        <w:t>）。</w:t>
-      </w:r>
-      <w:r>
-        <w:rPr>
-          <w:lang w:val="zh_TW" w:bidi="zh_TW"/>
-        </w:rPr>
-      </w:r>
-      <w:r>
-        <w:rPr>
-          <w:lang w:val="zh_TW" w:bidi="zh_TW"/>
-        </w:rPr>
-      </w:r>
-    </w:p>
-    <w:p>
-      <w:pPr/>
-      <w:r>
-        <w:rPr>
-          <w:lang w:val="zh_TW" w:bidi="zh_TW"/>
-        </w:rPr>
-      </w:r>
-    </w:p>
-    <w:p>
-      <w:pPr>
-        <w:pStyle w:val="Heading2"/>
-      </w:pPr>
-      <w:r>
-        <w:rPr>
-          <w:lang w:val="zh_TW" w:bidi="zh_TW"/>
-        </w:rPr>
-        <w:t>提多書 1:5–16</w:t>
-      </w:r>
-      <w:r>
-        <w:rPr>
-          <w:lang w:val="zh_TW" w:bidi="zh_TW"/>
-        </w:rPr>
-      </w:r>
-    </w:p>
-    <w:p>
-      <w:pPr/>
-      <w:r>
-        <w:rPr>
-          <w:lang w:val="zh_TW" w:bidi="zh_TW"/>
-        </w:rPr>
-      </w:r>
-      <w:r>
-        <w:rPr>
-          <w:lang w:val="zh_TW" w:bidi="zh_TW"/>
-        </w:rPr>
-        <w:t>克里特的教會需要堅定、忠心的領袖來應對假教師的危險（</w:t>
-      </w:r>
-      <w:hyperlink r:id="rId35">
-        <w:r>
-          <w:rPr>
-            <w:lang w:val="zh_TW" w:bidi="zh_TW"/>
-          </w:rPr>
-          <w:rPr>
-            <w:color w:val="0000EE"/>
-            <w:u w:val="single"/>
-          </w:rPr>
-          <w:t>1:10–16</w:t>
-        </w:r>
-      </w:hyperlink>
-      <w:r>
-        <w:rPr>
-          <w:lang w:val="zh_TW" w:bidi="zh_TW"/>
-        </w:rPr>
-        <w:t>）。提多的這部分任務與這封書信主要的焦點一致：塑造一個以行為體現神的恩典，並為基督作見證的群體。參</w:t>
-      </w:r>
-      <w:hyperlink r:id="rId36">
         <w:r>
           <w:rPr>
             <w:lang w:val="zh_TW" w:bidi="zh_TW"/>
@@ -1250,7 +1207,7 @@
         </w:rPr>
         <w:t>放蕩不服約束（“indiscretion or insubordination (BSB)”，即「行為魯莽」或「背逆」）：這可能反映了克里特文化中較低的道德標準（</w:t>
       </w:r>
-      <w:hyperlink r:id="rId37">
+      <w:hyperlink r:id="rId35">
         <w:r>
           <w:rPr>
             <w:lang w:val="zh_TW" w:bidi="zh_TW"/>
@@ -1346,6 +1303,42 @@
         </w:rPr>
         <w:t>）是神家中的管理者：見</w:t>
       </w:r>
+      <w:hyperlink r:id="rId36">
+        <w:r>
+          <w:rPr>
+            <w:lang w:val="zh_TW" w:bidi="zh_TW"/>
+          </w:rPr>
+          <w:rPr>
+            <w:color w:val="0000EE"/>
+            <w:u w:val="single"/>
+          </w:rPr>
+          <w:t>1:11</w:t>
+        </w:r>
+      </w:hyperlink>
+      <w:r>
+        <w:rPr>
+          <w:lang w:val="zh_TW" w:bidi="zh_TW"/>
+        </w:rPr>
+        <w:t>，</w:t>
+      </w:r>
+      <w:hyperlink r:id="rId37">
+        <w:r>
+          <w:rPr>
+            <w:lang w:val="zh_TW" w:bidi="zh_TW"/>
+          </w:rPr>
+          <w:rPr>
+            <w:color w:val="0000EE"/>
+            <w:u w:val="single"/>
+          </w:rPr>
+          <w:t>2:2–10</w:t>
+        </w:r>
+      </w:hyperlink>
+      <w:r>
+        <w:rPr>
+          <w:lang w:val="zh_TW" w:bidi="zh_TW"/>
+        </w:rPr>
+        <w:t>；</w:t>
+      </w:r>
       <w:hyperlink r:id="rId38">
         <w:r>
           <w:rPr>
@@ -1355,7 +1348,7 @@
             <w:color w:val="0000EE"/>
             <w:u w:val="single"/>
           </w:rPr>
-          <w:t>1:11</w:t>
+          <w:t>提前1:4</w:t>
         </w:r>
       </w:hyperlink>
       <w:r>
@@ -1364,6 +1357,24 @@
         </w:rPr>
         <w:t>，</w:t>
       </w:r>
+      <w:hyperlink r:id="rId32">
+        <w:r>
+          <w:rPr>
+            <w:lang w:val="zh_TW" w:bidi="zh_TW"/>
+          </w:rPr>
+          <w:rPr>
+            <w:color w:val="0000EE"/>
+            <w:u w:val="single"/>
+          </w:rPr>
+          <w:t>3:4–5</w:t>
+        </w:r>
+      </w:hyperlink>
+      <w:r>
+        <w:rPr>
+          <w:lang w:val="zh_TW" w:bidi="zh_TW"/>
+        </w:rPr>
+        <w:t>、</w:t>
+      </w:r>
       <w:hyperlink r:id="rId39">
         <w:r>
           <w:rPr>
@@ -1373,7 +1384,25 @@
             <w:color w:val="0000EE"/>
             <w:u w:val="single"/>
           </w:rPr>
-          <w:t>2:2–10</w:t>
+          <w:t>12</w:t>
+        </w:r>
+      </w:hyperlink>
+      <w:r>
+        <w:rPr>
+          <w:lang w:val="zh_TW" w:bidi="zh_TW"/>
+        </w:rPr>
+        <w:t>、</w:t>
+      </w:r>
+      <w:hyperlink r:id="rId40">
+        <w:r>
+          <w:rPr>
+            <w:lang w:val="zh_TW" w:bidi="zh_TW"/>
+          </w:rPr>
+          <w:rPr>
+            <w:color w:val="0000EE"/>
+            <w:u w:val="single"/>
+          </w:rPr>
+          <w:t>15</w:t>
         </w:r>
       </w:hyperlink>
       <w:r>
@@ -1382,79 +1411,7 @@
         </w:rPr>
         <w:t>；</w:t>
       </w:r>
-      <w:hyperlink r:id="rId40">
-        <w:r>
-          <w:rPr>
-            <w:lang w:val="zh_TW" w:bidi="zh_TW"/>
-          </w:rPr>
-          <w:rPr>
-            <w:color w:val="0000EE"/>
-            <w:u w:val="single"/>
-          </w:rPr>
-          <w:t>提前1:4</w:t>
-        </w:r>
-      </w:hyperlink>
-      <w:r>
-        <w:rPr>
-          <w:lang w:val="zh_TW" w:bidi="zh_TW"/>
-        </w:rPr>
-        <w:t>，</w:t>
-      </w:r>
-      <w:hyperlink r:id="rId34">
-        <w:r>
-          <w:rPr>
-            <w:lang w:val="zh_TW" w:bidi="zh_TW"/>
-          </w:rPr>
-          <w:rPr>
-            <w:color w:val="0000EE"/>
-            <w:u w:val="single"/>
-          </w:rPr>
-          <w:t>3:4–5</w:t>
-        </w:r>
-      </w:hyperlink>
-      <w:r>
-        <w:rPr>
-          <w:lang w:val="zh_TW" w:bidi="zh_TW"/>
-        </w:rPr>
-        <w:t>、</w:t>
-      </w:r>
       <w:hyperlink r:id="rId41">
-        <w:r>
-          <w:rPr>
-            <w:lang w:val="zh_TW" w:bidi="zh_TW"/>
-          </w:rPr>
-          <w:rPr>
-            <w:color w:val="0000EE"/>
-            <w:u w:val="single"/>
-          </w:rPr>
-          <w:t>12</w:t>
-        </w:r>
-      </w:hyperlink>
-      <w:r>
-        <w:rPr>
-          <w:lang w:val="zh_TW" w:bidi="zh_TW"/>
-        </w:rPr>
-        <w:t>、</w:t>
-      </w:r>
-      <w:hyperlink r:id="rId42">
-        <w:r>
-          <w:rPr>
-            <w:lang w:val="zh_TW" w:bidi="zh_TW"/>
-          </w:rPr>
-          <w:rPr>
-            <w:color w:val="0000EE"/>
-            <w:u w:val="single"/>
-          </w:rPr>
-          <w:t>15</w:t>
-        </w:r>
-      </w:hyperlink>
-      <w:r>
-        <w:rPr>
-          <w:lang w:val="zh_TW" w:bidi="zh_TW"/>
-        </w:rPr>
-        <w:t>；</w:t>
-      </w:r>
-      <w:hyperlink r:id="rId43">
         <w:r>
           <w:rPr>
             <w:lang w:val="zh_TW" w:bidi="zh_TW"/>
@@ -1490,7 +1447,7 @@
         </w:rPr>
         <w:t>這些標準表明長老不應該像克里特人那樣行事，以道德敗壞而出名（見</w:t>
       </w:r>
-      <w:hyperlink r:id="rId37">
+      <w:hyperlink r:id="rId35">
         <w:r>
           <w:rPr>
             <w:lang w:val="zh_TW" w:bidi="zh_TW"/>
@@ -1560,7 +1517,7 @@
         </w:rPr>
         <w:t>長老主要的工作是教導信徒。為了應對這些特定群體面臨的即刻威脅，這可能是必需的（與以弗所一樣；見</w:t>
       </w:r>
-      <w:hyperlink r:id="rId44">
+      <w:hyperlink r:id="rId42">
         <w:r>
           <w:rPr>
             <w:lang w:val="zh_TW" w:bidi="zh_TW"/>
@@ -1596,7 +1553,7 @@
         </w:rPr>
         <w:t>只有對福音有堅定信念的長老才能提供整全的教導（sound teaching）。考慮到在</w:t>
       </w:r>
-      <w:hyperlink r:id="rId35">
+      <w:hyperlink r:id="rId33">
         <w:r>
           <w:rPr>
             <w:lang w:val="zh_TW" w:bidi="zh_TW"/>
@@ -1614,43 +1571,43 @@
         </w:rPr>
         <w:t>和</w:t>
       </w:r>
+      <w:hyperlink r:id="rId43">
+        <w:r>
+          <w:rPr>
+            <w:lang w:val="zh_TW" w:bidi="zh_TW"/>
+          </w:rPr>
+          <w:rPr>
+            <w:color w:val="0000EE"/>
+            <w:u w:val="single"/>
+          </w:rPr>
+          <w:t>三章9至11節</w:t>
+        </w:r>
+      </w:hyperlink>
+      <w:r>
+        <w:rPr>
+          <w:lang w:val="zh_TW" w:bidi="zh_TW"/>
+        </w:rPr>
+        <w:t>中提到的問題（另見</w:t>
+      </w:r>
+      <w:hyperlink r:id="rId44">
+        <w:r>
+          <w:rPr>
+            <w:lang w:val="zh_TW" w:bidi="zh_TW"/>
+          </w:rPr>
+          <w:rPr>
+            <w:color w:val="0000EE"/>
+            <w:u w:val="single"/>
+          </w:rPr>
+          <w:t>提前1:10</w:t>
+        </w:r>
+      </w:hyperlink>
+      <w:r>
+        <w:rPr>
+          <w:lang w:val="zh_TW" w:bidi="zh_TW"/>
+        </w:rPr>
+        <w:t>），保羅在</w:t>
+      </w:r>
       <w:hyperlink r:id="rId45">
-        <w:r>
-          <w:rPr>
-            <w:lang w:val="zh_TW" w:bidi="zh_TW"/>
-          </w:rPr>
-          <w:rPr>
-            <w:color w:val="0000EE"/>
-            <w:u w:val="single"/>
-          </w:rPr>
-          <w:t>三章9至11節</w:t>
-        </w:r>
-      </w:hyperlink>
-      <w:r>
-        <w:rPr>
-          <w:lang w:val="zh_TW" w:bidi="zh_TW"/>
-        </w:rPr>
-        <w:t>中提到的問題（另見</w:t>
-      </w:r>
-      <w:hyperlink r:id="rId46">
-        <w:r>
-          <w:rPr>
-            <w:lang w:val="zh_TW" w:bidi="zh_TW"/>
-          </w:rPr>
-          <w:rPr>
-            <w:color w:val="0000EE"/>
-            <w:u w:val="single"/>
-          </w:rPr>
-          <w:t>提前1:10</w:t>
-        </w:r>
-      </w:hyperlink>
-      <w:r>
-        <w:rPr>
-          <w:lang w:val="zh_TW" w:bidi="zh_TW"/>
-        </w:rPr>
-        <w:t>），保羅在</w:t>
-      </w:r>
-      <w:hyperlink r:id="rId47">
         <w:r>
           <w:rPr>
             <w:lang w:val="zh_TW" w:bidi="zh_TW"/>
@@ -1686,43 +1643,43 @@
         </w:rPr>
         <w:t>提多也有類似的工作（比較</w:t>
       </w:r>
+      <w:hyperlink r:id="rId46">
+        <w:r>
+          <w:rPr>
+            <w:lang w:val="zh_TW" w:bidi="zh_TW"/>
+          </w:rPr>
+          <w:rPr>
+            <w:color w:val="0000EE"/>
+            <w:u w:val="single"/>
+          </w:rPr>
+          <w:t>多1:13</w:t>
+        </w:r>
+      </w:hyperlink>
+      <w:r>
+        <w:rPr>
+          <w:lang w:val="zh_TW" w:bidi="zh_TW"/>
+        </w:rPr>
+        <w:t>，</w:t>
+      </w:r>
+      <w:hyperlink r:id="rId47">
+        <w:r>
+          <w:rPr>
+            <w:lang w:val="zh_TW" w:bidi="zh_TW"/>
+          </w:rPr>
+          <w:rPr>
+            <w:color w:val="0000EE"/>
+            <w:u w:val="single"/>
+          </w:rPr>
+          <w:t>2:15</w:t>
+        </w:r>
+      </w:hyperlink>
+      <w:r>
+        <w:rPr>
+          <w:lang w:val="zh_TW" w:bidi="zh_TW"/>
+        </w:rPr>
+        <w:t>，</w:t>
+      </w:r>
       <w:hyperlink r:id="rId48">
-        <w:r>
-          <w:rPr>
-            <w:lang w:val="zh_TW" w:bidi="zh_TW"/>
-          </w:rPr>
-          <w:rPr>
-            <w:color w:val="0000EE"/>
-            <w:u w:val="single"/>
-          </w:rPr>
-          <w:t>多1:13</w:t>
-        </w:r>
-      </w:hyperlink>
-      <w:r>
-        <w:rPr>
-          <w:lang w:val="zh_TW" w:bidi="zh_TW"/>
-        </w:rPr>
-        <w:t>，</w:t>
-      </w:r>
-      <w:hyperlink r:id="rId49">
-        <w:r>
-          <w:rPr>
-            <w:lang w:val="zh_TW" w:bidi="zh_TW"/>
-          </w:rPr>
-          <w:rPr>
-            <w:color w:val="0000EE"/>
-            <w:u w:val="single"/>
-          </w:rPr>
-          <w:t>2:15</w:t>
-        </w:r>
-      </w:hyperlink>
-      <w:r>
-        <w:rPr>
-          <w:lang w:val="zh_TW" w:bidi="zh_TW"/>
-        </w:rPr>
-        <w:t>，</w:t>
-      </w:r>
-      <w:hyperlink r:id="rId50">
         <w:r>
           <w:rPr>
             <w:lang w:val="zh_TW" w:bidi="zh_TW"/>
@@ -1752,7 +1709,7 @@
           <w:lang w:val="zh_TW" w:bidi="zh_TW"/>
         </w:rPr>
       </w:r>
-      <w:hyperlink r:id="rId35">
+      <w:hyperlink r:id="rId33">
         <w:r>
           <w:rPr>
             <w:lang w:val="zh_TW" w:bidi="zh_TW"/>
@@ -1822,7 +1779,7 @@
         </w:rPr>
         <w:t>不服約束：</w:t>
       </w:r>
-      <w:hyperlink r:id="rId51">
+      <w:hyperlink r:id="rId49">
         <w:r>
           <w:rPr>
             <w:lang w:val="zh_TW" w:bidi="zh_TW"/>
@@ -1871,91 +1828,91 @@
         </w:rPr>
         <w:t>，和合本為：「那奉割禮的」）：可能指的是猶太基督徒。希臘詞並未指明他們是否要求外邦人受割禮。</w:t>
       </w:r>
+      <w:hyperlink r:id="rId50">
+        <w:r>
+          <w:rPr>
+            <w:lang w:val="zh_TW" w:bidi="zh_TW"/>
+          </w:rPr>
+          <w:rPr>
+            <w:color w:val="0000EE"/>
+            <w:u w:val="single"/>
+          </w:rPr>
+          <w:t>一章14至15節</w:t>
+        </w:r>
+      </w:hyperlink>
+      <w:r>
+        <w:rPr>
+          <w:lang w:val="zh_TW" w:bidi="zh_TW"/>
+        </w:rPr>
+        <w:t>和</w:t>
+      </w:r>
+      <w:hyperlink r:id="rId51">
+        <w:r>
+          <w:rPr>
+            <w:lang w:val="zh_TW" w:bidi="zh_TW"/>
+          </w:rPr>
+          <w:rPr>
+            <w:color w:val="0000EE"/>
+            <w:u w:val="single"/>
+          </w:rPr>
+          <w:t>三章9節</w:t>
+        </w:r>
+      </w:hyperlink>
+      <w:r>
+        <w:rPr>
+          <w:lang w:val="zh_TW" w:bidi="zh_TW"/>
+        </w:rPr>
+        <w:t>中提及了這種受猶太教影響的錯誤教導。</w:t>
+      </w:r>
+      <w:r>
+        <w:rPr>
+          <w:lang w:val="zh_TW" w:bidi="zh_TW"/>
+        </w:rPr>
+      </w:r>
+      <w:r>
+        <w:rPr>
+          <w:lang w:val="zh_TW" w:bidi="zh_TW"/>
+        </w:rPr>
+      </w:r>
+    </w:p>
+    <w:p>
+      <w:pPr/>
+      <w:r>
+        <w:rPr>
+          <w:lang w:val="zh_TW" w:bidi="zh_TW"/>
+        </w:rPr>
+      </w:r>
+    </w:p>
+    <w:p>
+      <w:pPr>
+        <w:pStyle w:val="Heading2"/>
+      </w:pPr>
+      <w:r>
+        <w:rPr>
+          <w:lang w:val="zh_TW" w:bidi="zh_TW"/>
+        </w:rPr>
+        <w:t>提多書 1:10–16</w:t>
+      </w:r>
+      <w:r>
+        <w:rPr>
+          <w:lang w:val="zh_TW" w:bidi="zh_TW"/>
+        </w:rPr>
+      </w:r>
+    </w:p>
+    <w:p>
+      <w:pPr/>
+      <w:r>
+        <w:rPr>
+          <w:lang w:val="zh_TW" w:bidi="zh_TW"/>
+        </w:rPr>
+      </w:r>
+      <w:r>
+        <w:rPr>
+          <w:lang w:val="zh_TW" w:bidi="zh_TW"/>
+        </w:rPr>
+        <w:t>在惹是生非的當地人中，提多需要堅定地領導，以清除這些基督徒群體中的腐敗，並使他們的信仰健康成長（</w:t>
+      </w:r>
       <w:hyperlink r:id="rId52">
-        <w:r>
-          <w:rPr>
-            <w:lang w:val="zh_TW" w:bidi="zh_TW"/>
-          </w:rPr>
-          <w:rPr>
-            <w:color w:val="0000EE"/>
-            <w:u w:val="single"/>
-          </w:rPr>
-          <w:t>一章14至15節</w:t>
-        </w:r>
-      </w:hyperlink>
-      <w:r>
-        <w:rPr>
-          <w:lang w:val="zh_TW" w:bidi="zh_TW"/>
-        </w:rPr>
-        <w:t>和</w:t>
-      </w:r>
-      <w:hyperlink r:id="rId53">
-        <w:r>
-          <w:rPr>
-            <w:lang w:val="zh_TW" w:bidi="zh_TW"/>
-          </w:rPr>
-          <w:rPr>
-            <w:color w:val="0000EE"/>
-            <w:u w:val="single"/>
-          </w:rPr>
-          <w:t>三章9節</w:t>
-        </w:r>
-      </w:hyperlink>
-      <w:r>
-        <w:rPr>
-          <w:lang w:val="zh_TW" w:bidi="zh_TW"/>
-        </w:rPr>
-        <w:t>中提及了這種受猶太教影響的錯誤教導。</w:t>
-      </w:r>
-      <w:r>
-        <w:rPr>
-          <w:lang w:val="zh_TW" w:bidi="zh_TW"/>
-        </w:rPr>
-      </w:r>
-      <w:r>
-        <w:rPr>
-          <w:lang w:val="zh_TW" w:bidi="zh_TW"/>
-        </w:rPr>
-      </w:r>
-    </w:p>
-    <w:p>
-      <w:pPr/>
-      <w:r>
-        <w:rPr>
-          <w:lang w:val="zh_TW" w:bidi="zh_TW"/>
-        </w:rPr>
-      </w:r>
-    </w:p>
-    <w:p>
-      <w:pPr>
-        <w:pStyle w:val="Heading2"/>
-      </w:pPr>
-      <w:r>
-        <w:rPr>
-          <w:lang w:val="zh_TW" w:bidi="zh_TW"/>
-        </w:rPr>
-        <w:t>提多書 1:10–16</w:t>
-      </w:r>
-      <w:r>
-        <w:rPr>
-          <w:lang w:val="zh_TW" w:bidi="zh_TW"/>
-        </w:rPr>
-      </w:r>
-    </w:p>
-    <w:p>
-      <w:pPr/>
-      <w:r>
-        <w:rPr>
-          <w:lang w:val="zh_TW" w:bidi="zh_TW"/>
-        </w:rPr>
-      </w:r>
-      <w:r>
-        <w:rPr>
-          <w:lang w:val="zh_TW" w:bidi="zh_TW"/>
-        </w:rPr>
-        <w:t>在惹是生非的當地人中，提多需要堅定地領導，以清除這些基督徒群體中的腐敗，並使他們的信仰健康成長（</w:t>
-      </w:r>
-      <w:hyperlink r:id="rId54">
         <w:r>
           <w:rPr>
             <w:lang w:val="zh_TW" w:bidi="zh_TW"/>
@@ -2025,37 +1982,37 @@
         </w:rPr>
         <w:t>全家：這也曾在以弗所發生（參</w:t>
       </w:r>
+      <w:hyperlink r:id="rId53">
+        <w:r>
+          <w:rPr>
+            <w:lang w:val="zh_TW" w:bidi="zh_TW"/>
+          </w:rPr>
+          <w:rPr>
+            <w:color w:val="0000EE"/>
+            <w:u w:val="single"/>
+          </w:rPr>
+          <w:t>提前4:3</w:t>
+        </w:r>
+      </w:hyperlink>
+      <w:r>
+        <w:rPr>
+          <w:lang w:val="zh_TW" w:bidi="zh_TW"/>
+        </w:rPr>
+        <w:t>；</w:t>
+      </w:r>
+      <w:hyperlink r:id="rId54">
+        <w:r>
+          <w:rPr>
+            <w:lang w:val="zh_TW" w:bidi="zh_TW"/>
+          </w:rPr>
+          <w:rPr>
+            <w:color w:val="0000EE"/>
+            <w:u w:val="single"/>
+          </w:rPr>
+          <w:t>提後2:18，</w:t>
+        </w:r>
+      </w:hyperlink>
       <w:hyperlink r:id="rId55">
-        <w:r>
-          <w:rPr>
-            <w:lang w:val="zh_TW" w:bidi="zh_TW"/>
-          </w:rPr>
-          <w:rPr>
-            <w:color w:val="0000EE"/>
-            <w:u w:val="single"/>
-          </w:rPr>
-          <w:t>提前4:3</w:t>
-        </w:r>
-      </w:hyperlink>
-      <w:r>
-        <w:rPr>
-          <w:lang w:val="zh_TW" w:bidi="zh_TW"/>
-        </w:rPr>
-        <w:t>；</w:t>
-      </w:r>
-      <w:hyperlink r:id="rId56">
-        <w:r>
-          <w:rPr>
-            <w:lang w:val="zh_TW" w:bidi="zh_TW"/>
-          </w:rPr>
-          <w:rPr>
-            <w:color w:val="0000EE"/>
-            <w:u w:val="single"/>
-          </w:rPr>
-          <w:t>提後2:18，</w:t>
-        </w:r>
-      </w:hyperlink>
-      <w:hyperlink r:id="rId57">
         <w:r>
           <w:rPr>
             <w:lang w:val="zh_TW" w:bidi="zh_TW"/>
@@ -2091,6 +2048,42 @@
         </w:rPr>
         <w:t>因貪不義之財：長老不應該有這種特質（</w:t>
       </w:r>
+      <w:hyperlink r:id="rId56">
+        <w:r>
+          <w:rPr>
+            <w:lang w:val="zh_TW" w:bidi="zh_TW"/>
+          </w:rPr>
+          <w:rPr>
+            <w:color w:val="0000EE"/>
+            <w:u w:val="single"/>
+          </w:rPr>
+          <w:t>多1:7</w:t>
+        </w:r>
+      </w:hyperlink>
+      <w:r>
+        <w:rPr>
+          <w:lang w:val="zh_TW" w:bidi="zh_TW"/>
+        </w:rPr>
+        <w:t>；另見</w:t>
+      </w:r>
+      <w:hyperlink r:id="rId57">
+        <w:r>
+          <w:rPr>
+            <w:lang w:val="zh_TW" w:bidi="zh_TW"/>
+          </w:rPr>
+          <w:rPr>
+            <w:color w:val="0000EE"/>
+            <w:u w:val="single"/>
+          </w:rPr>
+          <w:t>提前6:5–10</w:t>
+        </w:r>
+      </w:hyperlink>
+      <w:r>
+        <w:rPr>
+          <w:lang w:val="zh_TW" w:bidi="zh_TW"/>
+        </w:rPr>
+        <w:t>；</w:t>
+      </w:r>
       <w:hyperlink r:id="rId58">
         <w:r>
           <w:rPr>
@@ -2100,52 +2093,16 @@
             <w:color w:val="0000EE"/>
             <w:u w:val="single"/>
           </w:rPr>
-          <w:t>多1:7</w:t>
-        </w:r>
-      </w:hyperlink>
-      <w:r>
-        <w:rPr>
-          <w:lang w:val="zh_TW" w:bidi="zh_TW"/>
-        </w:rPr>
-        <w:t>；另見</w:t>
+          <w:t>林後2:17</w:t>
+        </w:r>
+      </w:hyperlink>
+      <w:r>
+        <w:rPr>
+          <w:lang w:val="zh_TW" w:bidi="zh_TW"/>
+        </w:rPr>
+        <w:t>；</w:t>
       </w:r>
       <w:hyperlink r:id="rId59">
-        <w:r>
-          <w:rPr>
-            <w:lang w:val="zh_TW" w:bidi="zh_TW"/>
-          </w:rPr>
-          <w:rPr>
-            <w:color w:val="0000EE"/>
-            <w:u w:val="single"/>
-          </w:rPr>
-          <w:t>提前6:5–10</w:t>
-        </w:r>
-      </w:hyperlink>
-      <w:r>
-        <w:rPr>
-          <w:lang w:val="zh_TW" w:bidi="zh_TW"/>
-        </w:rPr>
-        <w:t>；</w:t>
-      </w:r>
-      <w:hyperlink r:id="rId60">
-        <w:r>
-          <w:rPr>
-            <w:lang w:val="zh_TW" w:bidi="zh_TW"/>
-          </w:rPr>
-          <w:rPr>
-            <w:color w:val="0000EE"/>
-            <w:u w:val="single"/>
-          </w:rPr>
-          <w:t>林後2:17</w:t>
-        </w:r>
-      </w:hyperlink>
-      <w:r>
-        <w:rPr>
-          <w:lang w:val="zh_TW" w:bidi="zh_TW"/>
-        </w:rPr>
-        <w:t>；</w:t>
-      </w:r>
-      <w:hyperlink r:id="rId61">
         <w:r>
           <w:rPr>
             <w:lang w:val="zh_TW" w:bidi="zh_TW"/>
@@ -2257,7 +2214,7 @@
         </w:rPr>
         <w:t>說謊話：這項指控是針對克里特人聲稱宙斯的墳墓在該島上的說法。根據克里特神話，宙斯神曾經是個凡人，生活在克里特，也死於克里特。據稱他的墳墓就在那裡。宙斯透過他對人類的庇護（即禮物和利益）而獲得神的身份。一些希臘道德家反對這個傳說，並將此傳說歸類為謊言。這是來自亞歷山大在公元前200年的引言：「克里特人總是說謊。哦主啊，克里特人為你建造了一座墳墓；但你不會死，因為你是永恆的。」克里特的一位先知（埃庇米尼得斯）也有同樣的看法。保羅引用了他的良知之聲（</w:t>
       </w:r>
-      <w:hyperlink r:id="rId48">
+      <w:hyperlink r:id="rId46">
         <w:r>
           <w:rPr>
             <w:lang w:val="zh_TW" w:bidi="zh_TW"/>
@@ -2275,7 +2232,7 @@
         </w:rPr>
         <w:t>；見</w:t>
       </w:r>
-      <w:hyperlink r:id="rId62">
+      <w:hyperlink r:id="rId60">
         <w:r>
           <w:rPr>
             <w:lang w:val="zh_TW" w:bidi="zh_TW"/>
@@ -2293,7 +2250,7 @@
         </w:rPr>
         <w:t>）亦表贊同，因為那位無謊言的神（</w:t>
       </w:r>
-      <w:hyperlink r:id="rId63">
+      <w:hyperlink r:id="rId61">
         <w:r>
           <w:rPr>
             <w:lang w:val="zh_TW" w:bidi="zh_TW"/>
@@ -2329,7 +2286,7 @@
         </w:rPr>
         <w:t>說謊話……惡獸……又饞又懶：據信克里特人的不道德源於他們對宙斯的信仰。宗教謊言導致了道德腐敗。保羅後來通過提出與之相反的美德（正面的品格或行為）來與這些惡習抗衡（</w:t>
       </w:r>
-      <w:hyperlink r:id="rId64">
+      <w:hyperlink r:id="rId62">
         <w:r>
           <w:rPr>
             <w:lang w:val="zh_TW" w:bidi="zh_TW"/>
@@ -2347,7 +2304,7 @@
         </w:rPr>
         <w:t>）。他敦促克里特人達成在人類社會中受到讚揚但在克里特卻嚴重缺乏的道德理想，正如他們自己的先知所哀嘆的那樣。他們只有藉由耶穌基督的福音才能達成這些理想（</w:t>
       </w:r>
-      <w:hyperlink r:id="rId15">
+      <w:hyperlink r:id="rId13">
         <w:r>
           <w:rPr>
             <w:lang w:val="zh_TW" w:bidi="zh_TW"/>
@@ -2383,7 +2340,7 @@
         </w:rPr>
         <w:t>又饞又懶：克里特人為了一點錢，會無所不作，他們以此出名。他們廣為人知的是作為雇傭兵和過度消費。據說他們對自己的貪婪毫不羞愧（見</w:t>
       </w:r>
-      <w:hyperlink r:id="rId65">
+      <w:hyperlink r:id="rId63">
         <w:r>
           <w:rPr>
             <w:lang w:val="zh_TW" w:bidi="zh_TW"/>
@@ -2501,7 +2458,7 @@
         </w:rPr>
         <w:t>在此，在真道上純全無疵（堅定）被定義為拒絕錯誤的教導（參</w:t>
       </w:r>
-      <w:hyperlink r:id="rId66">
+      <w:hyperlink r:id="rId64">
         <w:r>
           <w:rPr>
             <w:lang w:val="zh_TW" w:bidi="zh_TW"/>
@@ -2571,7 +2528,7 @@
         </w:rPr>
         <w:t>猶太人荒渺的言語：見</w:t>
       </w:r>
-      <w:hyperlink r:id="rId53">
+      <w:hyperlink r:id="rId51">
         <w:r>
           <w:rPr>
             <w:lang w:val="zh_TW" w:bidi="zh_TW"/>
@@ -2589,7 +2546,7 @@
         </w:rPr>
         <w:t>，</w:t>
       </w:r>
-      <w:hyperlink r:id="rId40">
+      <w:hyperlink r:id="rId38">
         <w:r>
           <w:rPr>
             <w:lang w:val="zh_TW" w:bidi="zh_TW"/>
@@ -2607,7 +2564,7 @@
         </w:rPr>
         <w:t>，</w:t>
       </w:r>
-      <w:hyperlink r:id="rId67">
+      <w:hyperlink r:id="rId65">
         <w:r>
           <w:rPr>
             <w:lang w:val="zh_TW" w:bidi="zh_TW"/>
@@ -2625,7 +2582,7 @@
         </w:rPr>
         <w:t>；</w:t>
       </w:r>
-      <w:hyperlink r:id="rId68">
+      <w:hyperlink r:id="rId66">
         <w:r>
           <w:rPr>
             <w:lang w:val="zh_TW" w:bidi="zh_TW"/>
@@ -2661,6 +2618,138 @@
         </w:rPr>
         <w:t>離棄真道：這是背道，而不僅僅是不信。背道是指某人放棄或拒絕他們原本所信的信仰。見</w:t>
       </w:r>
+      <w:hyperlink r:id="rId67">
+        <w:r>
+          <w:rPr>
+            <w:lang w:val="zh_TW" w:bidi="zh_TW"/>
+          </w:rPr>
+          <w:rPr>
+            <w:color w:val="0000EE"/>
+            <w:u w:val="single"/>
+          </w:rPr>
+          <w:t>提摩太前書1:6–7</w:t>
+        </w:r>
+      </w:hyperlink>
+      <w:r>
+        <w:rPr>
+          <w:lang w:val="zh_TW" w:bidi="zh_TW"/>
+        </w:rPr>
+        <w:t>。</w:t>
+      </w:r>
+      <w:r>
+        <w:rPr>
+          <w:lang w:val="zh_TW" w:bidi="zh_TW"/>
+        </w:rPr>
+      </w:r>
+      <w:r>
+        <w:rPr>
+          <w:lang w:val="zh_TW" w:bidi="zh_TW"/>
+        </w:rPr>
+      </w:r>
+    </w:p>
+    <w:p>
+      <w:pPr/>
+      <w:r>
+        <w:rPr>
+          <w:lang w:val="zh_TW" w:bidi="zh_TW"/>
+        </w:rPr>
+      </w:r>
+    </w:p>
+    <w:p>
+      <w:pPr>
+        <w:pStyle w:val="Heading2"/>
+      </w:pPr>
+      <w:r>
+        <w:rPr>
+          <w:lang w:val="zh_TW" w:bidi="zh_TW"/>
+        </w:rPr>
+        <w:t>提多書 1:15</w:t>
+      </w:r>
+      <w:r>
+        <w:rPr>
+          <w:lang w:val="zh_TW" w:bidi="zh_TW"/>
+        </w:rPr>
+      </w:r>
+    </w:p>
+    <w:p>
+      <w:pPr/>
+      <w:r>
+        <w:rPr>
+          <w:lang w:val="zh_TW" w:bidi="zh_TW"/>
+        </w:rPr>
+      </w:r>
+      <w:r>
+        <w:rPr>
+          <w:lang w:val="zh_TW" w:bidi="zh_TW"/>
+        </w:rPr>
+        <w:t>參</w:t>
+      </w:r>
+      <w:hyperlink r:id="rId68">
+        <w:r>
+          <w:rPr>
+            <w:lang w:val="zh_TW" w:bidi="zh_TW"/>
+          </w:rPr>
+          <w:rPr>
+            <w:color w:val="0000EE"/>
+            <w:u w:val="single"/>
+          </w:rPr>
+          <w:t>提摩太前書4:3–5</w:t>
+        </w:r>
+      </w:hyperlink>
+      <w:r>
+        <w:rPr>
+          <w:lang w:val="zh_TW" w:bidi="zh_TW"/>
+        </w:rPr>
+        <w:t>。</w:t>
+      </w:r>
+      <w:r>
+        <w:rPr>
+          <w:lang w:val="zh_TW" w:bidi="zh_TW"/>
+        </w:rPr>
+      </w:r>
+      <w:r>
+        <w:rPr>
+          <w:lang w:val="zh_TW" w:bidi="zh_TW"/>
+        </w:rPr>
+      </w:r>
+    </w:p>
+    <w:p>
+      <w:pPr/>
+      <w:r>
+        <w:rPr>
+          <w:lang w:val="zh_TW" w:bidi="zh_TW"/>
+        </w:rPr>
+      </w:r>
+    </w:p>
+    <w:p>
+      <w:pPr>
+        <w:pStyle w:val="Heading2"/>
+      </w:pPr>
+      <w:r>
+        <w:rPr>
+          <w:lang w:val="zh_TW" w:bidi="zh_TW"/>
+        </w:rPr>
+        <w:t>提多書 1:15–16</w:t>
+      </w:r>
+      <w:r>
+        <w:rPr>
+          <w:lang w:val="zh_TW" w:bidi="zh_TW"/>
+        </w:rPr>
+      </w:r>
+    </w:p>
+    <w:p>
+      <w:pPr/>
+      <w:r>
+        <w:rPr>
+          <w:lang w:val="zh_TW" w:bidi="zh_TW"/>
+        </w:rPr>
+      </w:r>
+      <w:r>
+        <w:rPr>
+          <w:lang w:val="zh_TW" w:bidi="zh_TW"/>
+        </w:rPr>
+        <w:t>這兩節經文評述</w:t>
+      </w:r>
       <w:hyperlink r:id="rId69">
         <w:r>
           <w:rPr>
@@ -2670,138 +2759,6 @@
             <w:color w:val="0000EE"/>
             <w:u w:val="single"/>
           </w:rPr>
-          <w:t>提摩太前書1:6–7</w:t>
-        </w:r>
-      </w:hyperlink>
-      <w:r>
-        <w:rPr>
-          <w:lang w:val="zh_TW" w:bidi="zh_TW"/>
-        </w:rPr>
-        <w:t>。</w:t>
-      </w:r>
-      <w:r>
-        <w:rPr>
-          <w:lang w:val="zh_TW" w:bidi="zh_TW"/>
-        </w:rPr>
-      </w:r>
-      <w:r>
-        <w:rPr>
-          <w:lang w:val="zh_TW" w:bidi="zh_TW"/>
-        </w:rPr>
-      </w:r>
-    </w:p>
-    <w:p>
-      <w:pPr/>
-      <w:r>
-        <w:rPr>
-          <w:lang w:val="zh_TW" w:bidi="zh_TW"/>
-        </w:rPr>
-      </w:r>
-    </w:p>
-    <w:p>
-      <w:pPr>
-        <w:pStyle w:val="Heading2"/>
-      </w:pPr>
-      <w:r>
-        <w:rPr>
-          <w:lang w:val="zh_TW" w:bidi="zh_TW"/>
-        </w:rPr>
-        <w:t>提多書 1:15</w:t>
-      </w:r>
-      <w:r>
-        <w:rPr>
-          <w:lang w:val="zh_TW" w:bidi="zh_TW"/>
-        </w:rPr>
-      </w:r>
-    </w:p>
-    <w:p>
-      <w:pPr/>
-      <w:r>
-        <w:rPr>
-          <w:lang w:val="zh_TW" w:bidi="zh_TW"/>
-        </w:rPr>
-      </w:r>
-      <w:r>
-        <w:rPr>
-          <w:lang w:val="zh_TW" w:bidi="zh_TW"/>
-        </w:rPr>
-        <w:t>參</w:t>
-      </w:r>
-      <w:hyperlink r:id="rId70">
-        <w:r>
-          <w:rPr>
-            <w:lang w:val="zh_TW" w:bidi="zh_TW"/>
-          </w:rPr>
-          <w:rPr>
-            <w:color w:val="0000EE"/>
-            <w:u w:val="single"/>
-          </w:rPr>
-          <w:t>提摩太前書4:3–5</w:t>
-        </w:r>
-      </w:hyperlink>
-      <w:r>
-        <w:rPr>
-          <w:lang w:val="zh_TW" w:bidi="zh_TW"/>
-        </w:rPr>
-        <w:t>。</w:t>
-      </w:r>
-      <w:r>
-        <w:rPr>
-          <w:lang w:val="zh_TW" w:bidi="zh_TW"/>
-        </w:rPr>
-      </w:r>
-      <w:r>
-        <w:rPr>
-          <w:lang w:val="zh_TW" w:bidi="zh_TW"/>
-        </w:rPr>
-      </w:r>
-    </w:p>
-    <w:p>
-      <w:pPr/>
-      <w:r>
-        <w:rPr>
-          <w:lang w:val="zh_TW" w:bidi="zh_TW"/>
-        </w:rPr>
-      </w:r>
-    </w:p>
-    <w:p>
-      <w:pPr>
-        <w:pStyle w:val="Heading2"/>
-      </w:pPr>
-      <w:r>
-        <w:rPr>
-          <w:lang w:val="zh_TW" w:bidi="zh_TW"/>
-        </w:rPr>
-        <w:t>提多書 1:15–16</w:t>
-      </w:r>
-      <w:r>
-        <w:rPr>
-          <w:lang w:val="zh_TW" w:bidi="zh_TW"/>
-        </w:rPr>
-      </w:r>
-    </w:p>
-    <w:p>
-      <w:pPr/>
-      <w:r>
-        <w:rPr>
-          <w:lang w:val="zh_TW" w:bidi="zh_TW"/>
-        </w:rPr>
-      </w:r>
-      <w:r>
-        <w:rPr>
-          <w:lang w:val="zh_TW" w:bidi="zh_TW"/>
-        </w:rPr>
-        <w:t>這兩節經文評述</w:t>
-      </w:r>
-      <w:hyperlink r:id="rId71">
-        <w:r>
-          <w:rPr>
-            <w:lang w:val="zh_TW" w:bidi="zh_TW"/>
-          </w:rPr>
-          <w:rPr>
-            <w:color w:val="0000EE"/>
-            <w:u w:val="single"/>
-          </w:rPr>
           <w:t>一章14節</w:t>
         </w:r>
       </w:hyperlink>
@@ -2811,7 +2768,7 @@
         </w:rPr>
         <w:t>所提到的人及其命令，同時也過渡到對鼓勵行善教導的討論（</w:t>
       </w:r>
-      <w:hyperlink r:id="rId47">
+      <w:hyperlink r:id="rId45">
         <w:r>
           <w:rPr>
             <w:lang w:val="zh_TW" w:bidi="zh_TW"/>
@@ -2881,6 +2838,42 @@
         </w:rPr>
         <w:t>純全的教導和敬虔在提摩太前後書及提多書中總是緊密相連（見</w:t>
       </w:r>
+      <w:hyperlink r:id="rId70">
+        <w:r>
+          <w:rPr>
+            <w:lang w:val="zh_TW" w:bidi="zh_TW"/>
+          </w:rPr>
+          <w:rPr>
+            <w:color w:val="0000EE"/>
+            <w:u w:val="single"/>
+          </w:rPr>
+          <w:t>提前1:7–11</w:t>
+        </w:r>
+      </w:hyperlink>
+      <w:r>
+        <w:rPr>
+          <w:lang w:val="zh_TW" w:bidi="zh_TW"/>
+        </w:rPr>
+        <w:t>，</w:t>
+      </w:r>
+      <w:hyperlink r:id="rId71">
+        <w:r>
+          <w:rPr>
+            <w:lang w:val="zh_TW" w:bidi="zh_TW"/>
+          </w:rPr>
+          <w:rPr>
+            <w:color w:val="0000EE"/>
+            <w:u w:val="single"/>
+          </w:rPr>
+          <w:t>3:15–16</w:t>
+        </w:r>
+      </w:hyperlink>
+      <w:r>
+        <w:rPr>
+          <w:lang w:val="zh_TW" w:bidi="zh_TW"/>
+        </w:rPr>
+        <w:t>，</w:t>
+      </w:r>
       <w:hyperlink r:id="rId72">
         <w:r>
           <w:rPr>
@@ -2890,14 +2883,14 @@
             <w:color w:val="0000EE"/>
             <w:u w:val="single"/>
           </w:rPr>
-          <w:t>提前1:7–11</w:t>
-        </w:r>
-      </w:hyperlink>
-      <w:r>
-        <w:rPr>
-          <w:lang w:val="zh_TW" w:bidi="zh_TW"/>
-        </w:rPr>
-        <w:t>，</w:t>
+          <w:t>5:24–25</w:t>
+        </w:r>
+      </w:hyperlink>
+      <w:r>
+        <w:rPr>
+          <w:lang w:val="zh_TW" w:bidi="zh_TW"/>
+        </w:rPr>
+        <w:t>；</w:t>
       </w:r>
       <w:hyperlink r:id="rId73">
         <w:r>
@@ -2908,52 +2901,16 @@
             <w:color w:val="0000EE"/>
             <w:u w:val="single"/>
           </w:rPr>
-          <w:t>3:15–16</w:t>
-        </w:r>
-      </w:hyperlink>
-      <w:r>
-        <w:rPr>
-          <w:lang w:val="zh_TW" w:bidi="zh_TW"/>
-        </w:rPr>
-        <w:t>，</w:t>
+          <w:t>提後3:5</w:t>
+        </w:r>
+      </w:hyperlink>
+      <w:r>
+        <w:rPr>
+          <w:lang w:val="zh_TW" w:bidi="zh_TW"/>
+        </w:rPr>
+        <w:t>、</w:t>
       </w:r>
       <w:hyperlink r:id="rId74">
-        <w:r>
-          <w:rPr>
-            <w:lang w:val="zh_TW" w:bidi="zh_TW"/>
-          </w:rPr>
-          <w:rPr>
-            <w:color w:val="0000EE"/>
-            <w:u w:val="single"/>
-          </w:rPr>
-          <w:t>5:24–25</w:t>
-        </w:r>
-      </w:hyperlink>
-      <w:r>
-        <w:rPr>
-          <w:lang w:val="zh_TW" w:bidi="zh_TW"/>
-        </w:rPr>
-        <w:t>；</w:t>
-      </w:r>
-      <w:hyperlink r:id="rId75">
-        <w:r>
-          <w:rPr>
-            <w:lang w:val="zh_TW" w:bidi="zh_TW"/>
-          </w:rPr>
-          <w:rPr>
-            <w:color w:val="0000EE"/>
-            <w:u w:val="single"/>
-          </w:rPr>
-          <w:t>提後3:5</w:t>
-        </w:r>
-      </w:hyperlink>
-      <w:r>
-        <w:rPr>
-          <w:lang w:val="zh_TW" w:bidi="zh_TW"/>
-        </w:rPr>
-        <w:t>、</w:t>
-      </w:r>
-      <w:hyperlink r:id="rId76">
         <w:r>
           <w:rPr>
             <w:lang w:val="zh_TW" w:bidi="zh_TW"/>
@@ -2989,6 +2946,108 @@
         </w:rPr>
         <w:t>各樣善事：這與</w:t>
       </w:r>
+      <w:hyperlink r:id="rId75">
+        <w:r>
+          <w:rPr>
+            <w:lang w:val="zh_TW" w:bidi="zh_TW"/>
+          </w:rPr>
+          <w:rPr>
+            <w:color w:val="0000EE"/>
+            <w:u w:val="single"/>
+          </w:rPr>
+          <w:t>提多書三章1節</w:t>
+        </w:r>
+      </w:hyperlink>
+      <w:r>
+        <w:rPr>
+          <w:lang w:val="zh_TW" w:bidi="zh_TW"/>
+        </w:rPr>
+        <w:t>形成對比。</w:t>
+      </w:r>
+      <w:r>
+        <w:rPr>
+          <w:lang w:val="zh_TW" w:bidi="zh_TW"/>
+        </w:rPr>
+      </w:r>
+      <w:r>
+        <w:rPr>
+          <w:lang w:val="zh_TW" w:bidi="zh_TW"/>
+        </w:rPr>
+      </w:r>
+    </w:p>
+    <w:p>
+      <w:pPr/>
+      <w:r>
+        <w:rPr>
+          <w:lang w:val="zh_TW" w:bidi="zh_TW"/>
+        </w:rPr>
+      </w:r>
+    </w:p>
+    <w:p>
+      <w:pPr>
+        <w:pStyle w:val="Heading2"/>
+      </w:pPr>
+      <w:r>
+        <w:rPr>
+          <w:lang w:val="zh_TW" w:bidi="zh_TW"/>
+        </w:rPr>
+        <w:t>提多書 2:1–15</w:t>
+      </w:r>
+      <w:r>
+        <w:rPr>
+          <w:lang w:val="zh_TW" w:bidi="zh_TW"/>
+        </w:rPr>
+      </w:r>
+    </w:p>
+    <w:p>
+      <w:pPr/>
+      <w:r>
+        <w:rPr>
+          <w:lang w:val="zh_TW" w:bidi="zh_TW"/>
+        </w:rPr>
+      </w:r>
+      <w:r>
+        <w:rPr>
+          <w:lang w:val="zh_TW" w:bidi="zh_TW"/>
+        </w:rPr>
+        <w:t>由於假教師在「人的全家」中帶來問題，因此健全的教導尤為迫切（</w:t>
+      </w:r>
+      <w:hyperlink r:id="rId36">
+        <w:r>
+          <w:rPr>
+            <w:lang w:val="zh_TW" w:bidi="zh_TW"/>
+          </w:rPr>
+          <w:rPr>
+            <w:color w:val="0000EE"/>
+            <w:u w:val="single"/>
+          </w:rPr>
+          <w:t>1:11</w:t>
+        </w:r>
+      </w:hyperlink>
+      <w:r>
+        <w:rPr>
+          <w:lang w:val="zh_TW" w:bidi="zh_TW"/>
+        </w:rPr>
+        <w:t>）。在</w:t>
+      </w:r>
+      <w:hyperlink r:id="rId76">
+        <w:r>
+          <w:rPr>
+            <w:lang w:val="zh_TW" w:bidi="zh_TW"/>
+          </w:rPr>
+          <w:rPr>
+            <w:color w:val="0000EE"/>
+            <w:u w:val="single"/>
+          </w:rPr>
+          <w:t>二章1至10節</w:t>
+        </w:r>
+      </w:hyperlink>
+      <w:r>
+        <w:rPr>
+          <w:lang w:val="zh_TW" w:bidi="zh_TW"/>
+        </w:rPr>
+        <w:t>中，保羅提及信仰家庭中的不同群體，表達了他對教會公開見證的關注（</w:t>
+      </w:r>
       <w:hyperlink r:id="rId77">
         <w:r>
           <w:rPr>
@@ -2998,14 +3057,104 @@
             <w:color w:val="0000EE"/>
             <w:u w:val="single"/>
           </w:rPr>
-          <w:t>提多書三章1節</w:t>
-        </w:r>
-      </w:hyperlink>
-      <w:r>
-        <w:rPr>
-          <w:lang w:val="zh_TW" w:bidi="zh_TW"/>
-        </w:rPr>
-        <w:t>形成對比。</w:t>
+          <w:t>2:5</w:t>
+        </w:r>
+      </w:hyperlink>
+      <w:r>
+        <w:rPr>
+          <w:lang w:val="zh_TW" w:bidi="zh_TW"/>
+        </w:rPr>
+        <w:t>、</w:t>
+      </w:r>
+      <w:hyperlink r:id="rId78">
+        <w:r>
+          <w:rPr>
+            <w:lang w:val="zh_TW" w:bidi="zh_TW"/>
+          </w:rPr>
+          <w:rPr>
+            <w:color w:val="0000EE"/>
+            <w:u w:val="single"/>
+          </w:rPr>
+          <w:t>8</w:t>
+        </w:r>
+      </w:hyperlink>
+      <w:r>
+        <w:rPr>
+          <w:lang w:val="zh_TW" w:bidi="zh_TW"/>
+        </w:rPr>
+        <w:t>、</w:t>
+      </w:r>
+      <w:hyperlink r:id="rId25">
+        <w:r>
+          <w:rPr>
+            <w:lang w:val="zh_TW" w:bidi="zh_TW"/>
+          </w:rPr>
+          <w:rPr>
+            <w:color w:val="0000EE"/>
+            <w:u w:val="single"/>
+          </w:rPr>
+          <w:t>10</w:t>
+        </w:r>
+      </w:hyperlink>
+      <w:r>
+        <w:rPr>
+          <w:lang w:val="zh_TW" w:bidi="zh_TW"/>
+        </w:rPr>
+        <w:t>；另見</w:t>
+      </w:r>
+      <w:hyperlink r:id="rId79">
+        <w:r>
+          <w:rPr>
+            <w:lang w:val="zh_TW" w:bidi="zh_TW"/>
+          </w:rPr>
+          <w:rPr>
+            <w:color w:val="0000EE"/>
+            <w:u w:val="single"/>
+          </w:rPr>
+          <w:t>提前5:1–6:2</w:t>
+        </w:r>
+      </w:hyperlink>
+      <w:r>
+        <w:rPr>
+          <w:lang w:val="zh_TW" w:bidi="zh_TW"/>
+        </w:rPr>
+        <w:t>）。隨後，保羅詳細說明了基督的來臨（</w:t>
+      </w:r>
+      <w:hyperlink r:id="rId13">
+        <w:r>
+          <w:rPr>
+            <w:lang w:val="zh_TW" w:bidi="zh_TW"/>
+          </w:rPr>
+          <w:rPr>
+            <w:color w:val="0000EE"/>
+            <w:u w:val="single"/>
+          </w:rPr>
+          <w:t>多2:11–14</w:t>
+        </w:r>
+      </w:hyperlink>
+      <w:r>
+        <w:rPr>
+          <w:lang w:val="zh_TW" w:bidi="zh_TW"/>
+        </w:rPr>
+        <w:t>），並給了提多直接的指示（</w:t>
+      </w:r>
+      <w:hyperlink r:id="rId47">
+        <w:r>
+          <w:rPr>
+            <w:lang w:val="zh_TW" w:bidi="zh_TW"/>
+          </w:rPr>
+          <w:rPr>
+            <w:color w:val="0000EE"/>
+            <w:u w:val="single"/>
+          </w:rPr>
+          <w:t>2:15</w:t>
+        </w:r>
+      </w:hyperlink>
+      <w:r>
+        <w:rPr>
+          <w:lang w:val="zh_TW" w:bidi="zh_TW"/>
+        </w:rPr>
+        <w:t>）。</w:t>
       </w:r>
       <w:r>
         <w:rPr>
@@ -3034,7 +3183,7 @@
         <w:rPr>
           <w:lang w:val="zh_TW" w:bidi="zh_TW"/>
         </w:rPr>
-        <w:t>提多書 2:1–15</w:t>
+        <w:t>提多書 2:9–10</w:t>
       </w:r>
       <w:r>
         <w:rPr>
@@ -3053,213 +3202,21 @@
         <w:rPr>
           <w:lang w:val="zh_TW" w:bidi="zh_TW"/>
         </w:rPr>
-        <w:t>由於假教師在「人的全家」中帶來問題，因此健全的教導尤為迫切（</w:t>
-      </w:r>
-      <w:hyperlink r:id="rId38">
-        <w:r>
-          <w:rPr>
-            <w:lang w:val="zh_TW" w:bidi="zh_TW"/>
-          </w:rPr>
-          <w:rPr>
-            <w:color w:val="0000EE"/>
-            <w:u w:val="single"/>
-          </w:rPr>
-          <w:t>1:11</w:t>
-        </w:r>
-      </w:hyperlink>
-      <w:r>
-        <w:rPr>
-          <w:lang w:val="zh_TW" w:bidi="zh_TW"/>
-        </w:rPr>
-        <w:t>）。在</w:t>
-      </w:r>
-      <w:hyperlink r:id="rId78">
-        <w:r>
-          <w:rPr>
-            <w:lang w:val="zh_TW" w:bidi="zh_TW"/>
-          </w:rPr>
-          <w:rPr>
-            <w:color w:val="0000EE"/>
-            <w:u w:val="single"/>
-          </w:rPr>
-          <w:t>二章1至10節</w:t>
-        </w:r>
-      </w:hyperlink>
-      <w:r>
-        <w:rPr>
-          <w:lang w:val="zh_TW" w:bidi="zh_TW"/>
-        </w:rPr>
-        <w:t>中，保羅提及信仰家庭中的不同群體，表達了他對教會公開見證的關注（</w:t>
-      </w:r>
-      <w:hyperlink r:id="rId79">
-        <w:r>
-          <w:rPr>
-            <w:lang w:val="zh_TW" w:bidi="zh_TW"/>
-          </w:rPr>
-          <w:rPr>
-            <w:color w:val="0000EE"/>
-            <w:u w:val="single"/>
-          </w:rPr>
-          <w:t>2:5</w:t>
-        </w:r>
-      </w:hyperlink>
-      <w:r>
-        <w:rPr>
-          <w:lang w:val="zh_TW" w:bidi="zh_TW"/>
-        </w:rPr>
-        <w:t>、</w:t>
+        <w:t>這些勸告的目的是「尊榮神的道」。</w:t>
+      </w:r>
+      <w:r>
+        <w:rPr>
+          <w:lang w:val="zh_TW" w:bidi="zh_TW"/>
+        </w:rPr>
+        <w:t>庇哩亞聖經（Berean Standard Bible）</w:t>
+      </w:r>
+      <w:r>
+        <w:rPr>
+          <w:lang w:val="zh_TW" w:bidi="zh_TW"/>
+        </w:rPr>
+        <w:t>這樣翻譯：「神的教導變得吸引人（...adorn the teaching about God...）」（見</w:t>
       </w:r>
       <w:hyperlink r:id="rId80">
-        <w:r>
-          <w:rPr>
-            <w:lang w:val="zh_TW" w:bidi="zh_TW"/>
-          </w:rPr>
-          <w:rPr>
-            <w:color w:val="0000EE"/>
-            <w:u w:val="single"/>
-          </w:rPr>
-          <w:t>8</w:t>
-        </w:r>
-      </w:hyperlink>
-      <w:r>
-        <w:rPr>
-          <w:lang w:val="zh_TW" w:bidi="zh_TW"/>
-        </w:rPr>
-        <w:t>、</w:t>
-      </w:r>
-      <w:hyperlink r:id="rId27">
-        <w:r>
-          <w:rPr>
-            <w:lang w:val="zh_TW" w:bidi="zh_TW"/>
-          </w:rPr>
-          <w:rPr>
-            <w:color w:val="0000EE"/>
-            <w:u w:val="single"/>
-          </w:rPr>
-          <w:t>10</w:t>
-        </w:r>
-      </w:hyperlink>
-      <w:r>
-        <w:rPr>
-          <w:lang w:val="zh_TW" w:bidi="zh_TW"/>
-        </w:rPr>
-        <w:t>；另見</w:t>
-      </w:r>
-      <w:hyperlink r:id="rId81">
-        <w:r>
-          <w:rPr>
-            <w:lang w:val="zh_TW" w:bidi="zh_TW"/>
-          </w:rPr>
-          <w:rPr>
-            <w:color w:val="0000EE"/>
-            <w:u w:val="single"/>
-          </w:rPr>
-          <w:t>提前5:1–6:2</w:t>
-        </w:r>
-      </w:hyperlink>
-      <w:r>
-        <w:rPr>
-          <w:lang w:val="zh_TW" w:bidi="zh_TW"/>
-        </w:rPr>
-        <w:t>）。隨後，保羅詳細說明了基督的來臨（</w:t>
-      </w:r>
-      <w:hyperlink r:id="rId15">
-        <w:r>
-          <w:rPr>
-            <w:lang w:val="zh_TW" w:bidi="zh_TW"/>
-          </w:rPr>
-          <w:rPr>
-            <w:color w:val="0000EE"/>
-            <w:u w:val="single"/>
-          </w:rPr>
-          <w:t>多2:11–14</w:t>
-        </w:r>
-      </w:hyperlink>
-      <w:r>
-        <w:rPr>
-          <w:lang w:val="zh_TW" w:bidi="zh_TW"/>
-        </w:rPr>
-        <w:t>），並給了提多直接的指示（</w:t>
-      </w:r>
-      <w:hyperlink r:id="rId49">
-        <w:r>
-          <w:rPr>
-            <w:lang w:val="zh_TW" w:bidi="zh_TW"/>
-          </w:rPr>
-          <w:rPr>
-            <w:color w:val="0000EE"/>
-            <w:u w:val="single"/>
-          </w:rPr>
-          <w:t>2:15</w:t>
-        </w:r>
-      </w:hyperlink>
-      <w:r>
-        <w:rPr>
-          <w:lang w:val="zh_TW" w:bidi="zh_TW"/>
-        </w:rPr>
-        <w:t>）。</w:t>
-      </w:r>
-      <w:r>
-        <w:rPr>
-          <w:lang w:val="zh_TW" w:bidi="zh_TW"/>
-        </w:rPr>
-      </w:r>
-      <w:r>
-        <w:rPr>
-          <w:lang w:val="zh_TW" w:bidi="zh_TW"/>
-        </w:rPr>
-      </w:r>
-    </w:p>
-    <w:p>
-      <w:pPr/>
-      <w:r>
-        <w:rPr>
-          <w:lang w:val="zh_TW" w:bidi="zh_TW"/>
-        </w:rPr>
-      </w:r>
-    </w:p>
-    <w:p>
-      <w:pPr>
-        <w:pStyle w:val="Heading2"/>
-      </w:pPr>
-      <w:r>
-        <w:rPr>
-          <w:lang w:val="zh_TW" w:bidi="zh_TW"/>
-        </w:rPr>
-        <w:t>提多書 2:9–10</w:t>
-      </w:r>
-      <w:r>
-        <w:rPr>
-          <w:lang w:val="zh_TW" w:bidi="zh_TW"/>
-        </w:rPr>
-      </w:r>
-    </w:p>
-    <w:p>
-      <w:pPr/>
-      <w:r>
-        <w:rPr>
-          <w:lang w:val="zh_TW" w:bidi="zh_TW"/>
-        </w:rPr>
-      </w:r>
-      <w:r>
-        <w:rPr>
-          <w:lang w:val="zh_TW" w:bidi="zh_TW"/>
-        </w:rPr>
-        <w:t>這些勸告的目的是「尊榮神的道」。</w:t>
-      </w:r>
-      <w:r>
-        <w:rPr>
-          <w:lang w:val="zh_TW" w:bidi="zh_TW"/>
-        </w:rPr>
-        <w:t>庇哩亞聖經（Berean Standard Bible）</w:t>
-      </w:r>
-      <w:r>
-        <w:rPr>
-          <w:lang w:val="zh_TW" w:bidi="zh_TW"/>
-        </w:rPr>
-        <w:t>這樣翻譯：「神的教導變得吸引人（...adorn the teaching about God...）」（見</w:t>
-      </w:r>
-      <w:hyperlink r:id="rId82">
         <w:r>
           <w:rPr>
             <w:lang w:val="zh_TW" w:bidi="zh_TW"/>
@@ -3372,7 +3329,7 @@
         </w:rPr>
         <w:t>救眾人的恩典：保羅希望神的恩典能夠在克里特人中完全實現其旨意，並且透過如此，使他們參與到神的福音傳播救贖工作中（</w:t>
       </w:r>
-      <w:hyperlink r:id="rId64">
+      <w:hyperlink r:id="rId62">
         <w:r>
           <w:rPr>
             <w:lang w:val="zh_TW" w:bidi="zh_TW"/>
@@ -3390,109 +3347,109 @@
         </w:rPr>
         <w:t>；見</w:t>
       </w:r>
+      <w:hyperlink r:id="rId81">
+        <w:r>
+          <w:rPr>
+            <w:lang w:val="zh_TW" w:bidi="zh_TW"/>
+          </w:rPr>
+          <w:rPr>
+            <w:color w:val="0000EE"/>
+            <w:u w:val="single"/>
+          </w:rPr>
+          <w:t>提前2:1–7</w:t>
+        </w:r>
+      </w:hyperlink>
+      <w:r>
+        <w:rPr>
+          <w:lang w:val="zh_TW" w:bidi="zh_TW"/>
+        </w:rPr>
+        <w:t>，</w:t>
+      </w:r>
+      <w:hyperlink r:id="rId82">
+        <w:r>
+          <w:rPr>
+            <w:lang w:val="zh_TW" w:bidi="zh_TW"/>
+          </w:rPr>
+          <w:rPr>
+            <w:color w:val="0000EE"/>
+            <w:u w:val="single"/>
+          </w:rPr>
+          <w:t>4:10</w:t>
+        </w:r>
+      </w:hyperlink>
+      <w:r>
+        <w:rPr>
+          <w:lang w:val="zh_TW" w:bidi="zh_TW"/>
+        </w:rPr>
+        <w:t>）。</w:t>
+      </w:r>
+      <w:r>
+        <w:rPr>
+          <w:lang w:val="zh_TW" w:bidi="zh_TW"/>
+        </w:rPr>
+      </w:r>
+      <w:r>
+        <w:rPr>
+          <w:lang w:val="zh_TW" w:bidi="zh_TW"/>
+        </w:rPr>
+      </w:r>
+    </w:p>
+    <w:p>
+      <w:pPr/>
+      <w:r>
+        <w:rPr>
+          <w:lang w:val="zh_TW" w:bidi="zh_TW"/>
+        </w:rPr>
+      </w:r>
+    </w:p>
+    <w:p>
+      <w:pPr>
+        <w:pStyle w:val="Heading2"/>
+      </w:pPr>
+      <w:r>
+        <w:rPr>
+          <w:lang w:val="zh_TW" w:bidi="zh_TW"/>
+        </w:rPr>
+        <w:t>提多書 2:11–15</w:t>
+      </w:r>
+      <w:r>
+        <w:rPr>
+          <w:lang w:val="zh_TW" w:bidi="zh_TW"/>
+        </w:rPr>
+      </w:r>
+    </w:p>
+    <w:p>
+      <w:pPr/>
+      <w:r>
+        <w:rPr>
+          <w:lang w:val="zh_TW" w:bidi="zh_TW"/>
+        </w:rPr>
+      </w:r>
+      <w:r>
+        <w:rPr>
+          <w:lang w:val="zh_TW" w:bidi="zh_TW"/>
+        </w:rPr>
+        <w:t>因為：</w:t>
+      </w:r>
+      <w:hyperlink r:id="rId76">
+        <w:r>
+          <w:rPr>
+            <w:lang w:val="zh_TW" w:bidi="zh_TW"/>
+          </w:rPr>
+          <w:rPr>
+            <w:color w:val="0000EE"/>
+            <w:u w:val="single"/>
+          </w:rPr>
+          <w:t>二章1至10節</w:t>
+        </w:r>
+      </w:hyperlink>
+      <w:r>
+        <w:rPr>
+          <w:lang w:val="zh_TW" w:bidi="zh_TW"/>
+        </w:rPr>
+        <w:t>的命令是建立在基督過去的降臨和未來來臨的基礎上。神的恩典是教會行為的榜樣，就如同憑恩典而得救，使得美善生命成為可能，並且使人致力於行善（另見</w:t>
+      </w:r>
       <w:hyperlink r:id="rId83">
-        <w:r>
-          <w:rPr>
-            <w:lang w:val="zh_TW" w:bidi="zh_TW"/>
-          </w:rPr>
-          <w:rPr>
-            <w:color w:val="0000EE"/>
-            <w:u w:val="single"/>
-          </w:rPr>
-          <w:t>提前2:1–7</w:t>
-        </w:r>
-      </w:hyperlink>
-      <w:r>
-        <w:rPr>
-          <w:lang w:val="zh_TW" w:bidi="zh_TW"/>
-        </w:rPr>
-        <w:t>，</w:t>
-      </w:r>
-      <w:hyperlink r:id="rId84">
-        <w:r>
-          <w:rPr>
-            <w:lang w:val="zh_TW" w:bidi="zh_TW"/>
-          </w:rPr>
-          <w:rPr>
-            <w:color w:val="0000EE"/>
-            <w:u w:val="single"/>
-          </w:rPr>
-          <w:t>4:10</w:t>
-        </w:r>
-      </w:hyperlink>
-      <w:r>
-        <w:rPr>
-          <w:lang w:val="zh_TW" w:bidi="zh_TW"/>
-        </w:rPr>
-        <w:t>）。</w:t>
-      </w:r>
-      <w:r>
-        <w:rPr>
-          <w:lang w:val="zh_TW" w:bidi="zh_TW"/>
-        </w:rPr>
-      </w:r>
-      <w:r>
-        <w:rPr>
-          <w:lang w:val="zh_TW" w:bidi="zh_TW"/>
-        </w:rPr>
-      </w:r>
-    </w:p>
-    <w:p>
-      <w:pPr/>
-      <w:r>
-        <w:rPr>
-          <w:lang w:val="zh_TW" w:bidi="zh_TW"/>
-        </w:rPr>
-      </w:r>
-    </w:p>
-    <w:p>
-      <w:pPr>
-        <w:pStyle w:val="Heading2"/>
-      </w:pPr>
-      <w:r>
-        <w:rPr>
-          <w:lang w:val="zh_TW" w:bidi="zh_TW"/>
-        </w:rPr>
-        <w:t>提多書 2:11–15</w:t>
-      </w:r>
-      <w:r>
-        <w:rPr>
-          <w:lang w:val="zh_TW" w:bidi="zh_TW"/>
-        </w:rPr>
-      </w:r>
-    </w:p>
-    <w:p>
-      <w:pPr/>
-      <w:r>
-        <w:rPr>
-          <w:lang w:val="zh_TW" w:bidi="zh_TW"/>
-        </w:rPr>
-      </w:r>
-      <w:r>
-        <w:rPr>
-          <w:lang w:val="zh_TW" w:bidi="zh_TW"/>
-        </w:rPr>
-        <w:t>因為：</w:t>
-      </w:r>
-      <w:hyperlink r:id="rId78">
-        <w:r>
-          <w:rPr>
-            <w:lang w:val="zh_TW" w:bidi="zh_TW"/>
-          </w:rPr>
-          <w:rPr>
-            <w:color w:val="0000EE"/>
-            <w:u w:val="single"/>
-          </w:rPr>
-          <w:t>二章1至10節</w:t>
-        </w:r>
-      </w:hyperlink>
-      <w:r>
-        <w:rPr>
-          <w:lang w:val="zh_TW" w:bidi="zh_TW"/>
-        </w:rPr>
-        <w:t>的命令是建立在基督過去的降臨和未來來臨的基礎上。神的恩典是教會行為的榜樣，就如同憑恩典而得救，使得美善生命成為可能，並且使人致力於行善（另見</w:t>
-      </w:r>
-      <w:hyperlink r:id="rId85">
         <w:r>
           <w:rPr>
             <w:lang w:val="zh_TW" w:bidi="zh_TW"/>
@@ -3562,7 +3519,7 @@
         </w:rPr>
         <w:t>教訓（instructs）我們：這些教導的重點在於積極的美德：智慧、公義和對神的虔誠（devotion）。在希臘羅馬的著作中，這三種美德一般代表德行。這些美德對應在</w:t>
       </w:r>
-      <w:hyperlink r:id="rId37">
+      <w:hyperlink r:id="rId35">
         <w:r>
           <w:rPr>
             <w:lang w:val="zh_TW" w:bidi="zh_TW"/>
@@ -3580,7 +3537,7 @@
         </w:rPr>
         <w:t>中列出的克里特人的惡行（不道德的行為或特質），並徹底地轉化為基督徒的品格（見</w:t>
       </w:r>
-      <w:hyperlink r:id="rId28">
+      <w:hyperlink r:id="rId26">
         <w:r>
           <w:rPr>
             <w:lang w:val="zh_TW" w:bidi="zh_TW"/>
@@ -3686,7 +3643,7 @@
         </w:rPr>
         <w:t>顯現：這裡使用的希臘字，在提摩太前後書和提多書中特別重要（「顯現」或「出現」；另見</w:t>
       </w:r>
-      <w:hyperlink r:id="rId86">
+      <w:hyperlink r:id="rId84">
         <w:r>
           <w:rPr>
             <w:lang w:val="zh_TW" w:bidi="zh_TW"/>
@@ -3734,6 +3691,30 @@
         </w:rPr>
         <w:t>至大的神和救主：這是新約聖經中少數幾個明確稱耶穌基督為「神」的地方之一（另見</w:t>
       </w:r>
+      <w:hyperlink r:id="rId85">
+        <w:r>
+          <w:rPr>
+            <w:lang w:val="zh_TW" w:bidi="zh_TW"/>
+          </w:rPr>
+          <w:rPr>
+            <w:color w:val="0000EE"/>
+            <w:u w:val="single"/>
+          </w:rPr>
+          <w:t>約翰福音1:1，</w:t>
+        </w:r>
+      </w:hyperlink>
+      <w:hyperlink r:id="rId86">
+        <w:r>
+          <w:rPr>
+            <w:lang w:val="zh_TW" w:bidi="zh_TW"/>
+          </w:rPr>
+          <w:rPr>
+            <w:color w:val="0000EE"/>
+            <w:u w:val="single"/>
+          </w:rPr>
+          <w:t>20:28；</w:t>
+        </w:r>
+      </w:hyperlink>
       <w:hyperlink r:id="rId87">
         <w:r>
           <w:rPr>
@@ -3743,7 +3724,7 @@
             <w:color w:val="0000EE"/>
             <w:u w:val="single"/>
           </w:rPr>
-          <w:t>約翰福音1:1，</w:t>
+          <w:t>羅馬書9:5；</w:t>
         </w:r>
       </w:hyperlink>
       <w:hyperlink r:id="rId88">
@@ -3755,7 +3736,7 @@
             <w:color w:val="0000EE"/>
             <w:u w:val="single"/>
           </w:rPr>
-          <w:t>20:28；</w:t>
+          <w:t>希伯來書1:8；</w:t>
         </w:r>
       </w:hyperlink>
       <w:hyperlink r:id="rId89">
@@ -3767,40 +3748,16 @@
             <w:color w:val="0000EE"/>
             <w:u w:val="single"/>
           </w:rPr>
-          <w:t>羅馬書9:5；</w:t>
-        </w:r>
-      </w:hyperlink>
+          <w:t>彼得後書1:1</w:t>
+        </w:r>
+      </w:hyperlink>
+      <w:r>
+        <w:rPr>
+          <w:lang w:val="zh_TW" w:bidi="zh_TW"/>
+        </w:rPr>
+        <w:t>；可能還有</w:t>
+      </w:r>
       <w:hyperlink r:id="rId90">
-        <w:r>
-          <w:rPr>
-            <w:lang w:val="zh_TW" w:bidi="zh_TW"/>
-          </w:rPr>
-          <w:rPr>
-            <w:color w:val="0000EE"/>
-            <w:u w:val="single"/>
-          </w:rPr>
-          <w:t>希伯來書1:8；</w:t>
-        </w:r>
-      </w:hyperlink>
-      <w:hyperlink r:id="rId91">
-        <w:r>
-          <w:rPr>
-            <w:lang w:val="zh_TW" w:bidi="zh_TW"/>
-          </w:rPr>
-          <w:rPr>
-            <w:color w:val="0000EE"/>
-            <w:u w:val="single"/>
-          </w:rPr>
-          <w:t>彼得後書1:1</w:t>
-        </w:r>
-      </w:hyperlink>
-      <w:r>
-        <w:rPr>
-          <w:lang w:val="zh_TW" w:bidi="zh_TW"/>
-        </w:rPr>
-        <w:t>；可能還有</w:t>
-      </w:r>
-      <w:hyperlink r:id="rId92">
         <w:r>
           <w:rPr>
             <w:lang w:val="zh_TW" w:bidi="zh_TW"/>
@@ -3882,7 +3839,7 @@
         </w:rPr>
         <w:t>救恩塑造人渴望成為並有能力完成</w:t>
       </w:r>
-      <w:hyperlink r:id="rId39">
+      <w:hyperlink r:id="rId37">
         <w:r>
           <w:rPr>
             <w:lang w:val="zh_TW" w:bidi="zh_TW"/>
@@ -3918,7 +3875,7 @@
         </w:rPr>
         <w:t>祂捨了自己：另見</w:t>
       </w:r>
-      <w:hyperlink r:id="rId24">
+      <w:hyperlink r:id="rId22">
         <w:r>
           <w:rPr>
             <w:lang w:val="zh_TW" w:bidi="zh_TW"/>
@@ -3954,43 +3911,43 @@
         </w:rPr>
         <w:t>要贖我們：見</w:t>
       </w:r>
+      <w:hyperlink r:id="rId91">
+        <w:r>
+          <w:rPr>
+            <w:lang w:val="zh_TW" w:bidi="zh_TW"/>
+          </w:rPr>
+          <w:rPr>
+            <w:color w:val="0000EE"/>
+            <w:u w:val="single"/>
+          </w:rPr>
+          <w:t>加3:22</w:t>
+        </w:r>
+      </w:hyperlink>
+      <w:r>
+        <w:rPr>
+          <w:lang w:val="zh_TW" w:bidi="zh_TW"/>
+        </w:rPr>
+        <w:t>，</w:t>
+      </w:r>
+      <w:hyperlink r:id="rId92">
+        <w:r>
+          <w:rPr>
+            <w:lang w:val="zh_TW" w:bidi="zh_TW"/>
+          </w:rPr>
+          <w:rPr>
+            <w:color w:val="0000EE"/>
+            <w:u w:val="single"/>
+          </w:rPr>
+          <w:t>4:4–5</w:t>
+        </w:r>
+      </w:hyperlink>
+      <w:r>
+        <w:rPr>
+          <w:lang w:val="zh_TW" w:bidi="zh_TW"/>
+        </w:rPr>
+        <w:t>；參</w:t>
+      </w:r>
       <w:hyperlink r:id="rId93">
-        <w:r>
-          <w:rPr>
-            <w:lang w:val="zh_TW" w:bidi="zh_TW"/>
-          </w:rPr>
-          <w:rPr>
-            <w:color w:val="0000EE"/>
-            <w:u w:val="single"/>
-          </w:rPr>
-          <w:t>加3:22</w:t>
-        </w:r>
-      </w:hyperlink>
-      <w:r>
-        <w:rPr>
-          <w:lang w:val="zh_TW" w:bidi="zh_TW"/>
-        </w:rPr>
-        <w:t>，</w:t>
-      </w:r>
-      <w:hyperlink r:id="rId94">
-        <w:r>
-          <w:rPr>
-            <w:lang w:val="zh_TW" w:bidi="zh_TW"/>
-          </w:rPr>
-          <w:rPr>
-            <w:color w:val="0000EE"/>
-            <w:u w:val="single"/>
-          </w:rPr>
-          <w:t>4:4–5</w:t>
-        </w:r>
-      </w:hyperlink>
-      <w:r>
-        <w:rPr>
-          <w:lang w:val="zh_TW" w:bidi="zh_TW"/>
-        </w:rPr>
-        <w:t>；參</w:t>
-      </w:r>
-      <w:hyperlink r:id="rId95">
         <w:r>
           <w:rPr>
             <w:lang w:val="zh_TW" w:bidi="zh_TW"/>
@@ -4026,37 +3983,37 @@
         </w:rPr>
         <w:t>「特作自己的子民」這個短語讓人想起以色列民的形成（見</w:t>
       </w:r>
+      <w:hyperlink r:id="rId94">
+        <w:r>
+          <w:rPr>
+            <w:lang w:val="zh_TW" w:bidi="zh_TW"/>
+          </w:rPr>
+          <w:rPr>
+            <w:color w:val="0000EE"/>
+            <w:u w:val="single"/>
+          </w:rPr>
+          <w:t>出19:5；</w:t>
+        </w:r>
+      </w:hyperlink>
+      <w:hyperlink r:id="rId95">
+        <w:r>
+          <w:rPr>
+            <w:lang w:val="zh_TW" w:bidi="zh_TW"/>
+          </w:rPr>
+          <w:rPr>
+            <w:color w:val="0000EE"/>
+            <w:u w:val="single"/>
+          </w:rPr>
+          <w:t>申7:6</w:t>
+        </w:r>
+      </w:hyperlink>
+      <w:r>
+        <w:rPr>
+          <w:lang w:val="zh_TW" w:bidi="zh_TW"/>
+        </w:rPr>
+        <w:t>，</w:t>
+      </w:r>
       <w:hyperlink r:id="rId96">
-        <w:r>
-          <w:rPr>
-            <w:lang w:val="zh_TW" w:bidi="zh_TW"/>
-          </w:rPr>
-          <w:rPr>
-            <w:color w:val="0000EE"/>
-            <w:u w:val="single"/>
-          </w:rPr>
-          <w:t>出19:5；</w:t>
-        </w:r>
-      </w:hyperlink>
-      <w:hyperlink r:id="rId97">
-        <w:r>
-          <w:rPr>
-            <w:lang w:val="zh_TW" w:bidi="zh_TW"/>
-          </w:rPr>
-          <w:rPr>
-            <w:color w:val="0000EE"/>
-            <w:u w:val="single"/>
-          </w:rPr>
-          <w:t>申7:6</w:t>
-        </w:r>
-      </w:hyperlink>
-      <w:r>
-        <w:rPr>
-          <w:lang w:val="zh_TW" w:bidi="zh_TW"/>
-        </w:rPr>
-        <w:t>，</w:t>
-      </w:r>
-      <w:hyperlink r:id="rId98">
         <w:r>
           <w:rPr>
             <w:lang w:val="zh_TW" w:bidi="zh_TW"/>
@@ -4092,7 +4049,7 @@
         </w:rPr>
         <w:t>熱心為善（totally committed to doing good deeds 〔BSB〕，完全致力於行善；字面意思是為善行而火熱）：見</w:t>
       </w:r>
-      <w:hyperlink r:id="rId99">
+      <w:hyperlink r:id="rId97">
         <w:r>
           <w:rPr>
             <w:lang w:val="zh_TW" w:bidi="zh_TW"/>
@@ -4110,7 +4067,7 @@
         </w:rPr>
         <w:t>；</w:t>
       </w:r>
-      <w:hyperlink r:id="rId100">
+      <w:hyperlink r:id="rId98">
         <w:r>
           <w:rPr>
             <w:lang w:val="zh_TW" w:bidi="zh_TW"/>
@@ -4180,7 +4137,7 @@
         </w:rPr>
         <w:t>保羅可能在告訴信徒要與不守紀律的普通大眾清楚區分開來。又或那些麻煩製造者（</w:t>
       </w:r>
-      <w:hyperlink r:id="rId101">
+      <w:hyperlink r:id="rId99">
         <w:r>
           <w:rPr>
             <w:lang w:val="zh_TW" w:bidi="zh_TW"/>
@@ -4198,7 +4155,7 @@
         </w:rPr>
         <w:t>，</w:t>
       </w:r>
-      <w:hyperlink r:id="rId102">
+      <w:hyperlink r:id="rId100">
         <w:r>
           <w:rPr>
             <w:lang w:val="zh_TW" w:bidi="zh_TW"/>
@@ -4216,7 +4173,7 @@
         </w:rPr>
         <w:t>）可能因為他們的錯誤教導而採取了不當的行為（這很可能是</w:t>
       </w:r>
-      <w:hyperlink r:id="rId83">
+      <w:hyperlink r:id="rId81">
         <w:r>
           <w:rPr>
             <w:lang w:val="zh_TW" w:bidi="zh_TW"/>
@@ -4265,6 +4222,108 @@
         </w:rPr>
         <w:t>見</w:t>
       </w:r>
+      <w:hyperlink r:id="rId101">
+        <w:r>
+          <w:rPr>
+            <w:lang w:val="zh_TW" w:bidi="zh_TW"/>
+          </w:rPr>
+          <w:rPr>
+            <w:color w:val="0000EE"/>
+            <w:u w:val="single"/>
+          </w:rPr>
+          <w:t>提摩太前書二章2節</w:t>
+        </w:r>
+      </w:hyperlink>
+      <w:r>
+        <w:rPr>
+          <w:lang w:val="zh_TW" w:bidi="zh_TW"/>
+        </w:rPr>
+        <w:t>；</w:t>
+      </w:r>
+      <w:hyperlink r:id="rId102">
+        <w:r>
+          <w:rPr>
+            <w:lang w:val="zh_TW" w:bidi="zh_TW"/>
+          </w:rPr>
+          <w:rPr>
+            <w:color w:val="0000EE"/>
+            <w:u w:val="single"/>
+          </w:rPr>
+          <w:t>羅馬書十三章1至7節</w:t>
+        </w:r>
+      </w:hyperlink>
+      <w:r>
+        <w:rPr>
+          <w:lang w:val="zh_TW" w:bidi="zh_TW"/>
+        </w:rPr>
+        <w:t>。</w:t>
+      </w:r>
+      <w:r>
+        <w:rPr>
+          <w:lang w:val="zh_TW" w:bidi="zh_TW"/>
+        </w:rPr>
+      </w:r>
+      <w:r>
+        <w:rPr>
+          <w:lang w:val="zh_TW" w:bidi="zh_TW"/>
+        </w:rPr>
+      </w:r>
+    </w:p>
+    <w:p>
+      <w:pPr/>
+      <w:r>
+        <w:rPr>
+          <w:lang w:val="zh_TW" w:bidi="zh_TW"/>
+        </w:rPr>
+      </w:r>
+    </w:p>
+    <w:p>
+      <w:pPr>
+        <w:pStyle w:val="Heading2"/>
+      </w:pPr>
+      <w:r>
+        <w:rPr>
+          <w:lang w:val="zh_TW" w:bidi="zh_TW"/>
+        </w:rPr>
+        <w:t>提多書 3:1–11</w:t>
+      </w:r>
+      <w:r>
+        <w:rPr>
+          <w:lang w:val="zh_TW" w:bidi="zh_TW"/>
+        </w:rPr>
+      </w:r>
+    </w:p>
+    <w:p>
+      <w:pPr/>
+      <w:r>
+        <w:rPr>
+          <w:lang w:val="zh_TW" w:bidi="zh_TW"/>
+        </w:rPr>
+      </w:r>
+      <w:r>
+        <w:rPr>
+          <w:lang w:val="zh_TW" w:bidi="zh_TW"/>
+        </w:rPr>
+        <w:t>經文繼續強調全備的教導（</w:t>
+      </w:r>
+      <w:hyperlink r:id="rId64">
+        <w:r>
+          <w:rPr>
+            <w:lang w:val="zh_TW" w:bidi="zh_TW"/>
+          </w:rPr>
+          <w:rPr>
+            <w:color w:val="0000EE"/>
+            <w:u w:val="single"/>
+          </w:rPr>
+          <w:t>1:9</w:t>
+        </w:r>
+      </w:hyperlink>
+      <w:r>
+        <w:rPr>
+          <w:lang w:val="zh_TW" w:bidi="zh_TW"/>
+        </w:rPr>
+        <w:t>，</w:t>
+      </w:r>
       <w:hyperlink r:id="rId103">
         <w:r>
           <w:rPr>
@@ -4274,7 +4333,229 @@
             <w:color w:val="0000EE"/>
             <w:u w:val="single"/>
           </w:rPr>
-          <w:t>提摩太前書二章2節</w:t>
+          <w:t>2:1</w:t>
+        </w:r>
+      </w:hyperlink>
+      <w:r>
+        <w:rPr>
+          <w:lang w:val="zh_TW" w:bidi="zh_TW"/>
+        </w:rPr>
+        <w:t>）。現在保羅轉而關注基督教群體如何與整個社會相處（參見</w:t>
+      </w:r>
+      <w:hyperlink r:id="rId104">
+        <w:r>
+          <w:rPr>
+            <w:lang w:val="zh_TW" w:bidi="zh_TW"/>
+          </w:rPr>
+          <w:rPr>
+            <w:color w:val="0000EE"/>
+            <w:u w:val="single"/>
+          </w:rPr>
+          <w:t>提摩太前書2:2–4</w:t>
+        </w:r>
+      </w:hyperlink>
+      <w:r>
+        <w:rPr>
+          <w:lang w:val="zh_TW" w:bidi="zh_TW"/>
+        </w:rPr>
+        <w:t>）。如同在</w:t>
+      </w:r>
+      <w:hyperlink r:id="rId105">
+        <w:r>
+          <w:rPr>
+            <w:lang w:val="zh_TW" w:bidi="zh_TW"/>
+          </w:rPr>
+          <w:rPr>
+            <w:color w:val="0000EE"/>
+            <w:u w:val="single"/>
+          </w:rPr>
+          <w:t>提多書二章1至15節</w:t>
+        </w:r>
+      </w:hyperlink>
+      <w:r>
+        <w:rPr>
+          <w:lang w:val="zh_TW" w:bidi="zh_TW"/>
+        </w:rPr>
+        <w:t>中一樣，神對祂子民的指示（</w:t>
+      </w:r>
+      <w:hyperlink r:id="rId106">
+        <w:r>
+          <w:rPr>
+            <w:lang w:val="zh_TW" w:bidi="zh_TW"/>
+          </w:rPr>
+          <w:rPr>
+            <w:color w:val="0000EE"/>
+            <w:u w:val="single"/>
+          </w:rPr>
+          <w:t>3:1–2</w:t>
+        </w:r>
+      </w:hyperlink>
+      <w:r>
+        <w:rPr>
+          <w:lang w:val="zh_TW" w:bidi="zh_TW"/>
+        </w:rPr>
+        <w:t>）是基於祂與他們的互動（</w:t>
+      </w:r>
+      <w:hyperlink r:id="rId83">
+        <w:r>
+          <w:rPr>
+            <w:lang w:val="zh_TW" w:bidi="zh_TW"/>
+          </w:rPr>
+          <w:rPr>
+            <w:color w:val="0000EE"/>
+            <w:u w:val="single"/>
+          </w:rPr>
+          <w:t>3:3–7</w:t>
+        </w:r>
+      </w:hyperlink>
+      <w:r>
+        <w:rPr>
+          <w:lang w:val="zh_TW" w:bidi="zh_TW"/>
+        </w:rPr>
+        <w:t>；參</w:t>
+      </w:r>
+      <w:r>
+        <w:rPr>
+          <w:lang w:val="zh_TW" w:bidi="zh_TW"/>
+        </w:rPr>
+        <w:t>研讀註釋2:11–15</w:t>
+      </w:r>
+      <w:r>
+        <w:rPr>
+          <w:lang w:val="zh_TW" w:bidi="zh_TW"/>
+        </w:rPr>
+        <w:t>）。接著，保羅指示提多避免無意義的爭論，並持守有益的教導（</w:t>
+      </w:r>
+      <w:hyperlink r:id="rId107">
+        <w:r>
+          <w:rPr>
+            <w:lang w:val="zh_TW" w:bidi="zh_TW"/>
+          </w:rPr>
+          <w:rPr>
+            <w:color w:val="0000EE"/>
+            <w:u w:val="single"/>
+          </w:rPr>
+          <w:t>3:8–11</w:t>
+        </w:r>
+      </w:hyperlink>
+      <w:r>
+        <w:rPr>
+          <w:lang w:val="zh_TW" w:bidi="zh_TW"/>
+        </w:rPr>
+        <w:t>）。</w:t>
+      </w:r>
+      <w:r>
+        <w:rPr>
+          <w:lang w:val="zh_TW" w:bidi="zh_TW"/>
+        </w:rPr>
+      </w:r>
+      <w:r>
+        <w:rPr>
+          <w:lang w:val="zh_TW" w:bidi="zh_TW"/>
+        </w:rPr>
+      </w:r>
+    </w:p>
+    <w:p>
+      <w:pPr/>
+      <w:r>
+        <w:rPr>
+          <w:lang w:val="zh_TW" w:bidi="zh_TW"/>
+        </w:rPr>
+      </w:r>
+    </w:p>
+    <w:p>
+      <w:pPr>
+        <w:pStyle w:val="Heading2"/>
+      </w:pPr>
+      <w:r>
+        <w:rPr>
+          <w:lang w:val="zh_TW" w:bidi="zh_TW"/>
+        </w:rPr>
+        <w:t>提多書 3:3</w:t>
+      </w:r>
+      <w:r>
+        <w:rPr>
+          <w:lang w:val="zh_TW" w:bidi="zh_TW"/>
+        </w:rPr>
+      </w:r>
+    </w:p>
+    <w:p>
+      <w:pPr/>
+      <w:r>
+        <w:rPr>
+          <w:lang w:val="zh_TW" w:bidi="zh_TW"/>
+        </w:rPr>
+      </w:r>
+      <w:r>
+        <w:rPr>
+          <w:lang w:val="zh_TW" w:bidi="zh_TW"/>
+        </w:rPr>
+        <w:t>我們應當謙卑並尊重每個人（</w:t>
+      </w:r>
+      <w:hyperlink r:id="rId108">
+        <w:r>
+          <w:rPr>
+            <w:lang w:val="zh_TW" w:bidi="zh_TW"/>
+          </w:rPr>
+          <w:rPr>
+            <w:color w:val="0000EE"/>
+            <w:u w:val="single"/>
+          </w:rPr>
+          <w:t>3:2</w:t>
+        </w:r>
+      </w:hyperlink>
+      <w:r>
+        <w:rPr>
+          <w:lang w:val="zh_TW" w:bidi="zh_TW"/>
+        </w:rPr>
+        <w:t>），尤其是因為神的慈愛和憐憫也曾臨到我們過去的光景（</w:t>
+      </w:r>
+      <w:hyperlink r:id="rId27">
+        <w:r>
+          <w:rPr>
+            <w:lang w:val="zh_TW" w:bidi="zh_TW"/>
+          </w:rPr>
+          <w:rPr>
+            <w:color w:val="0000EE"/>
+            <w:u w:val="single"/>
+          </w:rPr>
+          <w:t>3:4</w:t>
+        </w:r>
+      </w:hyperlink>
+      <w:r>
+        <w:rPr>
+          <w:lang w:val="zh_TW" w:bidi="zh_TW"/>
+        </w:rPr>
+        <w:t>；見</w:t>
+      </w:r>
+      <w:hyperlink r:id="rId109">
+        <w:r>
+          <w:rPr>
+            <w:lang w:val="zh_TW" w:bidi="zh_TW"/>
+          </w:rPr>
+          <w:rPr>
+            <w:color w:val="0000EE"/>
+            <w:u w:val="single"/>
+          </w:rPr>
+          <w:t>弗2:1–4</w:t>
+        </w:r>
+      </w:hyperlink>
+      <w:r>
+        <w:rPr>
+          <w:lang w:val="zh_TW" w:bidi="zh_TW"/>
+        </w:rPr>
+        <w:t>，</w:t>
+      </w:r>
+      <w:hyperlink r:id="rId110">
+        <w:r>
+          <w:rPr>
+            <w:lang w:val="zh_TW" w:bidi="zh_TW"/>
+          </w:rPr>
+          <w:rPr>
+            <w:color w:val="0000EE"/>
+            <w:u w:val="single"/>
+          </w:rPr>
+          <w:t>5:8</w:t>
         </w:r>
       </w:hyperlink>
       <w:r>
@@ -4283,294 +4564,6 @@
         </w:rPr>
         <w:t>；</w:t>
       </w:r>
-      <w:hyperlink r:id="rId104">
-        <w:r>
-          <w:rPr>
-            <w:lang w:val="zh_TW" w:bidi="zh_TW"/>
-          </w:rPr>
-          <w:rPr>
-            <w:color w:val="0000EE"/>
-            <w:u w:val="single"/>
-          </w:rPr>
-          <w:t>羅馬書十三章1至7節</w:t>
-        </w:r>
-      </w:hyperlink>
-      <w:r>
-        <w:rPr>
-          <w:lang w:val="zh_TW" w:bidi="zh_TW"/>
-        </w:rPr>
-        <w:t>。</w:t>
-      </w:r>
-      <w:r>
-        <w:rPr>
-          <w:lang w:val="zh_TW" w:bidi="zh_TW"/>
-        </w:rPr>
-      </w:r>
-      <w:r>
-        <w:rPr>
-          <w:lang w:val="zh_TW" w:bidi="zh_TW"/>
-        </w:rPr>
-      </w:r>
-    </w:p>
-    <w:p>
-      <w:pPr/>
-      <w:r>
-        <w:rPr>
-          <w:lang w:val="zh_TW" w:bidi="zh_TW"/>
-        </w:rPr>
-      </w:r>
-    </w:p>
-    <w:p>
-      <w:pPr>
-        <w:pStyle w:val="Heading2"/>
-      </w:pPr>
-      <w:r>
-        <w:rPr>
-          <w:lang w:val="zh_TW" w:bidi="zh_TW"/>
-        </w:rPr>
-        <w:t>提多書 3:1–11</w:t>
-      </w:r>
-      <w:r>
-        <w:rPr>
-          <w:lang w:val="zh_TW" w:bidi="zh_TW"/>
-        </w:rPr>
-      </w:r>
-    </w:p>
-    <w:p>
-      <w:pPr/>
-      <w:r>
-        <w:rPr>
-          <w:lang w:val="zh_TW" w:bidi="zh_TW"/>
-        </w:rPr>
-      </w:r>
-      <w:r>
-        <w:rPr>
-          <w:lang w:val="zh_TW" w:bidi="zh_TW"/>
-        </w:rPr>
-        <w:t>經文繼續強調全備的教導（</w:t>
-      </w:r>
-      <w:hyperlink r:id="rId66">
-        <w:r>
-          <w:rPr>
-            <w:lang w:val="zh_TW" w:bidi="zh_TW"/>
-          </w:rPr>
-          <w:rPr>
-            <w:color w:val="0000EE"/>
-            <w:u w:val="single"/>
-          </w:rPr>
-          <w:t>1:9</w:t>
-        </w:r>
-      </w:hyperlink>
-      <w:r>
-        <w:rPr>
-          <w:lang w:val="zh_TW" w:bidi="zh_TW"/>
-        </w:rPr>
-        <w:t>，</w:t>
-      </w:r>
-      <w:hyperlink r:id="rId105">
-        <w:r>
-          <w:rPr>
-            <w:lang w:val="zh_TW" w:bidi="zh_TW"/>
-          </w:rPr>
-          <w:rPr>
-            <w:color w:val="0000EE"/>
-            <w:u w:val="single"/>
-          </w:rPr>
-          <w:t>2:1</w:t>
-        </w:r>
-      </w:hyperlink>
-      <w:r>
-        <w:rPr>
-          <w:lang w:val="zh_TW" w:bidi="zh_TW"/>
-        </w:rPr>
-        <w:t>）。現在保羅轉而關注基督教群體如何與整個社會相處（參見</w:t>
-      </w:r>
-      <w:hyperlink r:id="rId106">
-        <w:r>
-          <w:rPr>
-            <w:lang w:val="zh_TW" w:bidi="zh_TW"/>
-          </w:rPr>
-          <w:rPr>
-            <w:color w:val="0000EE"/>
-            <w:u w:val="single"/>
-          </w:rPr>
-          <w:t>提摩太前書2:2–4</w:t>
-        </w:r>
-      </w:hyperlink>
-      <w:r>
-        <w:rPr>
-          <w:lang w:val="zh_TW" w:bidi="zh_TW"/>
-        </w:rPr>
-        <w:t>）。如同在</w:t>
-      </w:r>
-      <w:hyperlink r:id="rId107">
-        <w:r>
-          <w:rPr>
-            <w:lang w:val="zh_TW" w:bidi="zh_TW"/>
-          </w:rPr>
-          <w:rPr>
-            <w:color w:val="0000EE"/>
-            <w:u w:val="single"/>
-          </w:rPr>
-          <w:t>提多書二章1至15節</w:t>
-        </w:r>
-      </w:hyperlink>
-      <w:r>
-        <w:rPr>
-          <w:lang w:val="zh_TW" w:bidi="zh_TW"/>
-        </w:rPr>
-        <w:t>中一樣，神對祂子民的指示（</w:t>
-      </w:r>
-      <w:hyperlink r:id="rId108">
-        <w:r>
-          <w:rPr>
-            <w:lang w:val="zh_TW" w:bidi="zh_TW"/>
-          </w:rPr>
-          <w:rPr>
-            <w:color w:val="0000EE"/>
-            <w:u w:val="single"/>
-          </w:rPr>
-          <w:t>3:1–2</w:t>
-        </w:r>
-      </w:hyperlink>
-      <w:r>
-        <w:rPr>
-          <w:lang w:val="zh_TW" w:bidi="zh_TW"/>
-        </w:rPr>
-        <w:t>）是基於祂與他們的互動（</w:t>
-      </w:r>
-      <w:hyperlink r:id="rId85">
-        <w:r>
-          <w:rPr>
-            <w:lang w:val="zh_TW" w:bidi="zh_TW"/>
-          </w:rPr>
-          <w:rPr>
-            <w:color w:val="0000EE"/>
-            <w:u w:val="single"/>
-          </w:rPr>
-          <w:t>3:3–7</w:t>
-        </w:r>
-      </w:hyperlink>
-      <w:r>
-        <w:rPr>
-          <w:lang w:val="zh_TW" w:bidi="zh_TW"/>
-        </w:rPr>
-        <w:t>；參</w:t>
-      </w:r>
-      <w:r>
-        <w:rPr>
-          <w:lang w:val="zh_TW" w:bidi="zh_TW"/>
-        </w:rPr>
-        <w:t>研讀註釋2:11–15</w:t>
-      </w:r>
-      <w:r>
-        <w:rPr>
-          <w:lang w:val="zh_TW" w:bidi="zh_TW"/>
-        </w:rPr>
-        <w:t>）。接著，保羅指示提多避免無意義的爭論，並持守有益的教導（</w:t>
-      </w:r>
-      <w:hyperlink r:id="rId109">
-        <w:r>
-          <w:rPr>
-            <w:lang w:val="zh_TW" w:bidi="zh_TW"/>
-          </w:rPr>
-          <w:rPr>
-            <w:color w:val="0000EE"/>
-            <w:u w:val="single"/>
-          </w:rPr>
-          <w:t>3:8–11</w:t>
-        </w:r>
-      </w:hyperlink>
-      <w:r>
-        <w:rPr>
-          <w:lang w:val="zh_TW" w:bidi="zh_TW"/>
-        </w:rPr>
-        <w:t>）。</w:t>
-      </w:r>
-      <w:r>
-        <w:rPr>
-          <w:lang w:val="zh_TW" w:bidi="zh_TW"/>
-        </w:rPr>
-      </w:r>
-      <w:r>
-        <w:rPr>
-          <w:lang w:val="zh_TW" w:bidi="zh_TW"/>
-        </w:rPr>
-      </w:r>
-    </w:p>
-    <w:p>
-      <w:pPr/>
-      <w:r>
-        <w:rPr>
-          <w:lang w:val="zh_TW" w:bidi="zh_TW"/>
-        </w:rPr>
-      </w:r>
-    </w:p>
-    <w:p>
-      <w:pPr>
-        <w:pStyle w:val="Heading2"/>
-      </w:pPr>
-      <w:r>
-        <w:rPr>
-          <w:lang w:val="zh_TW" w:bidi="zh_TW"/>
-        </w:rPr>
-        <w:t>提多書 3:3</w:t>
-      </w:r>
-      <w:r>
-        <w:rPr>
-          <w:lang w:val="zh_TW" w:bidi="zh_TW"/>
-        </w:rPr>
-      </w:r>
-    </w:p>
-    <w:p>
-      <w:pPr/>
-      <w:r>
-        <w:rPr>
-          <w:lang w:val="zh_TW" w:bidi="zh_TW"/>
-        </w:rPr>
-      </w:r>
-      <w:r>
-        <w:rPr>
-          <w:lang w:val="zh_TW" w:bidi="zh_TW"/>
-        </w:rPr>
-        <w:t>我們應當謙卑並尊重每個人（</w:t>
-      </w:r>
-      <w:hyperlink r:id="rId110">
-        <w:r>
-          <w:rPr>
-            <w:lang w:val="zh_TW" w:bidi="zh_TW"/>
-          </w:rPr>
-          <w:rPr>
-            <w:color w:val="0000EE"/>
-            <w:u w:val="single"/>
-          </w:rPr>
-          <w:t>3:2</w:t>
-        </w:r>
-      </w:hyperlink>
-      <w:r>
-        <w:rPr>
-          <w:lang w:val="zh_TW" w:bidi="zh_TW"/>
-        </w:rPr>
-        <w:t>），尤其是因為神的慈愛和憐憫也曾臨到我們過去的光景（</w:t>
-      </w:r>
-      <w:hyperlink r:id="rId29">
-        <w:r>
-          <w:rPr>
-            <w:lang w:val="zh_TW" w:bidi="zh_TW"/>
-          </w:rPr>
-          <w:rPr>
-            <w:color w:val="0000EE"/>
-            <w:u w:val="single"/>
-          </w:rPr>
-          <w:t>3:4</w:t>
-        </w:r>
-      </w:hyperlink>
-      <w:r>
-        <w:rPr>
-          <w:lang w:val="zh_TW" w:bidi="zh_TW"/>
-        </w:rPr>
-        <w:t>；見</w:t>
-      </w:r>
       <w:hyperlink r:id="rId111">
         <w:r>
           <w:rPr>
@@ -4580,52 +4573,16 @@
             <w:color w:val="0000EE"/>
             <w:u w:val="single"/>
           </w:rPr>
-          <w:t>弗2:1–4</w:t>
-        </w:r>
-      </w:hyperlink>
-      <w:r>
-        <w:rPr>
-          <w:lang w:val="zh_TW" w:bidi="zh_TW"/>
-        </w:rPr>
-        <w:t>，</w:t>
+          <w:t>西3:7</w:t>
+        </w:r>
+      </w:hyperlink>
+      <w:r>
+        <w:rPr>
+          <w:lang w:val="zh_TW" w:bidi="zh_TW"/>
+        </w:rPr>
+        <w:t>；</w:t>
       </w:r>
       <w:hyperlink r:id="rId112">
-        <w:r>
-          <w:rPr>
-            <w:lang w:val="zh_TW" w:bidi="zh_TW"/>
-          </w:rPr>
-          <w:rPr>
-            <w:color w:val="0000EE"/>
-            <w:u w:val="single"/>
-          </w:rPr>
-          <w:t>5:8</w:t>
-        </w:r>
-      </w:hyperlink>
-      <w:r>
-        <w:rPr>
-          <w:lang w:val="zh_TW" w:bidi="zh_TW"/>
-        </w:rPr>
-        <w:t>；</w:t>
-      </w:r>
-      <w:hyperlink r:id="rId113">
-        <w:r>
-          <w:rPr>
-            <w:lang w:val="zh_TW" w:bidi="zh_TW"/>
-          </w:rPr>
-          <w:rPr>
-            <w:color w:val="0000EE"/>
-            <w:u w:val="single"/>
-          </w:rPr>
-          <w:t>西3:7</w:t>
-        </w:r>
-      </w:hyperlink>
-      <w:r>
-        <w:rPr>
-          <w:lang w:val="zh_TW" w:bidi="zh_TW"/>
-        </w:rPr>
-        <w:t>；</w:t>
-      </w:r>
-      <w:hyperlink r:id="rId114">
         <w:r>
           <w:rPr>
             <w:lang w:val="zh_TW" w:bidi="zh_TW"/>
@@ -4726,7 +4683,7 @@
         </w:rPr>
         <w:t>）：這個希臘詞與基督的來臨有關（也見於</w:t>
       </w:r>
-      <w:hyperlink r:id="rId86">
+      <w:hyperlink r:id="rId84">
         <w:r>
           <w:rPr>
             <w:lang w:val="zh_TW" w:bidi="zh_TW"/>
@@ -4744,7 +4701,7 @@
         </w:rPr>
         <w:t>、</w:t>
       </w:r>
-      <w:hyperlink r:id="rId28">
+      <w:hyperlink r:id="rId26">
         <w:r>
           <w:rPr>
             <w:lang w:val="zh_TW" w:bidi="zh_TW"/>
@@ -4822,7 +4779,7 @@
         </w:rPr>
         <w:t>這段經文可能是傳統教導的總結或引述（見</w:t>
       </w:r>
-      <w:hyperlink r:id="rId115">
+      <w:hyperlink r:id="rId113">
         <w:r>
           <w:rPr>
             <w:lang w:val="zh_TW" w:bidi="zh_TW"/>
@@ -4840,7 +4797,7 @@
         </w:rPr>
         <w:t>，</w:t>
       </w:r>
-      <w:hyperlink r:id="rId116">
+      <w:hyperlink r:id="rId114">
         <w:r>
           <w:rPr>
             <w:lang w:val="zh_TW" w:bidi="zh_TW"/>
@@ -4910,7 +4867,7 @@
         </w:rPr>
         <w:t>並不是因為……乃是：這裡所對比的是人們認為可以獲得救恩的行為與神的恩典（見</w:t>
       </w:r>
-      <w:hyperlink r:id="rId117">
+      <w:hyperlink r:id="rId115">
         <w:r>
           <w:rPr>
             <w:lang w:val="zh_TW" w:bidi="zh_TW"/>
@@ -4928,7 +4885,7 @@
         </w:rPr>
         <w:t>）。救恩是唯獨本乎神的憐憫，因著信心得以成就（</w:t>
       </w:r>
-      <w:hyperlink r:id="rId118">
+      <w:hyperlink r:id="rId116">
         <w:r>
           <w:rPr>
             <w:lang w:val="zh_TW" w:bidi="zh_TW"/>
@@ -4964,6 +4921,42 @@
         </w:rPr>
         <w:t>重生的洗：見</w:t>
       </w:r>
+      <w:hyperlink r:id="rId117">
+        <w:r>
+          <w:rPr>
+            <w:lang w:val="zh_TW" w:bidi="zh_TW"/>
+          </w:rPr>
+          <w:rPr>
+            <w:color w:val="0000EE"/>
+            <w:u w:val="single"/>
+          </w:rPr>
+          <w:t>結16:9</w:t>
+        </w:r>
+      </w:hyperlink>
+      <w:r>
+        <w:rPr>
+          <w:lang w:val="zh_TW" w:bidi="zh_TW"/>
+        </w:rPr>
+        <w:t>；</w:t>
+      </w:r>
+      <w:hyperlink r:id="rId118">
+        <w:r>
+          <w:rPr>
+            <w:lang w:val="zh_TW" w:bidi="zh_TW"/>
+          </w:rPr>
+          <w:rPr>
+            <w:color w:val="0000EE"/>
+            <w:u w:val="single"/>
+          </w:rPr>
+          <w:t>約3:1–15</w:t>
+        </w:r>
+      </w:hyperlink>
+      <w:r>
+        <w:rPr>
+          <w:lang w:val="zh_TW" w:bidi="zh_TW"/>
+        </w:rPr>
+        <w:t>；</w:t>
+      </w:r>
       <w:hyperlink r:id="rId119">
         <w:r>
           <w:rPr>
@@ -4973,7 +4966,7 @@
             <w:color w:val="0000EE"/>
             <w:u w:val="single"/>
           </w:rPr>
-          <w:t>結16:9</w:t>
+          <w:t>弗5:26</w:t>
         </w:r>
       </w:hyperlink>
       <w:r>
@@ -4991,7 +4984,7 @@
             <w:color w:val="0000EE"/>
             <w:u w:val="single"/>
           </w:rPr>
-          <w:t>約3:1–15</w:t>
+          <w:t>來10:22</w:t>
         </w:r>
       </w:hyperlink>
       <w:r>
@@ -5001,42 +4994,6 @@
         <w:t>；</w:t>
       </w:r>
       <w:hyperlink r:id="rId121">
-        <w:r>
-          <w:rPr>
-            <w:lang w:val="zh_TW" w:bidi="zh_TW"/>
-          </w:rPr>
-          <w:rPr>
-            <w:color w:val="0000EE"/>
-            <w:u w:val="single"/>
-          </w:rPr>
-          <w:t>弗5:26</w:t>
-        </w:r>
-      </w:hyperlink>
-      <w:r>
-        <w:rPr>
-          <w:lang w:val="zh_TW" w:bidi="zh_TW"/>
-        </w:rPr>
-        <w:t>；</w:t>
-      </w:r>
-      <w:hyperlink r:id="rId122">
-        <w:r>
-          <w:rPr>
-            <w:lang w:val="zh_TW" w:bidi="zh_TW"/>
-          </w:rPr>
-          <w:rPr>
-            <w:color w:val="0000EE"/>
-            <w:u w:val="single"/>
-          </w:rPr>
-          <w:t>來10:22</w:t>
-        </w:r>
-      </w:hyperlink>
-      <w:r>
-        <w:rPr>
-          <w:lang w:val="zh_TW" w:bidi="zh_TW"/>
-        </w:rPr>
-        <w:t>；</w:t>
-      </w:r>
-      <w:hyperlink r:id="rId123">
         <w:r>
           <w:rPr>
             <w:lang w:val="zh_TW" w:bidi="zh_TW"/>
@@ -5072,37 +5029,37 @@
         </w:rPr>
         <w:t>聖靈的更新：這表明完全脫離罪和死亡的生命，進入純潔的生命（另見</w:t>
       </w:r>
+      <w:hyperlink r:id="rId122">
+        <w:r>
+          <w:rPr>
+            <w:lang w:val="zh_TW" w:bidi="zh_TW"/>
+          </w:rPr>
+          <w:rPr>
+            <w:color w:val="0000EE"/>
+            <w:u w:val="single"/>
+          </w:rPr>
+          <w:t>羅12:2</w:t>
+        </w:r>
+      </w:hyperlink>
+      <w:r>
+        <w:rPr>
+          <w:lang w:val="zh_TW" w:bidi="zh_TW"/>
+        </w:rPr>
+        <w:t>；</w:t>
+      </w:r>
+      <w:hyperlink r:id="rId123">
+        <w:r>
+          <w:rPr>
+            <w:lang w:val="zh_TW" w:bidi="zh_TW"/>
+          </w:rPr>
+          <w:rPr>
+            <w:color w:val="0000EE"/>
+            <w:u w:val="single"/>
+          </w:rPr>
+          <w:t>林後5:17；</w:t>
+        </w:r>
+      </w:hyperlink>
       <w:hyperlink r:id="rId124">
-        <w:r>
-          <w:rPr>
-            <w:lang w:val="zh_TW" w:bidi="zh_TW"/>
-          </w:rPr>
-          <w:rPr>
-            <w:color w:val="0000EE"/>
-            <w:u w:val="single"/>
-          </w:rPr>
-          <w:t>羅12:2</w:t>
-        </w:r>
-      </w:hyperlink>
-      <w:r>
-        <w:rPr>
-          <w:lang w:val="zh_TW" w:bidi="zh_TW"/>
-        </w:rPr>
-        <w:t>；</w:t>
-      </w:r>
-      <w:hyperlink r:id="rId125">
-        <w:r>
-          <w:rPr>
-            <w:lang w:val="zh_TW" w:bidi="zh_TW"/>
-          </w:rPr>
-          <w:rPr>
-            <w:color w:val="0000EE"/>
-            <w:u w:val="single"/>
-          </w:rPr>
-          <w:t>林後5:17；</w:t>
-        </w:r>
-      </w:hyperlink>
-      <w:hyperlink r:id="rId126">
         <w:r>
           <w:rPr>
             <w:lang w:val="zh_TW" w:bidi="zh_TW"/>
@@ -5172,7 +5129,7 @@
         </w:rPr>
         <w:t>這節經文的前半部分總結了</w:t>
       </w:r>
-      <w:hyperlink r:id="rId127">
+      <w:hyperlink r:id="rId125">
         <w:r>
           <w:rPr>
             <w:lang w:val="zh_TW" w:bidi="zh_TW"/>
@@ -5221,7 +5178,7 @@
         </w:rPr>
         <w:t>）：見</w:t>
       </w:r>
-      <w:hyperlink r:id="rId128">
+      <w:hyperlink r:id="rId126">
         <w:r>
           <w:rPr>
             <w:lang w:val="zh_TW" w:bidi="zh_TW"/>
@@ -5239,7 +5196,7 @@
         </w:rPr>
         <w:t>；</w:t>
       </w:r>
-      <w:hyperlink r:id="rId129">
+      <w:hyperlink r:id="rId127">
         <w:r>
           <w:rPr>
             <w:lang w:val="zh_TW" w:bidi="zh_TW"/>
@@ -5275,7 +5232,7 @@
         </w:rPr>
         <w:t>可以憑著永生的盼望成為後嗣：聖靈（</w:t>
       </w:r>
-      <w:hyperlink r:id="rId23">
+      <w:hyperlink r:id="rId21">
         <w:r>
           <w:rPr>
             <w:lang w:val="zh_TW" w:bidi="zh_TW"/>
@@ -5293,6 +5250,42 @@
         </w:rPr>
         <w:t>）常與我們的後嗣身份聯繫在一起（見</w:t>
       </w:r>
+      <w:hyperlink r:id="rId128">
+        <w:r>
+          <w:rPr>
+            <w:lang w:val="zh_TW" w:bidi="zh_TW"/>
+          </w:rPr>
+          <w:rPr>
+            <w:color w:val="0000EE"/>
+            <w:u w:val="single"/>
+          </w:rPr>
+          <w:t>羅8:15–17</w:t>
+        </w:r>
+      </w:hyperlink>
+      <w:r>
+        <w:rPr>
+          <w:lang w:val="zh_TW" w:bidi="zh_TW"/>
+        </w:rPr>
+        <w:t>；</w:t>
+      </w:r>
+      <w:hyperlink r:id="rId129">
+        <w:r>
+          <w:rPr>
+            <w:lang w:val="zh_TW" w:bidi="zh_TW"/>
+          </w:rPr>
+          <w:rPr>
+            <w:color w:val="0000EE"/>
+            <w:u w:val="single"/>
+          </w:rPr>
+          <w:t>林前6:9–11</w:t>
+        </w:r>
+      </w:hyperlink>
+      <w:r>
+        <w:rPr>
+          <w:lang w:val="zh_TW" w:bidi="zh_TW"/>
+        </w:rPr>
+        <w:t>；</w:t>
+      </w:r>
       <w:hyperlink r:id="rId130">
         <w:r>
           <w:rPr>
@@ -5302,7 +5295,7 @@
             <w:color w:val="0000EE"/>
             <w:u w:val="single"/>
           </w:rPr>
-          <w:t>羅8:15–17</w:t>
+          <w:t>加4:6–7</w:t>
         </w:r>
       </w:hyperlink>
       <w:r>
@@ -5320,14 +5313,62 @@
             <w:color w:val="0000EE"/>
             <w:u w:val="single"/>
           </w:rPr>
-          <w:t>林前6:9–11</w:t>
-        </w:r>
-      </w:hyperlink>
-      <w:r>
-        <w:rPr>
-          <w:lang w:val="zh_TW" w:bidi="zh_TW"/>
-        </w:rPr>
-        <w:t>；</w:t>
+          <w:t>弗1:13–14</w:t>
+        </w:r>
+      </w:hyperlink>
+      <w:r>
+        <w:rPr>
+          <w:lang w:val="zh_TW" w:bidi="zh_TW"/>
+        </w:rPr>
+        <w:t>）。</w:t>
+      </w:r>
+      <w:r>
+        <w:rPr>
+          <w:lang w:val="zh_TW" w:bidi="zh_TW"/>
+        </w:rPr>
+      </w:r>
+      <w:r>
+        <w:rPr>
+          <w:lang w:val="zh_TW" w:bidi="zh_TW"/>
+        </w:rPr>
+      </w:r>
+    </w:p>
+    <w:p>
+      <w:pPr/>
+      <w:r>
+        <w:rPr>
+          <w:lang w:val="zh_TW" w:bidi="zh_TW"/>
+        </w:rPr>
+      </w:r>
+    </w:p>
+    <w:p>
+      <w:pPr>
+        <w:pStyle w:val="Heading2"/>
+      </w:pPr>
+      <w:r>
+        <w:rPr>
+          <w:lang w:val="zh_TW" w:bidi="zh_TW"/>
+        </w:rPr>
+        <w:t>提多書 3:8</w:t>
+      </w:r>
+      <w:r>
+        <w:rPr>
+          <w:lang w:val="zh_TW" w:bidi="zh_TW"/>
+        </w:rPr>
+      </w:r>
+    </w:p>
+    <w:p>
+      <w:pPr/>
+      <w:r>
+        <w:rPr>
+          <w:lang w:val="zh_TW" w:bidi="zh_TW"/>
+        </w:rPr>
+      </w:r>
+      <w:r>
+        <w:rPr>
+          <w:lang w:val="zh_TW" w:bidi="zh_TW"/>
+        </w:rPr>
+        <w:t>這話是可信的是指</w:t>
       </w:r>
       <w:hyperlink r:id="rId132">
         <w:r>
@@ -5338,25 +5379,25 @@
             <w:color w:val="0000EE"/>
             <w:u w:val="single"/>
           </w:rPr>
-          <w:t>加4:6–7</w:t>
-        </w:r>
-      </w:hyperlink>
-      <w:r>
-        <w:rPr>
-          <w:lang w:val="zh_TW" w:bidi="zh_TW"/>
-        </w:rPr>
-        <w:t>；</w:t>
-      </w:r>
-      <w:hyperlink r:id="rId133">
-        <w:r>
-          <w:rPr>
-            <w:lang w:val="zh_TW" w:bidi="zh_TW"/>
-          </w:rPr>
-          <w:rPr>
-            <w:color w:val="0000EE"/>
-            <w:u w:val="single"/>
-          </w:rPr>
-          <w:t>弗1:13–14</w:t>
+          <w:t>3:4–7</w:t>
+        </w:r>
+      </w:hyperlink>
+      <w:r>
+        <w:rPr>
+          <w:lang w:val="zh_TW" w:bidi="zh_TW"/>
+        </w:rPr>
+        <w:t>（參</w:t>
+      </w:r>
+      <w:hyperlink r:id="rId113">
+        <w:r>
+          <w:rPr>
+            <w:lang w:val="zh_TW" w:bidi="zh_TW"/>
+          </w:rPr>
+          <w:rPr>
+            <w:color w:val="0000EE"/>
+            <w:u w:val="single"/>
+          </w:rPr>
+          <w:t>提前1:15</w:t>
         </w:r>
       </w:hyperlink>
       <w:r>
@@ -5392,7 +5433,7 @@
         <w:rPr>
           <w:lang w:val="zh_TW" w:bidi="zh_TW"/>
         </w:rPr>
-        <w:t>提多書 3:8</w:t>
+        <w:t>提多書 3:10–11</w:t>
       </w:r>
       <w:r>
         <w:rPr>
@@ -5411,93 +5452,9 @@
         <w:rPr>
           <w:lang w:val="zh_TW" w:bidi="zh_TW"/>
         </w:rPr>
-        <w:t>這話是可信的是指</w:t>
-      </w:r>
-      <w:hyperlink r:id="rId134">
-        <w:r>
-          <w:rPr>
-            <w:lang w:val="zh_TW" w:bidi="zh_TW"/>
-          </w:rPr>
-          <w:rPr>
-            <w:color w:val="0000EE"/>
-            <w:u w:val="single"/>
-          </w:rPr>
-          <w:t>3:4–7</w:t>
-        </w:r>
-      </w:hyperlink>
-      <w:r>
-        <w:rPr>
-          <w:lang w:val="zh_TW" w:bidi="zh_TW"/>
-        </w:rPr>
-        <w:t>（參</w:t>
-      </w:r>
-      <w:hyperlink r:id="rId115">
-        <w:r>
-          <w:rPr>
-            <w:lang w:val="zh_TW" w:bidi="zh_TW"/>
-          </w:rPr>
-          <w:rPr>
-            <w:color w:val="0000EE"/>
-            <w:u w:val="single"/>
-          </w:rPr>
-          <w:t>提前1:15</w:t>
-        </w:r>
-      </w:hyperlink>
-      <w:r>
-        <w:rPr>
-          <w:lang w:val="zh_TW" w:bidi="zh_TW"/>
-        </w:rPr>
-        <w:t>）。</w:t>
-      </w:r>
-      <w:r>
-        <w:rPr>
-          <w:lang w:val="zh_TW" w:bidi="zh_TW"/>
-        </w:rPr>
-      </w:r>
-      <w:r>
-        <w:rPr>
-          <w:lang w:val="zh_TW" w:bidi="zh_TW"/>
-        </w:rPr>
-      </w:r>
-    </w:p>
-    <w:p>
-      <w:pPr/>
-      <w:r>
-        <w:rPr>
-          <w:lang w:val="zh_TW" w:bidi="zh_TW"/>
-        </w:rPr>
-      </w:r>
-    </w:p>
-    <w:p>
-      <w:pPr>
-        <w:pStyle w:val="Heading2"/>
-      </w:pPr>
-      <w:r>
-        <w:rPr>
-          <w:lang w:val="zh_TW" w:bidi="zh_TW"/>
-        </w:rPr>
-        <w:t>提多書 3:10–11</w:t>
-      </w:r>
-      <w:r>
-        <w:rPr>
-          <w:lang w:val="zh_TW" w:bidi="zh_TW"/>
-        </w:rPr>
-      </w:r>
-    </w:p>
-    <w:p>
-      <w:pPr/>
-      <w:r>
-        <w:rPr>
-          <w:lang w:val="zh_TW" w:bidi="zh_TW"/>
-        </w:rPr>
-      </w:r>
-      <w:r>
-        <w:rPr>
-          <w:lang w:val="zh_TW" w:bidi="zh_TW"/>
-        </w:rPr>
         <w:t>分門結黨的人：這指的是那些好爭吵、難以糾正或改變的人（見</w:t>
       </w:r>
-      <w:hyperlink r:id="rId38">
+      <w:hyperlink r:id="rId36">
         <w:r>
           <w:rPr>
             <w:lang w:val="zh_TW" w:bidi="zh_TW"/>
@@ -5515,7 +5472,7 @@
         </w:rPr>
         <w:t>、</w:t>
       </w:r>
-      <w:hyperlink r:id="rId48">
+      <w:hyperlink r:id="rId46">
         <w:r>
           <w:rPr>
             <w:lang w:val="zh_TW" w:bidi="zh_TW"/>
@@ -5585,7 +5542,7 @@
         </w:rPr>
         <w:t>顯然，亞提馬或推基古將接替提多留在克里特。由於推基古實際上是被派往以弗所（見</w:t>
       </w:r>
-      <w:hyperlink r:id="rId135">
+      <w:hyperlink r:id="rId133">
         <w:r>
           <w:rPr>
             <w:lang w:val="zh_TW" w:bidi="zh_TW"/>
@@ -5621,6 +5578,90 @@
         </w:rPr>
         <w:t>尼哥波里：有幾個城使用這個名字。這很可能是希臘半島（一塊四面環水、僅在一側與大陸相連的土地）西海岸的一個重要城市。保羅可能曾在這裡工作（見</w:t>
       </w:r>
+      <w:hyperlink r:id="rId134">
+        <w:r>
+          <w:rPr>
+            <w:lang w:val="zh_TW" w:bidi="zh_TW"/>
+          </w:rPr>
+          <w:rPr>
+            <w:color w:val="0000EE"/>
+            <w:u w:val="single"/>
+          </w:rPr>
+          <w:t>羅15:19</w:t>
+        </w:r>
+      </w:hyperlink>
+      <w:r>
+        <w:rPr>
+          <w:lang w:val="zh_TW" w:bidi="zh_TW"/>
+        </w:rPr>
+        <w:t>，其中提到保羅在更西邊的活動）。</w:t>
+      </w:r>
+      <w:r>
+        <w:rPr>
+          <w:lang w:val="zh_TW" w:bidi="zh_TW"/>
+        </w:rPr>
+      </w:r>
+      <w:r>
+        <w:rPr>
+          <w:lang w:val="zh_TW" w:bidi="zh_TW"/>
+        </w:rPr>
+      </w:r>
+    </w:p>
+    <w:p>
+      <w:pPr/>
+      <w:r>
+        <w:rPr>
+          <w:lang w:val="zh_TW" w:bidi="zh_TW"/>
+        </w:rPr>
+      </w:r>
+    </w:p>
+    <w:p>
+      <w:pPr>
+        <w:pStyle w:val="Heading2"/>
+      </w:pPr>
+      <w:r>
+        <w:rPr>
+          <w:lang w:val="zh_TW" w:bidi="zh_TW"/>
+        </w:rPr>
+        <w:t>提多書 3:12–15</w:t>
+      </w:r>
+      <w:r>
+        <w:rPr>
+          <w:lang w:val="zh_TW" w:bidi="zh_TW"/>
+        </w:rPr>
+      </w:r>
+    </w:p>
+    <w:p>
+      <w:pPr/>
+      <w:r>
+        <w:rPr>
+          <w:lang w:val="zh_TW" w:bidi="zh_TW"/>
+        </w:rPr>
+      </w:r>
+      <w:r>
+        <w:rPr>
+          <w:lang w:val="zh_TW" w:bidi="zh_TW"/>
+        </w:rPr>
+        <w:t>這封信以消息（</w:t>
+      </w:r>
+      <w:hyperlink r:id="rId135">
+        <w:r>
+          <w:rPr>
+            <w:lang w:val="zh_TW" w:bidi="zh_TW"/>
+          </w:rPr>
+          <w:rPr>
+            <w:color w:val="0000EE"/>
+            <w:u w:val="single"/>
+          </w:rPr>
+          <w:t>3:12</w:t>
+        </w:r>
+      </w:hyperlink>
+      <w:r>
+        <w:rPr>
+          <w:lang w:val="zh_TW" w:bidi="zh_TW"/>
+        </w:rPr>
+        <w:t>）、最後的勸勉（或鼓勵）（</w:t>
+      </w:r>
       <w:hyperlink r:id="rId136">
         <w:r>
           <w:rPr>
@@ -5630,100 +5671,16 @@
             <w:color w:val="0000EE"/>
             <w:u w:val="single"/>
           </w:rPr>
-          <w:t>羅15:19</w:t>
-        </w:r>
-      </w:hyperlink>
-      <w:r>
-        <w:rPr>
-          <w:lang w:val="zh_TW" w:bidi="zh_TW"/>
-        </w:rPr>
-        <w:t>，其中提到保羅在更西邊的活動）。</w:t>
-      </w:r>
-      <w:r>
-        <w:rPr>
-          <w:lang w:val="zh_TW" w:bidi="zh_TW"/>
-        </w:rPr>
-      </w:r>
-      <w:r>
-        <w:rPr>
-          <w:lang w:val="zh_TW" w:bidi="zh_TW"/>
-        </w:rPr>
-      </w:r>
-    </w:p>
-    <w:p>
-      <w:pPr/>
-      <w:r>
-        <w:rPr>
-          <w:lang w:val="zh_TW" w:bidi="zh_TW"/>
-        </w:rPr>
-      </w:r>
-    </w:p>
-    <w:p>
-      <w:pPr>
-        <w:pStyle w:val="Heading2"/>
-      </w:pPr>
-      <w:r>
-        <w:rPr>
-          <w:lang w:val="zh_TW" w:bidi="zh_TW"/>
-        </w:rPr>
-        <w:t>提多書 3:12–15</w:t>
-      </w:r>
-      <w:r>
-        <w:rPr>
-          <w:lang w:val="zh_TW" w:bidi="zh_TW"/>
-        </w:rPr>
-      </w:r>
-    </w:p>
-    <w:p>
-      <w:pPr/>
-      <w:r>
-        <w:rPr>
-          <w:lang w:val="zh_TW" w:bidi="zh_TW"/>
-        </w:rPr>
-      </w:r>
-      <w:r>
-        <w:rPr>
-          <w:lang w:val="zh_TW" w:bidi="zh_TW"/>
-        </w:rPr>
-        <w:t>這封信以消息（</w:t>
+          <w:t>3:13–14</w:t>
+        </w:r>
+      </w:hyperlink>
+      <w:r>
+        <w:rPr>
+          <w:lang w:val="zh_TW" w:bidi="zh_TW"/>
+        </w:rPr>
+        <w:t>）、問候和祝福（</w:t>
       </w:r>
       <w:hyperlink r:id="rId137">
-        <w:r>
-          <w:rPr>
-            <w:lang w:val="zh_TW" w:bidi="zh_TW"/>
-          </w:rPr>
-          <w:rPr>
-            <w:color w:val="0000EE"/>
-            <w:u w:val="single"/>
-          </w:rPr>
-          <w:t>3:12</w:t>
-        </w:r>
-      </w:hyperlink>
-      <w:r>
-        <w:rPr>
-          <w:lang w:val="zh_TW" w:bidi="zh_TW"/>
-        </w:rPr>
-        <w:t>）、最後的勸勉（或鼓勵）（</w:t>
-      </w:r>
-      <w:hyperlink r:id="rId138">
-        <w:r>
-          <w:rPr>
-            <w:lang w:val="zh_TW" w:bidi="zh_TW"/>
-          </w:rPr>
-          <w:rPr>
-            <w:color w:val="0000EE"/>
-            <w:u w:val="single"/>
-          </w:rPr>
-          <w:t>3:13–14</w:t>
-        </w:r>
-      </w:hyperlink>
-      <w:r>
-        <w:rPr>
-          <w:lang w:val="zh_TW" w:bidi="zh_TW"/>
-        </w:rPr>
-        <w:t>）、問候和祝福（</w:t>
-      </w:r>
-      <w:hyperlink r:id="rId139">
         <w:r>
           <w:rPr>
             <w:lang w:val="zh_TW" w:bidi="zh_TW"/>
@@ -5811,7 +5768,7 @@
         </w:rPr>
         <w:t>西納可能是一位羅馬律法專家或羅馬法學家（同樣的律師一詞也出現在</w:t>
       </w:r>
-      <w:hyperlink r:id="rId140">
+      <w:hyperlink r:id="rId138">
         <w:r>
           <w:rPr>
             <w:lang w:val="zh_TW" w:bidi="zh_TW"/>
@@ -5829,7 +5786,7 @@
         </w:rPr>
         <w:t>，</w:t>
       </w:r>
-      <w:hyperlink r:id="rId141">
+      <w:hyperlink r:id="rId139">
         <w:r>
           <w:rPr>
             <w:lang w:val="zh_TW" w:bidi="zh_TW"/>
@@ -5865,6 +5822,42 @@
         </w:rPr>
         <w:t>亞波羅可能是這些經文</w:t>
       </w:r>
+      <w:hyperlink r:id="rId140">
+        <w:r>
+          <w:rPr>
+            <w:lang w:val="zh_TW" w:bidi="zh_TW"/>
+          </w:rPr>
+          <w:rPr>
+            <w:color w:val="0000EE"/>
+            <w:u w:val="single"/>
+          </w:rPr>
+          <w:t>徒18:24</w:t>
+        </w:r>
+      </w:hyperlink>
+      <w:r>
+        <w:rPr>
+          <w:lang w:val="zh_TW" w:bidi="zh_TW"/>
+        </w:rPr>
+        <w:t>，</w:t>
+      </w:r>
+      <w:hyperlink r:id="rId141">
+        <w:r>
+          <w:rPr>
+            <w:lang w:val="zh_TW" w:bidi="zh_TW"/>
+          </w:rPr>
+          <w:rPr>
+            <w:color w:val="0000EE"/>
+            <w:u w:val="single"/>
+          </w:rPr>
+          <w:t>19:1</w:t>
+        </w:r>
+      </w:hyperlink>
+      <w:r>
+        <w:rPr>
+          <w:lang w:val="zh_TW" w:bidi="zh_TW"/>
+        </w:rPr>
+        <w:t>；</w:t>
+      </w:r>
       <w:hyperlink r:id="rId142">
         <w:r>
           <w:rPr>
@@ -5874,7 +5867,7 @@
             <w:color w:val="0000EE"/>
             <w:u w:val="single"/>
           </w:rPr>
-          <w:t>徒18:24</w:t>
+          <w:t>林前1:12</w:t>
         </w:r>
       </w:hyperlink>
       <w:r>
@@ -5892,14 +5885,14 @@
             <w:color w:val="0000EE"/>
             <w:u w:val="single"/>
           </w:rPr>
-          <w:t>19:1</w:t>
-        </w:r>
-      </w:hyperlink>
-      <w:r>
-        <w:rPr>
-          <w:lang w:val="zh_TW" w:bidi="zh_TW"/>
-        </w:rPr>
-        <w:t>；</w:t>
+          <w:t>3:4–6</w:t>
+        </w:r>
+      </w:hyperlink>
+      <w:r>
+        <w:rPr>
+          <w:lang w:val="zh_TW" w:bidi="zh_TW"/>
+        </w:rPr>
+        <w:t>、</w:t>
       </w:r>
       <w:hyperlink r:id="rId144">
         <w:r>
@@ -5910,7 +5903,7 @@
             <w:color w:val="0000EE"/>
             <w:u w:val="single"/>
           </w:rPr>
-          <w:t>林前1:12</w:t>
+          <w:t>22</w:t>
         </w:r>
       </w:hyperlink>
       <w:r>
@@ -5928,52 +5921,16 @@
             <w:color w:val="0000EE"/>
             <w:u w:val="single"/>
           </w:rPr>
-          <w:t>3:4–6</w:t>
-        </w:r>
-      </w:hyperlink>
-      <w:r>
-        <w:rPr>
-          <w:lang w:val="zh_TW" w:bidi="zh_TW"/>
-        </w:rPr>
-        <w:t>、</w:t>
+          <w:t>4:6</w:t>
+        </w:r>
+      </w:hyperlink>
+      <w:r>
+        <w:rPr>
+          <w:lang w:val="zh_TW" w:bidi="zh_TW"/>
+        </w:rPr>
+        <w:t>，</w:t>
       </w:r>
       <w:hyperlink r:id="rId146">
-        <w:r>
-          <w:rPr>
-            <w:lang w:val="zh_TW" w:bidi="zh_TW"/>
-          </w:rPr>
-          <w:rPr>
-            <w:color w:val="0000EE"/>
-            <w:u w:val="single"/>
-          </w:rPr>
-          <w:t>22</w:t>
-        </w:r>
-      </w:hyperlink>
-      <w:r>
-        <w:rPr>
-          <w:lang w:val="zh_TW" w:bidi="zh_TW"/>
-        </w:rPr>
-        <w:t>，</w:t>
-      </w:r>
-      <w:hyperlink r:id="rId147">
-        <w:r>
-          <w:rPr>
-            <w:lang w:val="zh_TW" w:bidi="zh_TW"/>
-          </w:rPr>
-          <w:rPr>
-            <w:color w:val="0000EE"/>
-            <w:u w:val="single"/>
-          </w:rPr>
-          <w:t>4:6</w:t>
-        </w:r>
-      </w:hyperlink>
-      <w:r>
-        <w:rPr>
-          <w:lang w:val="zh_TW" w:bidi="zh_TW"/>
-        </w:rPr>
-        <w:t>，</w:t>
-      </w:r>
-      <w:hyperlink r:id="rId148">
         <w:r>
           <w:rPr>
             <w:lang w:val="zh_TW" w:bidi="zh_TW"/>
@@ -6045,6 +6002,42 @@
         </w:rPr>
         <w:t>他們所需的一切）：見</w:t>
       </w:r>
+      <w:hyperlink r:id="rId147">
+        <w:r>
+          <w:rPr>
+            <w:lang w:val="zh_TW" w:bidi="zh_TW"/>
+          </w:rPr>
+          <w:rPr>
+            <w:color w:val="0000EE"/>
+            <w:u w:val="single"/>
+          </w:rPr>
+          <w:t>提前3:2</w:t>
+        </w:r>
+      </w:hyperlink>
+      <w:r>
+        <w:rPr>
+          <w:lang w:val="zh_TW" w:bidi="zh_TW"/>
+        </w:rPr>
+        <w:t>；</w:t>
+      </w:r>
+      <w:hyperlink r:id="rId148">
+        <w:r>
+          <w:rPr>
+            <w:lang w:val="zh_TW" w:bidi="zh_TW"/>
+          </w:rPr>
+          <w:rPr>
+            <w:color w:val="0000EE"/>
+            <w:u w:val="single"/>
+          </w:rPr>
+          <w:t>約三1:5–8</w:t>
+        </w:r>
+      </w:hyperlink>
+      <w:r>
+        <w:rPr>
+          <w:lang w:val="zh_TW" w:bidi="zh_TW"/>
+        </w:rPr>
+        <w:t>；參</w:t>
+      </w:r>
       <w:hyperlink r:id="rId149">
         <w:r>
           <w:rPr>
@@ -6054,7 +6047,7 @@
             <w:color w:val="0000EE"/>
             <w:u w:val="single"/>
           </w:rPr>
-          <w:t>提前3:2</w:t>
+          <w:t>羅15:24</w:t>
         </w:r>
       </w:hyperlink>
       <w:r>
@@ -6072,14 +6065,14 @@
             <w:color w:val="0000EE"/>
             <w:u w:val="single"/>
           </w:rPr>
-          <w:t>約三1:5–8</w:t>
-        </w:r>
-      </w:hyperlink>
-      <w:r>
-        <w:rPr>
-          <w:lang w:val="zh_TW" w:bidi="zh_TW"/>
-        </w:rPr>
-        <w:t>；參</w:t>
+          <w:t>林前16:6</w:t>
+        </w:r>
+      </w:hyperlink>
+      <w:r>
+        <w:rPr>
+          <w:lang w:val="zh_TW" w:bidi="zh_TW"/>
+        </w:rPr>
+        <w:t>、</w:t>
       </w:r>
       <w:hyperlink r:id="rId151">
         <w:r>
@@ -6090,7 +6083,7 @@
             <w:color w:val="0000EE"/>
             <w:u w:val="single"/>
           </w:rPr>
-          <w:t>羅15:24</w:t>
+          <w:t>11</w:t>
         </w:r>
       </w:hyperlink>
       <w:r>
@@ -6100,42 +6093,6 @@
         <w:t>；</w:t>
       </w:r>
       <w:hyperlink r:id="rId152">
-        <w:r>
-          <w:rPr>
-            <w:lang w:val="zh_TW" w:bidi="zh_TW"/>
-          </w:rPr>
-          <w:rPr>
-            <w:color w:val="0000EE"/>
-            <w:u w:val="single"/>
-          </w:rPr>
-          <w:t>林前16:6</w:t>
-        </w:r>
-      </w:hyperlink>
-      <w:r>
-        <w:rPr>
-          <w:lang w:val="zh_TW" w:bidi="zh_TW"/>
-        </w:rPr>
-        <w:t>、</w:t>
-      </w:r>
-      <w:hyperlink r:id="rId153">
-        <w:r>
-          <w:rPr>
-            <w:lang w:val="zh_TW" w:bidi="zh_TW"/>
-          </w:rPr>
-          <w:rPr>
-            <w:color w:val="0000EE"/>
-            <w:u w:val="single"/>
-          </w:rPr>
-          <w:t>11</w:t>
-        </w:r>
-      </w:hyperlink>
-      <w:r>
-        <w:rPr>
-          <w:lang w:val="zh_TW" w:bidi="zh_TW"/>
-        </w:rPr>
-        <w:t>；</w:t>
-      </w:r>
-      <w:hyperlink r:id="rId154">
         <w:r>
           <w:rPr>
             <w:lang w:val="zh_TW" w:bidi="zh_TW"/>
@@ -6205,6 +6162,36 @@
         </w:rPr>
         <w:t>最後的勸勉與照顧西納和亞波羅的責任有關（見</w:t>
       </w:r>
+      <w:hyperlink r:id="rId153">
+        <w:r>
+          <w:rPr>
+            <w:lang w:val="zh_TW" w:bidi="zh_TW"/>
+          </w:rPr>
+          <w:rPr>
+            <w:color w:val="0000EE"/>
+            <w:u w:val="single"/>
+          </w:rPr>
+          <w:t>羅12:13；</w:t>
+        </w:r>
+      </w:hyperlink>
+      <w:hyperlink r:id="rId154">
+        <w:r>
+          <w:rPr>
+            <w:lang w:val="zh_TW" w:bidi="zh_TW"/>
+          </w:rPr>
+          <w:rPr>
+            <w:color w:val="0000EE"/>
+            <w:u w:val="single"/>
+          </w:rPr>
+          <w:t>弗4:28</w:t>
+        </w:r>
+      </w:hyperlink>
+      <w:r>
+        <w:rPr>
+          <w:lang w:val="zh_TW" w:bidi="zh_TW"/>
+        </w:rPr>
+        <w:t>；</w:t>
+      </w:r>
       <w:hyperlink r:id="rId155">
         <w:r>
           <w:rPr>
@@ -6214,9 +6201,15 @@
             <w:color w:val="0000EE"/>
             <w:u w:val="single"/>
           </w:rPr>
-          <w:t>羅12:13；</w:t>
-        </w:r>
-      </w:hyperlink>
+          <w:t>帖前4:11</w:t>
+        </w:r>
+      </w:hyperlink>
+      <w:r>
+        <w:rPr>
+          <w:lang w:val="zh_TW" w:bidi="zh_TW"/>
+        </w:rPr>
+        <w:t>；</w:t>
+      </w:r>
       <w:hyperlink r:id="rId156">
         <w:r>
           <w:rPr>
@@ -6226,15 +6219,9 @@
             <w:color w:val="0000EE"/>
             <w:u w:val="single"/>
           </w:rPr>
-          <w:t>弗4:28</w:t>
-        </w:r>
-      </w:hyperlink>
-      <w:r>
-        <w:rPr>
-          <w:lang w:val="zh_TW" w:bidi="zh_TW"/>
-        </w:rPr>
-        <w:t>；</w:t>
-      </w:r>
+          <w:t>提前5:8、</w:t>
+        </w:r>
+      </w:hyperlink>
       <w:hyperlink r:id="rId157">
         <w:r>
           <w:rPr>
@@ -6244,46 +6231,16 @@
             <w:color w:val="0000EE"/>
             <w:u w:val="single"/>
           </w:rPr>
-          <w:t>帖前4:11</w:t>
-        </w:r>
-      </w:hyperlink>
-      <w:r>
-        <w:rPr>
-          <w:lang w:val="zh_TW" w:bidi="zh_TW"/>
-        </w:rPr>
-        <w:t>；</w:t>
+          <w:t>16</w:t>
+        </w:r>
+      </w:hyperlink>
+      <w:r>
+        <w:rPr>
+          <w:lang w:val="zh_TW" w:bidi="zh_TW"/>
+        </w:rPr>
+        <w:t>，</w:t>
       </w:r>
       <w:hyperlink r:id="rId158">
-        <w:r>
-          <w:rPr>
-            <w:lang w:val="zh_TW" w:bidi="zh_TW"/>
-          </w:rPr>
-          <w:rPr>
-            <w:color w:val="0000EE"/>
-            <w:u w:val="single"/>
-          </w:rPr>
-          <w:t>提前5:8、</w:t>
-        </w:r>
-      </w:hyperlink>
-      <w:hyperlink r:id="rId159">
-        <w:r>
-          <w:rPr>
-            <w:lang w:val="zh_TW" w:bidi="zh_TW"/>
-          </w:rPr>
-          <w:rPr>
-            <w:color w:val="0000EE"/>
-            <w:u w:val="single"/>
-          </w:rPr>
-          <w:t>16</w:t>
-        </w:r>
-      </w:hyperlink>
-      <w:r>
-        <w:rPr>
-          <w:lang w:val="zh_TW" w:bidi="zh_TW"/>
-        </w:rPr>
-        <w:t>，</w:t>
-      </w:r>
-      <w:hyperlink r:id="rId160">
         <w:r>
           <w:rPr>
             <w:lang w:val="zh_TW" w:bidi="zh_TW"/>
@@ -6367,7 +6324,7 @@
         </w:rPr>
         <w:t>你們眾人：這封信是寫給提多的（</w:t>
       </w:r>
-      <w:hyperlink r:id="rId26">
+      <w:hyperlink r:id="rId24">
         <w:r>
           <w:rPr>
             <w:lang w:val="zh_TW" w:bidi="zh_TW"/>

--- a/zht/docx/56.content.docx
+++ b/zht/docx/56.content.docx
@@ -163,13 +163,6 @@
         <w:rPr>
           <w:lang w:val="zh_TW" w:bidi="zh_TW"/>
         </w:rPr>
-      </w:r>
-      <w:r>
-        <w:rPr>
-          <w:i/>
-          <w:lang w:val="zh_TW" w:bidi="zh_TW"/>
-        </w:rPr>
-        <w:t>提多書 1:1, 提多書 1:1–4, 提多書 1:2, 提多書 1:3, 提多書 1:4, 提多書 1:5, 提多書 1:5–9, 提多書 1:5–16, 提多書 1:6, 提多書 1:7, 提多書 1:9, 提多書 1:10, 提多書 1:10–16, 提多書 1:11, 提多書 1:12, 提多書 1:13, 提多書 1:14, 提多書 1:15, 提多書 1:15–16, 提多書 1:16, 提多書 2:1–15, 提多書 2:9–10, 提多書 2:11, 提多書 2:11–15, 提多書 2:12, 提多書 2:13, 提多書 2:14, 提多書 3:1, 提多書 3:1–11, 提多書 3:3, 提多書 3:4, 提多書 3:4–7, 提多書 3:5, 提多書 3:7, 提多書 3:8, 提多書 3:10–11, 提多書 3:12, 提多書 3:12–15, 提多書 3:13, 提多書 3:14, 提多書 3:15</w:t>
       </w:r>
       <w:r>
         <w:rPr>

--- a/zht/docx/56.content.docx
+++ b/zht/docx/56.content.docx
@@ -150,19 +150,6 @@
           <w:lang w:val="zh_TW" w:bidi="zh_TW"/>
         </w:rPr>
         <w:t>TIT</w:t>
-      </w:r>
-      <w:r>
-        <w:rPr>
-          <w:lang w:val="zh_TW" w:bidi="zh_TW"/>
-        </w:rPr>
-      </w:r>
-    </w:p>
-    <w:p>
-      <w:pPr/>
-      <w:r>
-        <w:rPr>
-          <w:lang w:val="zh_TW" w:bidi="zh_TW"/>
-        </w:rPr>
       </w:r>
       <w:r>
         <w:rPr>

--- a/zht/docx/56.content.docx
+++ b/zht/docx/56.content.docx
@@ -19,7 +19,7 @@
         <w:rPr>
           <w:lang w:val="zh_TW" w:bidi="zh_TW"/>
         </w:rPr>
-        <w:t>Resource: 研讀筆記 (Tyndale)</w:t>
+        <w:t>Resource: Tyndale Open Study Notes</w:t>
       </w:r>
       <w:r>
         <w:rPr>
@@ -112,7 +112,7 @@
         <w:rPr>
           <w:lang w:val="zh_TW" w:bidi="zh_TW"/>
         </w:rPr>
-        <w:t>研讀筆記 (Tyndale)</w:t>
+        <w:t>Tyndale Open Study Notes</w:t>
       </w:r>
     </w:p>
     <w:p>

--- a/zht/docx/56.content.docx
+++ b/zht/docx/56.content.docx
@@ -19,7 +19,7 @@
         <w:rPr>
           <w:lang w:val="zh_TW" w:bidi="zh_TW"/>
         </w:rPr>
-        <w:t>Resource: Tyndale Open Study Notes</w:t>
+        <w:t>Resource: Aquifer Open Study Notes</w:t>
       </w:r>
       <w:r>
         <w:rPr>
@@ -112,7 +112,7 @@
         <w:rPr>
           <w:lang w:val="zh_TW" w:bidi="zh_TW"/>
         </w:rPr>
-        <w:t>Tyndale Open Study Notes</w:t>
+        <w:t>Aquifer Open Study Notes</w:t>
       </w:r>
     </w:p>
     <w:p>

--- a/zht/docx/56.content.docx
+++ b/zht/docx/56.content.docx
@@ -233,36 +233,24 @@
         </w:rPr>
         <w:t>知識……使人敬虔（knowledge … that leads to godliness(BSB)）：見</w:t>
       </w:r>
-      <w:hyperlink r:id="rId13">
-        <w:r>
-          <w:rPr>
-            <w:lang w:val="zh_TW" w:bidi="zh_TW"/>
-          </w:rPr>
-          <w:rPr>
-            <w:color w:val="0000EE"/>
-            <w:u w:val="single"/>
-          </w:rPr>
-          <w:t>2:11–14</w:t>
-        </w:r>
-      </w:hyperlink>
+      <w:r>
+        <w:rPr>
+          <w:lang w:val="zh_TW" w:bidi="zh_TW"/>
+        </w:rPr>
+        <w:t>2:11–14</w:t>
+      </w:r>
       <w:r>
         <w:rPr>
           <w:lang w:val="zh_TW" w:bidi="zh_TW"/>
         </w:rPr>
         <w:t>；</w:t>
       </w:r>
-      <w:hyperlink r:id="rId14">
-        <w:r>
-          <w:rPr>
-            <w:lang w:val="zh_TW" w:bidi="zh_TW"/>
-          </w:rPr>
-          <w:rPr>
-            <w:color w:val="0000EE"/>
-            <w:u w:val="single"/>
-          </w:rPr>
-          <w:t>提前 6:3</w:t>
-        </w:r>
-      </w:hyperlink>
+      <w:r>
+        <w:rPr>
+          <w:lang w:val="zh_TW" w:bidi="zh_TW"/>
+        </w:rPr>
+        <w:t>提前 6:3</w:t>
+      </w:r>
       <w:r>
         <w:rPr>
           <w:lang w:val="zh_TW" w:bidi="zh_TW"/>
@@ -317,18 +305,12 @@
         </w:rPr>
         <w:t>提多書的開頭，與提摩太前書一樣（</w:t>
       </w:r>
-      <w:hyperlink r:id="rId15">
-        <w:r>
-          <w:rPr>
-            <w:lang w:val="zh_TW" w:bidi="zh_TW"/>
-          </w:rPr>
-          <w:rPr>
-            <w:color w:val="0000EE"/>
-            <w:u w:val="single"/>
-          </w:rPr>
-          <w:t>1:1–2</w:t>
-        </w:r>
-      </w:hyperlink>
+      <w:r>
+        <w:rPr>
+          <w:lang w:val="zh_TW" w:bidi="zh_TW"/>
+        </w:rPr>
+        <w:t>1:1–2</w:t>
+      </w:r>
       <w:r>
         <w:rPr>
           <w:lang w:val="zh_TW" w:bidi="zh_TW"/>
@@ -387,36 +369,24 @@
         </w:rPr>
         <w:t>神的子民確信有永生，所以可以因著未來的盼望而活在當下（見</w:t>
       </w:r>
-      <w:hyperlink r:id="rId13">
-        <w:r>
-          <w:rPr>
-            <w:lang w:val="zh_TW" w:bidi="zh_TW"/>
-          </w:rPr>
-          <w:rPr>
-            <w:color w:val="0000EE"/>
-            <w:u w:val="single"/>
-          </w:rPr>
-          <w:t>2:11–14</w:t>
-        </w:r>
-      </w:hyperlink>
+      <w:r>
+        <w:rPr>
+          <w:lang w:val="zh_TW" w:bidi="zh_TW"/>
+        </w:rPr>
+        <w:t>2:11–14</w:t>
+      </w:r>
       <w:r>
         <w:rPr>
           <w:lang w:val="zh_TW" w:bidi="zh_TW"/>
         </w:rPr>
         <w:t>，</w:t>
       </w:r>
-      <w:hyperlink r:id="rId16">
-        <w:r>
-          <w:rPr>
-            <w:lang w:val="zh_TW" w:bidi="zh_TW"/>
-          </w:rPr>
-          <w:rPr>
-            <w:color w:val="0000EE"/>
-            <w:u w:val="single"/>
-          </w:rPr>
-          <w:t>3:7–8</w:t>
-        </w:r>
-      </w:hyperlink>
+      <w:r>
+        <w:rPr>
+          <w:lang w:val="zh_TW" w:bidi="zh_TW"/>
+        </w:rPr>
+        <w:t>3:7–8</w:t>
+      </w:r>
       <w:r>
         <w:rPr>
           <w:lang w:val="zh_TW" w:bidi="zh_TW"/>
@@ -453,72 +423,48 @@
         </w:rPr>
         <w:t>）。這句話也強調了神的救贖計劃沒有改變（</w:t>
       </w:r>
-      <w:hyperlink r:id="rId17">
-        <w:r>
-          <w:rPr>
-            <w:lang w:val="zh_TW" w:bidi="zh_TW"/>
-          </w:rPr>
-          <w:rPr>
-            <w:color w:val="0000EE"/>
-            <w:u w:val="single"/>
-          </w:rPr>
-          <w:t>1:1</w:t>
-        </w:r>
-      </w:hyperlink>
+      <w:r>
+        <w:rPr>
+          <w:lang w:val="zh_TW" w:bidi="zh_TW"/>
+        </w:rPr>
+        <w:t>1:1</w:t>
+      </w:r>
       <w:r>
         <w:rPr>
           <w:lang w:val="zh_TW" w:bidi="zh_TW"/>
         </w:rPr>
         <w:t>）：人可以信靠神，祂會成就祂的應許（見</w:t>
       </w:r>
-      <w:hyperlink r:id="rId18">
-        <w:r>
-          <w:rPr>
-            <w:lang w:val="zh_TW" w:bidi="zh_TW"/>
-          </w:rPr>
-          <w:rPr>
-            <w:color w:val="0000EE"/>
-            <w:u w:val="single"/>
-          </w:rPr>
-          <w:t>民23:19</w:t>
-        </w:r>
-      </w:hyperlink>
+      <w:r>
+        <w:rPr>
+          <w:lang w:val="zh_TW" w:bidi="zh_TW"/>
+        </w:rPr>
+        <w:t>民23:19</w:t>
+      </w:r>
       <w:r>
         <w:rPr>
           <w:lang w:val="zh_TW" w:bidi="zh_TW"/>
         </w:rPr>
         <w:t>；</w:t>
       </w:r>
-      <w:hyperlink r:id="rId19">
-        <w:r>
-          <w:rPr>
-            <w:lang w:val="zh_TW" w:bidi="zh_TW"/>
-          </w:rPr>
-          <w:rPr>
-            <w:color w:val="0000EE"/>
-            <w:u w:val="single"/>
-          </w:rPr>
-          <w:t>撒上15:29</w:t>
-        </w:r>
-      </w:hyperlink>
+      <w:r>
+        <w:rPr>
+          <w:lang w:val="zh_TW" w:bidi="zh_TW"/>
+        </w:rPr>
+        <w:t>撒上15:29</w:t>
+      </w:r>
       <w:r>
         <w:rPr>
           <w:lang w:val="zh_TW" w:bidi="zh_TW"/>
         </w:rPr>
         <w:t>；</w:t>
       </w:r>
-      <w:hyperlink r:id="rId20">
-        <w:r>
-          <w:rPr>
-            <w:lang w:val="zh_TW" w:bidi="zh_TW"/>
-          </w:rPr>
-          <w:rPr>
-            <w:color w:val="0000EE"/>
-            <w:u w:val="single"/>
-          </w:rPr>
-          <w:t>羅3:3–4</w:t>
-        </w:r>
-      </w:hyperlink>
+      <w:r>
+        <w:rPr>
+          <w:lang w:val="zh_TW" w:bidi="zh_TW"/>
+        </w:rPr>
+        <w:t>羅3:3–4</w:t>
+      </w:r>
       <w:r>
         <w:rPr>
           <w:lang w:val="zh_TW" w:bidi="zh_TW"/>
@@ -577,54 +523,36 @@
         </w:rPr>
         <w:t>到了日期：主動權完全在於神，祂按照自己的旨意，在自己的日期成就祂的計劃（見</w:t>
       </w:r>
-      <w:hyperlink r:id="rId21">
-        <w:r>
-          <w:rPr>
-            <w:lang w:val="zh_TW" w:bidi="zh_TW"/>
-          </w:rPr>
-          <w:rPr>
-            <w:color w:val="0000EE"/>
-            <w:u w:val="single"/>
-          </w:rPr>
-          <w:t>3:5</w:t>
-        </w:r>
-      </w:hyperlink>
+      <w:r>
+        <w:rPr>
+          <w:lang w:val="zh_TW" w:bidi="zh_TW"/>
+        </w:rPr>
+        <w:t>3:5</w:t>
+      </w:r>
       <w:r>
         <w:rPr>
           <w:lang w:val="zh_TW" w:bidi="zh_TW"/>
         </w:rPr>
         <w:t>；</w:t>
       </w:r>
-      <w:hyperlink r:id="rId22">
-        <w:r>
-          <w:rPr>
-            <w:lang w:val="zh_TW" w:bidi="zh_TW"/>
-          </w:rPr>
-          <w:rPr>
-            <w:color w:val="0000EE"/>
-            <w:u w:val="single"/>
-          </w:rPr>
-          <w:t>提前2:6</w:t>
-        </w:r>
-      </w:hyperlink>
+      <w:r>
+        <w:rPr>
+          <w:lang w:val="zh_TW" w:bidi="zh_TW"/>
+        </w:rPr>
+        <w:t>提前2:6</w:t>
+      </w:r>
       <w:r>
         <w:rPr>
           <w:lang w:val="zh_TW" w:bidi="zh_TW"/>
         </w:rPr>
         <w:t>；</w:t>
       </w:r>
-      <w:hyperlink r:id="rId23">
-        <w:r>
-          <w:rPr>
-            <w:lang w:val="zh_TW" w:bidi="zh_TW"/>
-          </w:rPr>
-          <w:rPr>
-            <w:color w:val="0000EE"/>
-            <w:u w:val="single"/>
-          </w:rPr>
-          <w:t>提後1:10</w:t>
-        </w:r>
-      </w:hyperlink>
+      <w:r>
+        <w:rPr>
+          <w:lang w:val="zh_TW" w:bidi="zh_TW"/>
+        </w:rPr>
+        <w:t>提後1:10</w:t>
+      </w:r>
       <w:r>
         <w:rPr>
           <w:lang w:val="zh_TW" w:bidi="zh_TW"/>
@@ -649,90 +577,60 @@
         </w:rPr>
         <w:t>我們（的）救主：在</w:t>
       </w:r>
-      <w:hyperlink r:id="rId24">
-        <w:r>
-          <w:rPr>
-            <w:lang w:val="zh_TW" w:bidi="zh_TW"/>
-          </w:rPr>
-          <w:rPr>
-            <w:color w:val="0000EE"/>
-            <w:u w:val="single"/>
-          </w:rPr>
-          <w:t>提多書一章4節</w:t>
-        </w:r>
-      </w:hyperlink>
+      <w:r>
+        <w:rPr>
+          <w:lang w:val="zh_TW" w:bidi="zh_TW"/>
+        </w:rPr>
+        <w:t>提多書一章4節</w:t>
+      </w:r>
       <w:r>
         <w:rPr>
           <w:lang w:val="zh_TW" w:bidi="zh_TW"/>
         </w:rPr>
         <w:t>中，耶穌也被稱為「我們的救主」，耶穌與神同等（見</w:t>
       </w:r>
-      <w:hyperlink r:id="rId25">
-        <w:r>
-          <w:rPr>
-            <w:lang w:val="zh_TW" w:bidi="zh_TW"/>
-          </w:rPr>
-          <w:rPr>
-            <w:color w:val="0000EE"/>
-            <w:u w:val="single"/>
-          </w:rPr>
-          <w:t>2:10</w:t>
-        </w:r>
-      </w:hyperlink>
+      <w:r>
+        <w:rPr>
+          <w:lang w:val="zh_TW" w:bidi="zh_TW"/>
+        </w:rPr>
+        <w:t>2:10</w:t>
+      </w:r>
       <w:r>
         <w:rPr>
           <w:lang w:val="zh_TW" w:bidi="zh_TW"/>
         </w:rPr>
         <w:t>、</w:t>
       </w:r>
-      <w:hyperlink r:id="rId26">
-        <w:r>
-          <w:rPr>
-            <w:lang w:val="zh_TW" w:bidi="zh_TW"/>
-          </w:rPr>
-          <w:rPr>
-            <w:color w:val="0000EE"/>
-            <w:u w:val="single"/>
-          </w:rPr>
-          <w:t>13</w:t>
-        </w:r>
-      </w:hyperlink>
+      <w:r>
+        <w:rPr>
+          <w:lang w:val="zh_TW" w:bidi="zh_TW"/>
+        </w:rPr>
+        <w:t>13</w:t>
+      </w:r>
       <w:r>
         <w:rPr>
           <w:lang w:val="zh_TW" w:bidi="zh_TW"/>
         </w:rPr>
         <w:t>，</w:t>
       </w:r>
-      <w:hyperlink r:id="rId27">
-        <w:r>
-          <w:rPr>
-            <w:lang w:val="zh_TW" w:bidi="zh_TW"/>
-          </w:rPr>
-          <w:rPr>
-            <w:color w:val="0000EE"/>
-            <w:u w:val="single"/>
-          </w:rPr>
-          <w:t>3:4</w:t>
-        </w:r>
-      </w:hyperlink>
+      <w:r>
+        <w:rPr>
+          <w:lang w:val="zh_TW" w:bidi="zh_TW"/>
+        </w:rPr>
+        <w:t>3:4</w:t>
+      </w:r>
       <w:r>
         <w:rPr>
           <w:lang w:val="zh_TW" w:bidi="zh_TW"/>
         </w:rPr>
         <w:t>、</w:t>
       </w:r>
-      <w:hyperlink r:id="rId28">
-        <w:r>
-          <w:rPr>
-            <w:lang w:val="zh_TW" w:bidi="zh_TW"/>
-          </w:rPr>
-          <w:rPr>
-            <w:color w:val="0000EE"/>
-            <w:u w:val="single"/>
-          </w:rPr>
-          <w:t>6</w:t>
-        </w:r>
-      </w:hyperlink>
+      <w:r>
+        <w:rPr>
+          <w:lang w:val="zh_TW" w:bidi="zh_TW"/>
+        </w:rPr>
+        <w:t>6</w:t>
+      </w:r>
       <w:r>
         <w:rPr>
           <w:lang w:val="zh_TW" w:bidi="zh_TW"/>
@@ -809,18 +707,12 @@
         </w:rPr>
         <w:t>我（的）真兒子：這個措辭代表授權予被委派者（如</w:t>
       </w:r>
-      <w:hyperlink r:id="rId29">
-        <w:r>
-          <w:rPr>
-            <w:lang w:val="zh_TW" w:bidi="zh_TW"/>
-          </w:rPr>
-          <w:rPr>
-            <w:color w:val="0000EE"/>
-            <w:u w:val="single"/>
-          </w:rPr>
-          <w:t>提前1:2</w:t>
-        </w:r>
-      </w:hyperlink>
+      <w:r>
+        <w:rPr>
+          <w:lang w:val="zh_TW" w:bidi="zh_TW"/>
+        </w:rPr>
+        <w:t>提前1:2</w:t>
+      </w:r>
       <w:r>
         <w:rPr>
           <w:lang w:val="zh_TW" w:bidi="zh_TW"/>
@@ -879,18 +771,12 @@
         </w:rPr>
         <w:t>克里特位於地中海，在愛琴海以南。這裡是海上旅行和貿易的重要地點，因此受到多種族文化的影響，其中包括猶太人。一些來自克里特的人也出現在五旬節事件現場（</w:t>
       </w:r>
-      <w:hyperlink r:id="rId30">
-        <w:r>
-          <w:rPr>
-            <w:lang w:val="zh_TW" w:bidi="zh_TW"/>
-          </w:rPr>
-          <w:rPr>
-            <w:color w:val="0000EE"/>
-            <w:u w:val="single"/>
-          </w:rPr>
-          <w:t>徒2:11</w:t>
-        </w:r>
-      </w:hyperlink>
+      <w:r>
+        <w:rPr>
+          <w:lang w:val="zh_TW" w:bidi="zh_TW"/>
+        </w:rPr>
+        <w:t>徒2:11</w:t>
+      </w:r>
       <w:r>
         <w:rPr>
           <w:lang w:val="zh_TW" w:bidi="zh_TW"/>
@@ -967,18 +853,12 @@
         </w:rPr>
         <w:t>保羅吩咐提多設立領袖，從而完成沒有辦完的事——即建立教會（參</w:t>
       </w:r>
-      <w:hyperlink r:id="rId31">
-        <w:r>
-          <w:rPr>
-            <w:lang w:val="zh_TW" w:bidi="zh_TW"/>
-          </w:rPr>
-          <w:rPr>
-            <w:color w:val="0000EE"/>
-            <w:u w:val="single"/>
-          </w:rPr>
-          <w:t>提前3:1–13</w:t>
-        </w:r>
-      </w:hyperlink>
+      <w:r>
+        <w:rPr>
+          <w:lang w:val="zh_TW" w:bidi="zh_TW"/>
+        </w:rPr>
+        <w:t>提前3:1–13</w:t>
+      </w:r>
       <w:r>
         <w:rPr>
           <w:lang w:val="zh_TW" w:bidi="zh_TW"/>
@@ -1003,18 +883,12 @@
         </w:rPr>
         <w:t>這些領袖的特質可能為了服事這些初來乍到的新信徒，以及應對他們相對粗糙的文化。在此已假定長老是男性（見</w:t>
       </w:r>
-      <w:hyperlink r:id="rId32">
-        <w:r>
-          <w:rPr>
-            <w:lang w:val="zh_TW" w:bidi="zh_TW"/>
-          </w:rPr>
-          <w:rPr>
-            <w:color w:val="0000EE"/>
-            <w:u w:val="single"/>
-          </w:rPr>
-          <w:t>提前3:4–5</w:t>
-        </w:r>
-      </w:hyperlink>
+      <w:r>
+        <w:rPr>
+          <w:lang w:val="zh_TW" w:bidi="zh_TW"/>
+        </w:rPr>
+        <w:t>提前3:4–5</w:t>
+      </w:r>
       <w:r>
         <w:rPr>
           <w:lang w:val="zh_TW" w:bidi="zh_TW"/>
@@ -1069,36 +943,24 @@
         </w:rPr>
         <w:t>克里特的教會需要堅定、忠心的領袖來應對假教師的危險（</w:t>
       </w:r>
-      <w:hyperlink r:id="rId33">
-        <w:r>
-          <w:rPr>
-            <w:lang w:val="zh_TW" w:bidi="zh_TW"/>
-          </w:rPr>
-          <w:rPr>
-            <w:color w:val="0000EE"/>
-            <w:u w:val="single"/>
-          </w:rPr>
-          <w:t>1:10–16</w:t>
-        </w:r>
-      </w:hyperlink>
+      <w:r>
+        <w:rPr>
+          <w:lang w:val="zh_TW" w:bidi="zh_TW"/>
+        </w:rPr>
+        <w:t>1:10–16</w:t>
+      </w:r>
       <w:r>
         <w:rPr>
           <w:lang w:val="zh_TW" w:bidi="zh_TW"/>
         </w:rPr>
         <w:t>）。提多的這部分任務與這封書信主要的焦點一致：塑造一個以行為體現神的恩典，並為基督作見證的群體。參</w:t>
       </w:r>
-      <w:hyperlink r:id="rId34">
-        <w:r>
-          <w:rPr>
-            <w:lang w:val="zh_TW" w:bidi="zh_TW"/>
-          </w:rPr>
-          <w:rPr>
-            <w:color w:val="0000EE"/>
-            <w:u w:val="single"/>
-          </w:rPr>
-          <w:t>提摩太前書三章1–7節</w:t>
-        </w:r>
-      </w:hyperlink>
+      <w:r>
+        <w:rPr>
+          <w:lang w:val="zh_TW" w:bidi="zh_TW"/>
+        </w:rPr>
+        <w:t>提摩太前書三章1–7節</w:t>
+      </w:r>
       <w:r>
         <w:rPr>
           <w:lang w:val="zh_TW" w:bidi="zh_TW"/>
@@ -1187,18 +1049,12 @@
         </w:rPr>
         <w:t>放蕩不服約束（“indiscretion or insubordination (BSB)”，即「行為魯莽」或「背逆」）：這可能反映了克里特文化中較低的道德標準（</w:t>
       </w:r>
-      <w:hyperlink r:id="rId35">
-        <w:r>
-          <w:rPr>
-            <w:lang w:val="zh_TW" w:bidi="zh_TW"/>
-          </w:rPr>
-          <w:rPr>
-            <w:color w:val="0000EE"/>
-            <w:u w:val="single"/>
-          </w:rPr>
-          <w:t>多1:12</w:t>
-        </w:r>
-      </w:hyperlink>
+      <w:r>
+        <w:rPr>
+          <w:lang w:val="zh_TW" w:bidi="zh_TW"/>
+        </w:rPr>
+        <w:t>多1:12</w:t>
+      </w:r>
       <w:r>
         <w:rPr>
           <w:lang w:val="zh_TW" w:bidi="zh_TW"/>
@@ -1283,126 +1139,84 @@
         </w:rPr>
         <w:t>）是神家中的管理者：見</w:t>
       </w:r>
-      <w:hyperlink r:id="rId36">
-        <w:r>
-          <w:rPr>
-            <w:lang w:val="zh_TW" w:bidi="zh_TW"/>
-          </w:rPr>
-          <w:rPr>
-            <w:color w:val="0000EE"/>
-            <w:u w:val="single"/>
-          </w:rPr>
-          <w:t>1:11</w:t>
-        </w:r>
-      </w:hyperlink>
+      <w:r>
+        <w:rPr>
+          <w:lang w:val="zh_TW" w:bidi="zh_TW"/>
+        </w:rPr>
+        <w:t>1:11</w:t>
+      </w:r>
       <w:r>
         <w:rPr>
           <w:lang w:val="zh_TW" w:bidi="zh_TW"/>
         </w:rPr>
         <w:t>，</w:t>
       </w:r>
-      <w:hyperlink r:id="rId37">
-        <w:r>
-          <w:rPr>
-            <w:lang w:val="zh_TW" w:bidi="zh_TW"/>
-          </w:rPr>
-          <w:rPr>
-            <w:color w:val="0000EE"/>
-            <w:u w:val="single"/>
-          </w:rPr>
-          <w:t>2:2–10</w:t>
-        </w:r>
-      </w:hyperlink>
+      <w:r>
+        <w:rPr>
+          <w:lang w:val="zh_TW" w:bidi="zh_TW"/>
+        </w:rPr>
+        <w:t>2:2–10</w:t>
+      </w:r>
       <w:r>
         <w:rPr>
           <w:lang w:val="zh_TW" w:bidi="zh_TW"/>
         </w:rPr>
         <w:t>；</w:t>
       </w:r>
-      <w:hyperlink r:id="rId38">
-        <w:r>
-          <w:rPr>
-            <w:lang w:val="zh_TW" w:bidi="zh_TW"/>
-          </w:rPr>
-          <w:rPr>
-            <w:color w:val="0000EE"/>
-            <w:u w:val="single"/>
-          </w:rPr>
-          <w:t>提前1:4</w:t>
-        </w:r>
-      </w:hyperlink>
+      <w:r>
+        <w:rPr>
+          <w:lang w:val="zh_TW" w:bidi="zh_TW"/>
+        </w:rPr>
+        <w:t>提前1:4</w:t>
+      </w:r>
       <w:r>
         <w:rPr>
           <w:lang w:val="zh_TW" w:bidi="zh_TW"/>
         </w:rPr>
         <w:t>，</w:t>
       </w:r>
-      <w:hyperlink r:id="rId32">
-        <w:r>
-          <w:rPr>
-            <w:lang w:val="zh_TW" w:bidi="zh_TW"/>
-          </w:rPr>
-          <w:rPr>
-            <w:color w:val="0000EE"/>
-            <w:u w:val="single"/>
-          </w:rPr>
-          <w:t>3:4–5</w:t>
-        </w:r>
-      </w:hyperlink>
+      <w:r>
+        <w:rPr>
+          <w:lang w:val="zh_TW" w:bidi="zh_TW"/>
+        </w:rPr>
+        <w:t>3:4–5</w:t>
+      </w:r>
       <w:r>
         <w:rPr>
           <w:lang w:val="zh_TW" w:bidi="zh_TW"/>
         </w:rPr>
         <w:t>、</w:t>
       </w:r>
-      <w:hyperlink r:id="rId39">
-        <w:r>
-          <w:rPr>
-            <w:lang w:val="zh_TW" w:bidi="zh_TW"/>
-          </w:rPr>
-          <w:rPr>
-            <w:color w:val="0000EE"/>
-            <w:u w:val="single"/>
-          </w:rPr>
-          <w:t>12</w:t>
-        </w:r>
-      </w:hyperlink>
+      <w:r>
+        <w:rPr>
+          <w:lang w:val="zh_TW" w:bidi="zh_TW"/>
+        </w:rPr>
+        <w:t>12</w:t>
+      </w:r>
       <w:r>
         <w:rPr>
           <w:lang w:val="zh_TW" w:bidi="zh_TW"/>
         </w:rPr>
         <w:t>、</w:t>
       </w:r>
-      <w:hyperlink r:id="rId40">
-        <w:r>
-          <w:rPr>
-            <w:lang w:val="zh_TW" w:bidi="zh_TW"/>
-          </w:rPr>
-          <w:rPr>
-            <w:color w:val="0000EE"/>
-            <w:u w:val="single"/>
-          </w:rPr>
-          <w:t>15</w:t>
-        </w:r>
-      </w:hyperlink>
+      <w:r>
+        <w:rPr>
+          <w:lang w:val="zh_TW" w:bidi="zh_TW"/>
+        </w:rPr>
+        <w:t>15</w:t>
+      </w:r>
       <w:r>
         <w:rPr>
           <w:lang w:val="zh_TW" w:bidi="zh_TW"/>
         </w:rPr>
         <w:t>；</w:t>
       </w:r>
-      <w:hyperlink r:id="rId41">
-        <w:r>
-          <w:rPr>
-            <w:lang w:val="zh_TW" w:bidi="zh_TW"/>
-          </w:rPr>
-          <w:rPr>
-            <w:color w:val="0000EE"/>
-            <w:u w:val="single"/>
-          </w:rPr>
-          <w:t>提後2:20–21</w:t>
-        </w:r>
-      </w:hyperlink>
+      <w:r>
+        <w:rPr>
+          <w:lang w:val="zh_TW" w:bidi="zh_TW"/>
+        </w:rPr>
+        <w:t>提後2:20–21</w:t>
+      </w:r>
       <w:r>
         <w:rPr>
           <w:lang w:val="zh_TW" w:bidi="zh_TW"/>
@@ -1427,18 +1241,12 @@
         </w:rPr>
         <w:t>這些標準表明長老不應該像克里特人那樣行事，以道德敗壞而出名（見</w:t>
       </w:r>
-      <w:hyperlink r:id="rId35">
-        <w:r>
-          <w:rPr>
-            <w:lang w:val="zh_TW" w:bidi="zh_TW"/>
-          </w:rPr>
-          <w:rPr>
-            <w:color w:val="0000EE"/>
-            <w:u w:val="single"/>
-          </w:rPr>
-          <w:t>多1:12</w:t>
-        </w:r>
-      </w:hyperlink>
+      <w:r>
+        <w:rPr>
+          <w:lang w:val="zh_TW" w:bidi="zh_TW"/>
+        </w:rPr>
+        <w:t>多1:12</w:t>
+      </w:r>
       <w:r>
         <w:rPr>
           <w:lang w:val="zh_TW" w:bidi="zh_TW"/>
@@ -1497,18 +1305,12 @@
         </w:rPr>
         <w:t>長老主要的工作是教導信徒。為了應對這些特定群體面臨的即刻威脅，這可能是必需的（與以弗所一樣；見</w:t>
       </w:r>
-      <w:hyperlink r:id="rId42">
-        <w:r>
-          <w:rPr>
-            <w:lang w:val="zh_TW" w:bidi="zh_TW"/>
-          </w:rPr>
-          <w:rPr>
-            <w:color w:val="0000EE"/>
-            <w:u w:val="single"/>
-          </w:rPr>
-          <w:t>提前3:1</w:t>
-        </w:r>
-      </w:hyperlink>
+      <w:r>
+        <w:rPr>
+          <w:lang w:val="zh_TW" w:bidi="zh_TW"/>
+        </w:rPr>
+        <w:t>提前3:1</w:t>
+      </w:r>
       <w:r>
         <w:rPr>
           <w:lang w:val="zh_TW" w:bidi="zh_TW"/>
@@ -1533,72 +1335,48 @@
         </w:rPr>
         <w:t>只有對福音有堅定信念的長老才能提供整全的教導（sound teaching）。考慮到在</w:t>
       </w:r>
-      <w:hyperlink r:id="rId33">
-        <w:r>
-          <w:rPr>
-            <w:lang w:val="zh_TW" w:bidi="zh_TW"/>
-          </w:rPr>
-          <w:rPr>
-            <w:color w:val="0000EE"/>
-            <w:u w:val="single"/>
-          </w:rPr>
-          <w:t>一章10至16節</w:t>
-        </w:r>
-      </w:hyperlink>
+      <w:r>
+        <w:rPr>
+          <w:lang w:val="zh_TW" w:bidi="zh_TW"/>
+        </w:rPr>
+        <w:t>一章10至16節</w:t>
+      </w:r>
       <w:r>
         <w:rPr>
           <w:lang w:val="zh_TW" w:bidi="zh_TW"/>
         </w:rPr>
         <w:t>和</w:t>
       </w:r>
-      <w:hyperlink r:id="rId43">
-        <w:r>
-          <w:rPr>
-            <w:lang w:val="zh_TW" w:bidi="zh_TW"/>
-          </w:rPr>
-          <w:rPr>
-            <w:color w:val="0000EE"/>
-            <w:u w:val="single"/>
-          </w:rPr>
-          <w:t>三章9至11節</w:t>
-        </w:r>
-      </w:hyperlink>
+      <w:r>
+        <w:rPr>
+          <w:lang w:val="zh_TW" w:bidi="zh_TW"/>
+        </w:rPr>
+        <w:t>三章9至11節</w:t>
+      </w:r>
       <w:r>
         <w:rPr>
           <w:lang w:val="zh_TW" w:bidi="zh_TW"/>
         </w:rPr>
         <w:t>中提到的問題（另見</w:t>
       </w:r>
-      <w:hyperlink r:id="rId44">
-        <w:r>
-          <w:rPr>
-            <w:lang w:val="zh_TW" w:bidi="zh_TW"/>
-          </w:rPr>
-          <w:rPr>
-            <w:color w:val="0000EE"/>
-            <w:u w:val="single"/>
-          </w:rPr>
-          <w:t>提前1:10</w:t>
-        </w:r>
-      </w:hyperlink>
+      <w:r>
+        <w:rPr>
+          <w:lang w:val="zh_TW" w:bidi="zh_TW"/>
+        </w:rPr>
+        <w:t>提前1:10</w:t>
+      </w:r>
       <w:r>
         <w:rPr>
           <w:lang w:val="zh_TW" w:bidi="zh_TW"/>
         </w:rPr>
         <w:t>），保羅在</w:t>
       </w:r>
-      <w:hyperlink r:id="rId45">
-        <w:r>
-          <w:rPr>
-            <w:lang w:val="zh_TW" w:bidi="zh_TW"/>
-          </w:rPr>
-          <w:rPr>
-            <w:color w:val="0000EE"/>
-            <w:u w:val="single"/>
-          </w:rPr>
-          <w:t>提多書二章1節至三章11節</w:t>
-        </w:r>
-      </w:hyperlink>
+      <w:r>
+        <w:rPr>
+          <w:lang w:val="zh_TW" w:bidi="zh_TW"/>
+        </w:rPr>
+        <w:t>提多書二章1節至三章11節</w:t>
+      </w:r>
       <w:r>
         <w:rPr>
           <w:lang w:val="zh_TW" w:bidi="zh_TW"/>
@@ -1623,54 +1401,36 @@
         </w:rPr>
         <w:t>提多也有類似的工作（比較</w:t>
       </w:r>
-      <w:hyperlink r:id="rId46">
-        <w:r>
-          <w:rPr>
-            <w:lang w:val="zh_TW" w:bidi="zh_TW"/>
-          </w:rPr>
-          <w:rPr>
-            <w:color w:val="0000EE"/>
-            <w:u w:val="single"/>
-          </w:rPr>
-          <w:t>多1:13</w:t>
-        </w:r>
-      </w:hyperlink>
+      <w:r>
+        <w:rPr>
+          <w:lang w:val="zh_TW" w:bidi="zh_TW"/>
+        </w:rPr>
+        <w:t>多1:13</w:t>
+      </w:r>
       <w:r>
         <w:rPr>
           <w:lang w:val="zh_TW" w:bidi="zh_TW"/>
         </w:rPr>
         <w:t>，</w:t>
       </w:r>
-      <w:hyperlink r:id="rId47">
-        <w:r>
-          <w:rPr>
-            <w:lang w:val="zh_TW" w:bidi="zh_TW"/>
-          </w:rPr>
-          <w:rPr>
-            <w:color w:val="0000EE"/>
-            <w:u w:val="single"/>
-          </w:rPr>
-          <w:t>2:15</w:t>
-        </w:r>
-      </w:hyperlink>
+      <w:r>
+        <w:rPr>
+          <w:lang w:val="zh_TW" w:bidi="zh_TW"/>
+        </w:rPr>
+        <w:t>2:15</w:t>
+      </w:r>
       <w:r>
         <w:rPr>
           <w:lang w:val="zh_TW" w:bidi="zh_TW"/>
         </w:rPr>
         <w:t>，</w:t>
       </w:r>
-      <w:hyperlink r:id="rId48">
-        <w:r>
-          <w:rPr>
-            <w:lang w:val="zh_TW" w:bidi="zh_TW"/>
-          </w:rPr>
-          <w:rPr>
-            <w:color w:val="0000EE"/>
-            <w:u w:val="single"/>
-          </w:rPr>
-          <w:t>3:10–11</w:t>
-        </w:r>
-      </w:hyperlink>
+      <w:r>
+        <w:rPr>
+          <w:lang w:val="zh_TW" w:bidi="zh_TW"/>
+        </w:rPr>
+        <w:t>3:10–11</w:t>
+      </w:r>
       <w:r>
         <w:rPr>
           <w:lang w:val="zh_TW" w:bidi="zh_TW"/>
@@ -1689,18 +1449,12 @@
           <w:lang w:val="zh_TW" w:bidi="zh_TW"/>
         </w:rPr>
       </w:r>
-      <w:hyperlink r:id="rId33">
-        <w:r>
-          <w:rPr>
-            <w:lang w:val="zh_TW" w:bidi="zh_TW"/>
-          </w:rPr>
-          <w:rPr>
-            <w:color w:val="0000EE"/>
-            <w:u w:val="single"/>
-          </w:rPr>
-          <w:t>一章10–16節</w:t>
-        </w:r>
-      </w:hyperlink>
+      <w:r>
+        <w:rPr>
+          <w:lang w:val="zh_TW" w:bidi="zh_TW"/>
+        </w:rPr>
+        <w:t>一章10–16節</w:t>
+      </w:r>
       <w:r>
         <w:rPr>
           <w:lang w:val="zh_TW" w:bidi="zh_TW"/>
@@ -1759,18 +1513,12 @@
         </w:rPr>
         <w:t>不服約束：</w:t>
       </w:r>
-      <w:hyperlink r:id="rId49">
-        <w:r>
-          <w:rPr>
-            <w:lang w:val="zh_TW" w:bidi="zh_TW"/>
-          </w:rPr>
-          <w:rPr>
-            <w:color w:val="0000EE"/>
-            <w:u w:val="single"/>
-          </w:rPr>
-          <w:t>一章6節</w:t>
-        </w:r>
-      </w:hyperlink>
+      <w:r>
+        <w:rPr>
+          <w:lang w:val="zh_TW" w:bidi="zh_TW"/>
+        </w:rPr>
+        <w:t>一章6節</w:t>
+      </w:r>
       <w:r>
         <w:rPr>
           <w:lang w:val="zh_TW" w:bidi="zh_TW"/>
@@ -1808,36 +1556,24 @@
         </w:rPr>
         <w:t>，和合本為：「那奉割禮的」）：可能指的是猶太基督徒。希臘詞並未指明他們是否要求外邦人受割禮。</w:t>
       </w:r>
-      <w:hyperlink r:id="rId50">
-        <w:r>
-          <w:rPr>
-            <w:lang w:val="zh_TW" w:bidi="zh_TW"/>
-          </w:rPr>
-          <w:rPr>
-            <w:color w:val="0000EE"/>
-            <w:u w:val="single"/>
-          </w:rPr>
-          <w:t>一章14至15節</w:t>
-        </w:r>
-      </w:hyperlink>
+      <w:r>
+        <w:rPr>
+          <w:lang w:val="zh_TW" w:bidi="zh_TW"/>
+        </w:rPr>
+        <w:t>一章14至15節</w:t>
+      </w:r>
       <w:r>
         <w:rPr>
           <w:lang w:val="zh_TW" w:bidi="zh_TW"/>
         </w:rPr>
         <w:t>和</w:t>
       </w:r>
-      <w:hyperlink r:id="rId51">
-        <w:r>
-          <w:rPr>
-            <w:lang w:val="zh_TW" w:bidi="zh_TW"/>
-          </w:rPr>
-          <w:rPr>
-            <w:color w:val="0000EE"/>
-            <w:u w:val="single"/>
-          </w:rPr>
-          <w:t>三章9節</w:t>
-        </w:r>
-      </w:hyperlink>
+      <w:r>
+        <w:rPr>
+          <w:lang w:val="zh_TW" w:bidi="zh_TW"/>
+        </w:rPr>
+        <w:t>三章9節</w:t>
+      </w:r>
       <w:r>
         <w:rPr>
           <w:lang w:val="zh_TW" w:bidi="zh_TW"/>
@@ -1892,18 +1628,12 @@
         </w:rPr>
         <w:t>在惹是生非的當地人中，提多需要堅定地領導，以清除這些基督徒群體中的腐敗，並使他們的信仰健康成長（</w:t>
       </w:r>
-      <w:hyperlink r:id="rId52">
-        <w:r>
-          <w:rPr>
-            <w:lang w:val="zh_TW" w:bidi="zh_TW"/>
-          </w:rPr>
-          <w:rPr>
-            <w:color w:val="0000EE"/>
-            <w:u w:val="single"/>
-          </w:rPr>
-          <w:t>1:13–16</w:t>
-        </w:r>
-      </w:hyperlink>
+      <w:r>
+        <w:rPr>
+          <w:lang w:val="zh_TW" w:bidi="zh_TW"/>
+        </w:rPr>
+        <w:t>1:13–16</w:t>
+      </w:r>
       <w:r>
         <w:rPr>
           <w:lang w:val="zh_TW" w:bidi="zh_TW"/>
@@ -1962,48 +1692,30 @@
         </w:rPr>
         <w:t>全家：這也曾在以弗所發生（參</w:t>
       </w:r>
-      <w:hyperlink r:id="rId53">
-        <w:r>
-          <w:rPr>
-            <w:lang w:val="zh_TW" w:bidi="zh_TW"/>
-          </w:rPr>
-          <w:rPr>
-            <w:color w:val="0000EE"/>
-            <w:u w:val="single"/>
-          </w:rPr>
-          <w:t>提前4:3</w:t>
-        </w:r>
-      </w:hyperlink>
+      <w:r>
+        <w:rPr>
+          <w:lang w:val="zh_TW" w:bidi="zh_TW"/>
+        </w:rPr>
+        <w:t>提前4:3</w:t>
+      </w:r>
       <w:r>
         <w:rPr>
           <w:lang w:val="zh_TW" w:bidi="zh_TW"/>
         </w:rPr>
         <w:t>；</w:t>
       </w:r>
-      <w:hyperlink r:id="rId54">
-        <w:r>
-          <w:rPr>
-            <w:lang w:val="zh_TW" w:bidi="zh_TW"/>
-          </w:rPr>
-          <w:rPr>
-            <w:color w:val="0000EE"/>
-            <w:u w:val="single"/>
-          </w:rPr>
-          <w:t>提後2:18，</w:t>
-        </w:r>
-      </w:hyperlink>
-      <w:hyperlink r:id="rId55">
-        <w:r>
-          <w:rPr>
-            <w:lang w:val="zh_TW" w:bidi="zh_TW"/>
-          </w:rPr>
-          <w:rPr>
-            <w:color w:val="0000EE"/>
-            <w:u w:val="single"/>
-          </w:rPr>
-          <w:t>3:6</w:t>
-        </w:r>
-      </w:hyperlink>
+      <w:r>
+        <w:rPr>
+          <w:lang w:val="zh_TW" w:bidi="zh_TW"/>
+        </w:rPr>
+        <w:t>提後2:18，</w:t>
+      </w:r>
+      <w:r>
+        <w:rPr>
+          <w:lang w:val="zh_TW" w:bidi="zh_TW"/>
+        </w:rPr>
+        <w:t>3:6</w:t>
+      </w:r>
       <w:r>
         <w:rPr>
           <w:lang w:val="zh_TW" w:bidi="zh_TW"/>
@@ -2028,72 +1740,48 @@
         </w:rPr>
         <w:t>因貪不義之財：長老不應該有這種特質（</w:t>
       </w:r>
-      <w:hyperlink r:id="rId56">
-        <w:r>
-          <w:rPr>
-            <w:lang w:val="zh_TW" w:bidi="zh_TW"/>
-          </w:rPr>
-          <w:rPr>
-            <w:color w:val="0000EE"/>
-            <w:u w:val="single"/>
-          </w:rPr>
-          <w:t>多1:7</w:t>
-        </w:r>
-      </w:hyperlink>
+      <w:r>
+        <w:rPr>
+          <w:lang w:val="zh_TW" w:bidi="zh_TW"/>
+        </w:rPr>
+        <w:t>多1:7</w:t>
+      </w:r>
       <w:r>
         <w:rPr>
           <w:lang w:val="zh_TW" w:bidi="zh_TW"/>
         </w:rPr>
         <w:t>；另見</w:t>
       </w:r>
-      <w:hyperlink r:id="rId57">
-        <w:r>
-          <w:rPr>
-            <w:lang w:val="zh_TW" w:bidi="zh_TW"/>
-          </w:rPr>
-          <w:rPr>
-            <w:color w:val="0000EE"/>
-            <w:u w:val="single"/>
-          </w:rPr>
-          <w:t>提前6:5–10</w:t>
-        </w:r>
-      </w:hyperlink>
+      <w:r>
+        <w:rPr>
+          <w:lang w:val="zh_TW" w:bidi="zh_TW"/>
+        </w:rPr>
+        <w:t>提前6:5–10</w:t>
+      </w:r>
       <w:r>
         <w:rPr>
           <w:lang w:val="zh_TW" w:bidi="zh_TW"/>
         </w:rPr>
         <w:t>；</w:t>
       </w:r>
-      <w:hyperlink r:id="rId58">
-        <w:r>
-          <w:rPr>
-            <w:lang w:val="zh_TW" w:bidi="zh_TW"/>
-          </w:rPr>
-          <w:rPr>
-            <w:color w:val="0000EE"/>
-            <w:u w:val="single"/>
-          </w:rPr>
-          <w:t>林後2:17</w:t>
-        </w:r>
-      </w:hyperlink>
+      <w:r>
+        <w:rPr>
+          <w:lang w:val="zh_TW" w:bidi="zh_TW"/>
+        </w:rPr>
+        <w:t>林後2:17</w:t>
+      </w:r>
       <w:r>
         <w:rPr>
           <w:lang w:val="zh_TW" w:bidi="zh_TW"/>
         </w:rPr>
         <w:t>；</w:t>
       </w:r>
-      <w:hyperlink r:id="rId59">
-        <w:r>
-          <w:rPr>
-            <w:lang w:val="zh_TW" w:bidi="zh_TW"/>
-          </w:rPr>
-          <w:rPr>
-            <w:color w:val="0000EE"/>
-            <w:u w:val="single"/>
-          </w:rPr>
-          <w:t>彼前5:2</w:t>
-        </w:r>
-      </w:hyperlink>
+      <w:r>
+        <w:rPr>
+          <w:lang w:val="zh_TW" w:bidi="zh_TW"/>
+        </w:rPr>
+        <w:t>彼前5:2</w:t>
+      </w:r>
       <w:r>
         <w:rPr>
           <w:lang w:val="zh_TW" w:bidi="zh_TW"/>
@@ -2194,54 +1882,36 @@
         </w:rPr>
         <w:t>說謊話：這項指控是針對克里特人聲稱宙斯的墳墓在該島上的說法。根據克里特神話，宙斯神曾經是個凡人，生活在克里特，也死於克里特。據稱他的墳墓就在那裡。宙斯透過他對人類的庇護（即禮物和利益）而獲得神的身份。一些希臘道德家反對這個傳說，並將此傳說歸類為謊言。這是來自亞歷山大在公元前200年的引言：「克里特人總是說謊。哦主啊，克里特人為你建造了一座墳墓；但你不會死，因為你是永恆的。」克里特的一位先知（埃庇米尼得斯）也有同樣的看法。保羅引用了他的良知之聲（</w:t>
       </w:r>
-      <w:hyperlink r:id="rId46">
-        <w:r>
-          <w:rPr>
-            <w:lang w:val="zh_TW" w:bidi="zh_TW"/>
-          </w:rPr>
-          <w:rPr>
-            <w:color w:val="0000EE"/>
-            <w:u w:val="single"/>
-          </w:rPr>
-          <w:t>多1:13</w:t>
-        </w:r>
-      </w:hyperlink>
+      <w:r>
+        <w:rPr>
+          <w:lang w:val="zh_TW" w:bidi="zh_TW"/>
+        </w:rPr>
+        <w:t>多1:13</w:t>
+      </w:r>
       <w:r>
         <w:rPr>
           <w:lang w:val="zh_TW" w:bidi="zh_TW"/>
         </w:rPr>
         <w:t>；見</w:t>
       </w:r>
-      <w:hyperlink r:id="rId60">
-        <w:r>
-          <w:rPr>
-            <w:lang w:val="zh_TW" w:bidi="zh_TW"/>
-          </w:rPr>
-          <w:rPr>
-            <w:color w:val="0000EE"/>
-            <w:u w:val="single"/>
-          </w:rPr>
-          <w:t>徒17:28</w:t>
-        </w:r>
-      </w:hyperlink>
+      <w:r>
+        <w:rPr>
+          <w:lang w:val="zh_TW" w:bidi="zh_TW"/>
+        </w:rPr>
+        <w:t>徒17:28</w:t>
+      </w:r>
       <w:r>
         <w:rPr>
           <w:lang w:val="zh_TW" w:bidi="zh_TW"/>
         </w:rPr>
         <w:t>）亦表贊同，因為那位無謊言的神（</w:t>
       </w:r>
-      <w:hyperlink r:id="rId61">
-        <w:r>
-          <w:rPr>
-            <w:lang w:val="zh_TW" w:bidi="zh_TW"/>
-          </w:rPr>
-          <w:rPr>
-            <w:color w:val="0000EE"/>
-            <w:u w:val="single"/>
-          </w:rPr>
-          <w:t>多1:2</w:t>
-        </w:r>
-      </w:hyperlink>
+      <w:r>
+        <w:rPr>
+          <w:lang w:val="zh_TW" w:bidi="zh_TW"/>
+        </w:rPr>
+        <w:t>多1:2</w:t>
+      </w:r>
       <w:r>
         <w:rPr>
           <w:lang w:val="zh_TW" w:bidi="zh_TW"/>
@@ -2266,36 +1936,24 @@
         </w:rPr>
         <w:t>說謊話……惡獸……又饞又懶：據信克里特人的不道德源於他們對宙斯的信仰。宗教謊言導致了道德腐敗。保羅後來通過提出與之相反的美德（正面的品格或行為）來與這些惡習抗衡（</w:t>
       </w:r>
-      <w:hyperlink r:id="rId62">
-        <w:r>
-          <w:rPr>
-            <w:lang w:val="zh_TW" w:bidi="zh_TW"/>
-          </w:rPr>
-          <w:rPr>
-            <w:color w:val="0000EE"/>
-            <w:u w:val="single"/>
-          </w:rPr>
-          <w:t>多2:12</w:t>
-        </w:r>
-      </w:hyperlink>
+      <w:r>
+        <w:rPr>
+          <w:lang w:val="zh_TW" w:bidi="zh_TW"/>
+        </w:rPr>
+        <w:t>多2:12</w:t>
+      </w:r>
       <w:r>
         <w:rPr>
           <w:lang w:val="zh_TW" w:bidi="zh_TW"/>
         </w:rPr>
         <w:t>）。他敦促克里特人達成在人類社會中受到讚揚但在克里特卻嚴重缺乏的道德理想，正如他們自己的先知所哀嘆的那樣。他們只有藉由耶穌基督的福音才能達成這些理想（</w:t>
       </w:r>
-      <w:hyperlink r:id="rId13">
-        <w:r>
-          <w:rPr>
-            <w:lang w:val="zh_TW" w:bidi="zh_TW"/>
-          </w:rPr>
-          <w:rPr>
-            <w:color w:val="0000EE"/>
-            <w:u w:val="single"/>
-          </w:rPr>
-          <w:t>2:11–14</w:t>
-        </w:r>
-      </w:hyperlink>
+      <w:r>
+        <w:rPr>
+          <w:lang w:val="zh_TW" w:bidi="zh_TW"/>
+        </w:rPr>
+        <w:t>2:11–14</w:t>
+      </w:r>
       <w:r>
         <w:rPr>
           <w:lang w:val="zh_TW" w:bidi="zh_TW"/>
@@ -2320,18 +1978,12 @@
         </w:rPr>
         <w:t>又饞又懶：克里特人為了一點錢，會無所不作，他們以此出名。他們廣為人知的是作為雇傭兵和過度消費。據說他們對自己的貪婪毫不羞愧（見</w:t>
       </w:r>
-      <w:hyperlink r:id="rId63">
-        <w:r>
-          <w:rPr>
-            <w:lang w:val="zh_TW" w:bidi="zh_TW"/>
-          </w:rPr>
-          <w:rPr>
-            <w:color w:val="0000EE"/>
-            <w:u w:val="single"/>
-          </w:rPr>
-          <w:t>腓3:19</w:t>
-        </w:r>
-      </w:hyperlink>
+      <w:r>
+        <w:rPr>
+          <w:lang w:val="zh_TW" w:bidi="zh_TW"/>
+        </w:rPr>
+        <w:t>腓3:19</w:t>
+      </w:r>
       <w:r>
         <w:rPr>
           <w:lang w:val="zh_TW" w:bidi="zh_TW"/>
@@ -2438,18 +2090,12 @@
         </w:rPr>
         <w:t>在此，在真道上純全無疵（堅定）被定義為拒絕錯誤的教導（參</w:t>
       </w:r>
-      <w:hyperlink r:id="rId64">
-        <w:r>
-          <w:rPr>
-            <w:lang w:val="zh_TW" w:bidi="zh_TW"/>
-          </w:rPr>
-          <w:rPr>
-            <w:color w:val="0000EE"/>
-            <w:u w:val="single"/>
-          </w:rPr>
-          <w:t>1:9</w:t>
-        </w:r>
-      </w:hyperlink>
+      <w:r>
+        <w:rPr>
+          <w:lang w:val="zh_TW" w:bidi="zh_TW"/>
+        </w:rPr>
+        <w:t>1:9</w:t>
+      </w:r>
       <w:r>
         <w:rPr>
           <w:lang w:val="zh_TW" w:bidi="zh_TW"/>
@@ -2508,72 +2154,48 @@
         </w:rPr>
         <w:t>猶太人荒渺的言語：見</w:t>
       </w:r>
-      <w:hyperlink r:id="rId51">
-        <w:r>
-          <w:rPr>
-            <w:lang w:val="zh_TW" w:bidi="zh_TW"/>
-          </w:rPr>
-          <w:rPr>
-            <w:color w:val="0000EE"/>
-            <w:u w:val="single"/>
-          </w:rPr>
-          <w:t>3:9</w:t>
-        </w:r>
-      </w:hyperlink>
+      <w:r>
+        <w:rPr>
+          <w:lang w:val="zh_TW" w:bidi="zh_TW"/>
+        </w:rPr>
+        <w:t>3:9</w:t>
+      </w:r>
       <w:r>
         <w:rPr>
           <w:lang w:val="zh_TW" w:bidi="zh_TW"/>
         </w:rPr>
         <w:t>，</w:t>
       </w:r>
-      <w:hyperlink r:id="rId38">
-        <w:r>
-          <w:rPr>
-            <w:lang w:val="zh_TW" w:bidi="zh_TW"/>
-          </w:rPr>
-          <w:rPr>
-            <w:color w:val="0000EE"/>
-            <w:u w:val="single"/>
-          </w:rPr>
-          <w:t>提摩太前書1:4</w:t>
-        </w:r>
-      </w:hyperlink>
+      <w:r>
+        <w:rPr>
+          <w:lang w:val="zh_TW" w:bidi="zh_TW"/>
+        </w:rPr>
+        <w:t>提摩太前書1:4</w:t>
+      </w:r>
       <w:r>
         <w:rPr>
           <w:lang w:val="zh_TW" w:bidi="zh_TW"/>
         </w:rPr>
         <w:t>，</w:t>
       </w:r>
-      <w:hyperlink r:id="rId65">
-        <w:r>
-          <w:rPr>
-            <w:lang w:val="zh_TW" w:bidi="zh_TW"/>
-          </w:rPr>
-          <w:rPr>
-            <w:color w:val="0000EE"/>
-            <w:u w:val="single"/>
-          </w:rPr>
-          <w:t>4:7</w:t>
-        </w:r>
-      </w:hyperlink>
+      <w:r>
+        <w:rPr>
+          <w:lang w:val="zh_TW" w:bidi="zh_TW"/>
+        </w:rPr>
+        <w:t>4:7</w:t>
+      </w:r>
       <w:r>
         <w:rPr>
           <w:lang w:val="zh_TW" w:bidi="zh_TW"/>
         </w:rPr>
         <w:t>；</w:t>
       </w:r>
-      <w:hyperlink r:id="rId66">
-        <w:r>
-          <w:rPr>
-            <w:lang w:val="zh_TW" w:bidi="zh_TW"/>
-          </w:rPr>
-          <w:rPr>
-            <w:color w:val="0000EE"/>
-            <w:u w:val="single"/>
-          </w:rPr>
-          <w:t>提摩太後書4:4</w:t>
-        </w:r>
-      </w:hyperlink>
+      <w:r>
+        <w:rPr>
+          <w:lang w:val="zh_TW" w:bidi="zh_TW"/>
+        </w:rPr>
+        <w:t>提摩太後書4:4</w:t>
+      </w:r>
       <w:r>
         <w:rPr>
           <w:lang w:val="zh_TW" w:bidi="zh_TW"/>
@@ -2598,18 +2220,12 @@
         </w:rPr>
         <w:t>離棄真道：這是背道，而不僅僅是不信。背道是指某人放棄或拒絕他們原本所信的信仰。見</w:t>
       </w:r>
-      <w:hyperlink r:id="rId67">
-        <w:r>
-          <w:rPr>
-            <w:lang w:val="zh_TW" w:bidi="zh_TW"/>
-          </w:rPr>
-          <w:rPr>
-            <w:color w:val="0000EE"/>
-            <w:u w:val="single"/>
-          </w:rPr>
-          <w:t>提摩太前書1:6–7</w:t>
-        </w:r>
-      </w:hyperlink>
+      <w:r>
+        <w:rPr>
+          <w:lang w:val="zh_TW" w:bidi="zh_TW"/>
+        </w:rPr>
+        <w:t>提摩太前書1:6–7</w:t>
+      </w:r>
       <w:r>
         <w:rPr>
           <w:lang w:val="zh_TW" w:bidi="zh_TW"/>
@@ -2664,18 +2280,12 @@
         </w:rPr>
         <w:t>參</w:t>
       </w:r>
-      <w:hyperlink r:id="rId68">
-        <w:r>
-          <w:rPr>
-            <w:lang w:val="zh_TW" w:bidi="zh_TW"/>
-          </w:rPr>
-          <w:rPr>
-            <w:color w:val="0000EE"/>
-            <w:u w:val="single"/>
-          </w:rPr>
-          <w:t>提摩太前書4:3–5</w:t>
-        </w:r>
-      </w:hyperlink>
+      <w:r>
+        <w:rPr>
+          <w:lang w:val="zh_TW" w:bidi="zh_TW"/>
+        </w:rPr>
+        <w:t>提摩太前書4:3–5</w:t>
+      </w:r>
       <w:r>
         <w:rPr>
           <w:lang w:val="zh_TW" w:bidi="zh_TW"/>
@@ -2730,36 +2340,24 @@
         </w:rPr>
         <w:t>這兩節經文評述</w:t>
       </w:r>
-      <w:hyperlink r:id="rId69">
-        <w:r>
-          <w:rPr>
-            <w:lang w:val="zh_TW" w:bidi="zh_TW"/>
-          </w:rPr>
-          <w:rPr>
-            <w:color w:val="0000EE"/>
-            <w:u w:val="single"/>
-          </w:rPr>
-          <w:t>一章14節</w:t>
-        </w:r>
-      </w:hyperlink>
+      <w:r>
+        <w:rPr>
+          <w:lang w:val="zh_TW" w:bidi="zh_TW"/>
+        </w:rPr>
+        <w:t>一章14節</w:t>
+      </w:r>
       <w:r>
         <w:rPr>
           <w:lang w:val="zh_TW" w:bidi="zh_TW"/>
         </w:rPr>
         <w:t>所提到的人及其命令，同時也過渡到對鼓勵行善教導的討論（</w:t>
       </w:r>
-      <w:hyperlink r:id="rId45">
-        <w:r>
-          <w:rPr>
-            <w:lang w:val="zh_TW" w:bidi="zh_TW"/>
-          </w:rPr>
-          <w:rPr>
-            <w:color w:val="0000EE"/>
-            <w:u w:val="single"/>
-          </w:rPr>
-          <w:t>2:1–3:11</w:t>
-        </w:r>
-      </w:hyperlink>
+      <w:r>
+        <w:rPr>
+          <w:lang w:val="zh_TW" w:bidi="zh_TW"/>
+        </w:rPr>
+        <w:t>2:1–3:11</w:t>
+      </w:r>
       <w:r>
         <w:rPr>
           <w:lang w:val="zh_TW" w:bidi="zh_TW"/>
@@ -2818,90 +2416,60 @@
         </w:rPr>
         <w:t>純全的教導和敬虔在提摩太前後書及提多書中總是緊密相連（見</w:t>
       </w:r>
-      <w:hyperlink r:id="rId70">
-        <w:r>
-          <w:rPr>
-            <w:lang w:val="zh_TW" w:bidi="zh_TW"/>
-          </w:rPr>
-          <w:rPr>
-            <w:color w:val="0000EE"/>
-            <w:u w:val="single"/>
-          </w:rPr>
-          <w:t>提前1:7–11</w:t>
-        </w:r>
-      </w:hyperlink>
+      <w:r>
+        <w:rPr>
+          <w:lang w:val="zh_TW" w:bidi="zh_TW"/>
+        </w:rPr>
+        <w:t>提前1:7–11</w:t>
+      </w:r>
       <w:r>
         <w:rPr>
           <w:lang w:val="zh_TW" w:bidi="zh_TW"/>
         </w:rPr>
         <w:t>，</w:t>
       </w:r>
-      <w:hyperlink r:id="rId71">
-        <w:r>
-          <w:rPr>
-            <w:lang w:val="zh_TW" w:bidi="zh_TW"/>
-          </w:rPr>
-          <w:rPr>
-            <w:color w:val="0000EE"/>
-            <w:u w:val="single"/>
-          </w:rPr>
-          <w:t>3:15–16</w:t>
-        </w:r>
-      </w:hyperlink>
+      <w:r>
+        <w:rPr>
+          <w:lang w:val="zh_TW" w:bidi="zh_TW"/>
+        </w:rPr>
+        <w:t>3:15–16</w:t>
+      </w:r>
       <w:r>
         <w:rPr>
           <w:lang w:val="zh_TW" w:bidi="zh_TW"/>
         </w:rPr>
         <w:t>，</w:t>
       </w:r>
-      <w:hyperlink r:id="rId72">
-        <w:r>
-          <w:rPr>
-            <w:lang w:val="zh_TW" w:bidi="zh_TW"/>
-          </w:rPr>
-          <w:rPr>
-            <w:color w:val="0000EE"/>
-            <w:u w:val="single"/>
-          </w:rPr>
-          <w:t>5:24–25</w:t>
-        </w:r>
-      </w:hyperlink>
+      <w:r>
+        <w:rPr>
+          <w:lang w:val="zh_TW" w:bidi="zh_TW"/>
+        </w:rPr>
+        <w:t>5:24–25</w:t>
+      </w:r>
       <w:r>
         <w:rPr>
           <w:lang w:val="zh_TW" w:bidi="zh_TW"/>
         </w:rPr>
         <w:t>；</w:t>
       </w:r>
-      <w:hyperlink r:id="rId73">
-        <w:r>
-          <w:rPr>
-            <w:lang w:val="zh_TW" w:bidi="zh_TW"/>
-          </w:rPr>
-          <w:rPr>
-            <w:color w:val="0000EE"/>
-            <w:u w:val="single"/>
-          </w:rPr>
-          <w:t>提後3:5</w:t>
-        </w:r>
-      </w:hyperlink>
+      <w:r>
+        <w:rPr>
+          <w:lang w:val="zh_TW" w:bidi="zh_TW"/>
+        </w:rPr>
+        <w:t>提後3:5</w:t>
+      </w:r>
       <w:r>
         <w:rPr>
           <w:lang w:val="zh_TW" w:bidi="zh_TW"/>
         </w:rPr>
         <w:t>、</w:t>
       </w:r>
-      <w:hyperlink r:id="rId74">
-        <w:r>
-          <w:rPr>
-            <w:lang w:val="zh_TW" w:bidi="zh_TW"/>
-          </w:rPr>
-          <w:rPr>
-            <w:color w:val="0000EE"/>
-            <w:u w:val="single"/>
-          </w:rPr>
-          <w:t>9</w:t>
-        </w:r>
-      </w:hyperlink>
+      <w:r>
+        <w:rPr>
+          <w:lang w:val="zh_TW" w:bidi="zh_TW"/>
+        </w:rPr>
+        <w:t>9</w:t>
+      </w:r>
       <w:r>
         <w:rPr>
           <w:lang w:val="zh_TW" w:bidi="zh_TW"/>
@@ -2926,18 +2494,12 @@
         </w:rPr>
         <w:t>各樣善事：這與</w:t>
       </w:r>
-      <w:hyperlink r:id="rId75">
-        <w:r>
-          <w:rPr>
-            <w:lang w:val="zh_TW" w:bidi="zh_TW"/>
-          </w:rPr>
-          <w:rPr>
-            <w:color w:val="0000EE"/>
-            <w:u w:val="single"/>
-          </w:rPr>
-          <w:t>提多書三章1節</w:t>
-        </w:r>
-      </w:hyperlink>
+      <w:r>
+        <w:rPr>
+          <w:lang w:val="zh_TW" w:bidi="zh_TW"/>
+        </w:rPr>
+        <w:t>提多書三章1節</w:t>
+      </w:r>
       <w:r>
         <w:rPr>
           <w:lang w:val="zh_TW" w:bidi="zh_TW"/>
@@ -2992,144 +2554,96 @@
         </w:rPr>
         <w:t>由於假教師在「人的全家」中帶來問題，因此健全的教導尤為迫切（</w:t>
       </w:r>
-      <w:hyperlink r:id="rId36">
-        <w:r>
-          <w:rPr>
-            <w:lang w:val="zh_TW" w:bidi="zh_TW"/>
-          </w:rPr>
-          <w:rPr>
-            <w:color w:val="0000EE"/>
-            <w:u w:val="single"/>
-          </w:rPr>
-          <w:t>1:11</w:t>
-        </w:r>
-      </w:hyperlink>
+      <w:r>
+        <w:rPr>
+          <w:lang w:val="zh_TW" w:bidi="zh_TW"/>
+        </w:rPr>
+        <w:t>1:11</w:t>
+      </w:r>
       <w:r>
         <w:rPr>
           <w:lang w:val="zh_TW" w:bidi="zh_TW"/>
         </w:rPr>
         <w:t>）。在</w:t>
       </w:r>
-      <w:hyperlink r:id="rId76">
-        <w:r>
-          <w:rPr>
-            <w:lang w:val="zh_TW" w:bidi="zh_TW"/>
-          </w:rPr>
-          <w:rPr>
-            <w:color w:val="0000EE"/>
-            <w:u w:val="single"/>
-          </w:rPr>
-          <w:t>二章1至10節</w:t>
-        </w:r>
-      </w:hyperlink>
+      <w:r>
+        <w:rPr>
+          <w:lang w:val="zh_TW" w:bidi="zh_TW"/>
+        </w:rPr>
+        <w:t>二章1至10節</w:t>
+      </w:r>
       <w:r>
         <w:rPr>
           <w:lang w:val="zh_TW" w:bidi="zh_TW"/>
         </w:rPr>
         <w:t>中，保羅提及信仰家庭中的不同群體，表達了他對教會公開見證的關注（</w:t>
       </w:r>
-      <w:hyperlink r:id="rId77">
-        <w:r>
-          <w:rPr>
-            <w:lang w:val="zh_TW" w:bidi="zh_TW"/>
-          </w:rPr>
-          <w:rPr>
-            <w:color w:val="0000EE"/>
-            <w:u w:val="single"/>
-          </w:rPr>
-          <w:t>2:5</w:t>
-        </w:r>
-      </w:hyperlink>
+      <w:r>
+        <w:rPr>
+          <w:lang w:val="zh_TW" w:bidi="zh_TW"/>
+        </w:rPr>
+        <w:t>2:5</w:t>
+      </w:r>
       <w:r>
         <w:rPr>
           <w:lang w:val="zh_TW" w:bidi="zh_TW"/>
         </w:rPr>
         <w:t>、</w:t>
       </w:r>
-      <w:hyperlink r:id="rId78">
-        <w:r>
-          <w:rPr>
-            <w:lang w:val="zh_TW" w:bidi="zh_TW"/>
-          </w:rPr>
-          <w:rPr>
-            <w:color w:val="0000EE"/>
-            <w:u w:val="single"/>
-          </w:rPr>
-          <w:t>8</w:t>
-        </w:r>
-      </w:hyperlink>
+      <w:r>
+        <w:rPr>
+          <w:lang w:val="zh_TW" w:bidi="zh_TW"/>
+        </w:rPr>
+        <w:t>8</w:t>
+      </w:r>
       <w:r>
         <w:rPr>
           <w:lang w:val="zh_TW" w:bidi="zh_TW"/>
         </w:rPr>
         <w:t>、</w:t>
       </w:r>
-      <w:hyperlink r:id="rId25">
-        <w:r>
-          <w:rPr>
-            <w:lang w:val="zh_TW" w:bidi="zh_TW"/>
-          </w:rPr>
-          <w:rPr>
-            <w:color w:val="0000EE"/>
-            <w:u w:val="single"/>
-          </w:rPr>
-          <w:t>10</w:t>
-        </w:r>
-      </w:hyperlink>
+      <w:r>
+        <w:rPr>
+          <w:lang w:val="zh_TW" w:bidi="zh_TW"/>
+        </w:rPr>
+        <w:t>10</w:t>
+      </w:r>
       <w:r>
         <w:rPr>
           <w:lang w:val="zh_TW" w:bidi="zh_TW"/>
         </w:rPr>
         <w:t>；另見</w:t>
       </w:r>
-      <w:hyperlink r:id="rId79">
-        <w:r>
-          <w:rPr>
-            <w:lang w:val="zh_TW" w:bidi="zh_TW"/>
-          </w:rPr>
-          <w:rPr>
-            <w:color w:val="0000EE"/>
-            <w:u w:val="single"/>
-          </w:rPr>
-          <w:t>提前5:1–6:2</w:t>
-        </w:r>
-      </w:hyperlink>
+      <w:r>
+        <w:rPr>
+          <w:lang w:val="zh_TW" w:bidi="zh_TW"/>
+        </w:rPr>
+        <w:t>提前5:1–6:2</w:t>
+      </w:r>
       <w:r>
         <w:rPr>
           <w:lang w:val="zh_TW" w:bidi="zh_TW"/>
         </w:rPr>
         <w:t>）。隨後，保羅詳細說明了基督的來臨（</w:t>
       </w:r>
-      <w:hyperlink r:id="rId13">
-        <w:r>
-          <w:rPr>
-            <w:lang w:val="zh_TW" w:bidi="zh_TW"/>
-          </w:rPr>
-          <w:rPr>
-            <w:color w:val="0000EE"/>
-            <w:u w:val="single"/>
-          </w:rPr>
-          <w:t>多2:11–14</w:t>
-        </w:r>
-      </w:hyperlink>
+      <w:r>
+        <w:rPr>
+          <w:lang w:val="zh_TW" w:bidi="zh_TW"/>
+        </w:rPr>
+        <w:t>多2:11–14</w:t>
+      </w:r>
       <w:r>
         <w:rPr>
           <w:lang w:val="zh_TW" w:bidi="zh_TW"/>
         </w:rPr>
         <w:t>），並給了提多直接的指示（</w:t>
       </w:r>
-      <w:hyperlink r:id="rId47">
-        <w:r>
-          <w:rPr>
-            <w:lang w:val="zh_TW" w:bidi="zh_TW"/>
-          </w:rPr>
-          <w:rPr>
-            <w:color w:val="0000EE"/>
-            <w:u w:val="single"/>
-          </w:rPr>
-          <w:t>2:15</w:t>
-        </w:r>
-      </w:hyperlink>
+      <w:r>
+        <w:rPr>
+          <w:lang w:val="zh_TW" w:bidi="zh_TW"/>
+        </w:rPr>
+        <w:t>2:15</w:t>
+      </w:r>
       <w:r>
         <w:rPr>
           <w:lang w:val="zh_TW" w:bidi="zh_TW"/>
@@ -3196,18 +2710,12 @@
         </w:rPr>
         <w:t>這樣翻譯：「神的教導變得吸引人（...adorn the teaching about God...）」（見</w:t>
       </w:r>
-      <w:hyperlink r:id="rId80">
-        <w:r>
-          <w:rPr>
-            <w:lang w:val="zh_TW" w:bidi="zh_TW"/>
-          </w:rPr>
-          <w:rPr>
-            <w:color w:val="0000EE"/>
-            <w:u w:val="single"/>
-          </w:rPr>
-          <w:t>提前6:1–2</w:t>
-        </w:r>
-      </w:hyperlink>
+      <w:r>
+        <w:rPr>
+          <w:lang w:val="zh_TW" w:bidi="zh_TW"/>
+        </w:rPr>
+        <w:t>提前6:1–2</w:t>
+      </w:r>
       <w:r>
         <w:rPr>
           <w:lang w:val="zh_TW" w:bidi="zh_TW"/>
@@ -3309,54 +2817,36 @@
         </w:rPr>
         <w:t>救眾人的恩典：保羅希望神的恩典能夠在克里特人中完全實現其旨意，並且透過如此，使他們參與到神的福音傳播救贖工作中（</w:t>
       </w:r>
-      <w:hyperlink r:id="rId62">
-        <w:r>
-          <w:rPr>
-            <w:lang w:val="zh_TW" w:bidi="zh_TW"/>
-          </w:rPr>
-          <w:rPr>
-            <w:color w:val="0000EE"/>
-            <w:u w:val="single"/>
-          </w:rPr>
-          <w:t>多2:12</w:t>
-        </w:r>
-      </w:hyperlink>
+      <w:r>
+        <w:rPr>
+          <w:lang w:val="zh_TW" w:bidi="zh_TW"/>
+        </w:rPr>
+        <w:t>多2:12</w:t>
+      </w:r>
       <w:r>
         <w:rPr>
           <w:lang w:val="zh_TW" w:bidi="zh_TW"/>
         </w:rPr>
         <w:t>；見</w:t>
       </w:r>
-      <w:hyperlink r:id="rId81">
-        <w:r>
-          <w:rPr>
-            <w:lang w:val="zh_TW" w:bidi="zh_TW"/>
-          </w:rPr>
-          <w:rPr>
-            <w:color w:val="0000EE"/>
-            <w:u w:val="single"/>
-          </w:rPr>
-          <w:t>提前2:1–7</w:t>
-        </w:r>
-      </w:hyperlink>
+      <w:r>
+        <w:rPr>
+          <w:lang w:val="zh_TW" w:bidi="zh_TW"/>
+        </w:rPr>
+        <w:t>提前2:1–7</w:t>
+      </w:r>
       <w:r>
         <w:rPr>
           <w:lang w:val="zh_TW" w:bidi="zh_TW"/>
         </w:rPr>
         <w:t>，</w:t>
       </w:r>
-      <w:hyperlink r:id="rId82">
-        <w:r>
-          <w:rPr>
-            <w:lang w:val="zh_TW" w:bidi="zh_TW"/>
-          </w:rPr>
-          <w:rPr>
-            <w:color w:val="0000EE"/>
-            <w:u w:val="single"/>
-          </w:rPr>
-          <w:t>4:10</w:t>
-        </w:r>
-      </w:hyperlink>
+      <w:r>
+        <w:rPr>
+          <w:lang w:val="zh_TW" w:bidi="zh_TW"/>
+        </w:rPr>
+        <w:t>4:10</w:t>
+      </w:r>
       <w:r>
         <w:rPr>
           <w:lang w:val="zh_TW" w:bidi="zh_TW"/>
@@ -3411,36 +2901,24 @@
         </w:rPr>
         <w:t>因為：</w:t>
       </w:r>
-      <w:hyperlink r:id="rId76">
-        <w:r>
-          <w:rPr>
-            <w:lang w:val="zh_TW" w:bidi="zh_TW"/>
-          </w:rPr>
-          <w:rPr>
-            <w:color w:val="0000EE"/>
-            <w:u w:val="single"/>
-          </w:rPr>
-          <w:t>二章1至10節</w:t>
-        </w:r>
-      </w:hyperlink>
+      <w:r>
+        <w:rPr>
+          <w:lang w:val="zh_TW" w:bidi="zh_TW"/>
+        </w:rPr>
+        <w:t>二章1至10節</w:t>
+      </w:r>
       <w:r>
         <w:rPr>
           <w:lang w:val="zh_TW" w:bidi="zh_TW"/>
         </w:rPr>
         <w:t>的命令是建立在基督過去的降臨和未來來臨的基礎上。神的恩典是教會行為的榜樣，就如同憑恩典而得救，使得美善生命成為可能，並且使人致力於行善（另見</w:t>
       </w:r>
-      <w:hyperlink r:id="rId83">
-        <w:r>
-          <w:rPr>
-            <w:lang w:val="zh_TW" w:bidi="zh_TW"/>
-          </w:rPr>
-          <w:rPr>
-            <w:color w:val="0000EE"/>
-            <w:u w:val="single"/>
-          </w:rPr>
-          <w:t>3:3–7</w:t>
-        </w:r>
-      </w:hyperlink>
+      <w:r>
+        <w:rPr>
+          <w:lang w:val="zh_TW" w:bidi="zh_TW"/>
+        </w:rPr>
+        <w:t>3:3–7</w:t>
+      </w:r>
       <w:r>
         <w:rPr>
           <w:lang w:val="zh_TW" w:bidi="zh_TW"/>
@@ -3499,36 +2977,24 @@
         </w:rPr>
         <w:t>教訓（instructs）我們：這些教導的重點在於積極的美德：智慧、公義和對神的虔誠（devotion）。在希臘羅馬的著作中，這三種美德一般代表德行。這些美德對應在</w:t>
       </w:r>
-      <w:hyperlink r:id="rId35">
-        <w:r>
-          <w:rPr>
-            <w:lang w:val="zh_TW" w:bidi="zh_TW"/>
-          </w:rPr>
-          <w:rPr>
-            <w:color w:val="0000EE"/>
-            <w:u w:val="single"/>
-          </w:rPr>
-          <w:t>一章12節</w:t>
-        </w:r>
-      </w:hyperlink>
+      <w:r>
+        <w:rPr>
+          <w:lang w:val="zh_TW" w:bidi="zh_TW"/>
+        </w:rPr>
+        <w:t>一章12節</w:t>
+      </w:r>
       <w:r>
         <w:rPr>
           <w:lang w:val="zh_TW" w:bidi="zh_TW"/>
         </w:rPr>
         <w:t>中列出的克里特人的惡行（不道德的行為或特質），並徹底地轉化為基督徒的品格（見</w:t>
       </w:r>
-      <w:hyperlink r:id="rId26">
-        <w:r>
-          <w:rPr>
-            <w:lang w:val="zh_TW" w:bidi="zh_TW"/>
-          </w:rPr>
-          <w:rPr>
-            <w:color w:val="0000EE"/>
-            <w:u w:val="single"/>
-          </w:rPr>
-          <w:t>2:13</w:t>
-        </w:r>
-      </w:hyperlink>
+      <w:r>
+        <w:rPr>
+          <w:lang w:val="zh_TW" w:bidi="zh_TW"/>
+        </w:rPr>
+        <w:t>2:13</w:t>
+      </w:r>
       <w:r>
         <w:rPr>
           <w:lang w:val="zh_TW" w:bidi="zh_TW"/>
@@ -3623,18 +3089,12 @@
         </w:rPr>
         <w:t>顯現：這裡使用的希臘字，在提摩太前後書和提多書中特別重要（「顯現」或「出現」；另見</w:t>
       </w:r>
-      <w:hyperlink r:id="rId84">
-        <w:r>
-          <w:rPr>
-            <w:lang w:val="zh_TW" w:bidi="zh_TW"/>
-          </w:rPr>
-          <w:rPr>
-            <w:color w:val="0000EE"/>
-            <w:u w:val="single"/>
-          </w:rPr>
-          <w:t>2:11</w:t>
-        </w:r>
-      </w:hyperlink>
+      <w:r>
+        <w:rPr>
+          <w:lang w:val="zh_TW" w:bidi="zh_TW"/>
+        </w:rPr>
+        <w:t>2:11</w:t>
+      </w:r>
       <w:r>
         <w:rPr>
           <w:lang w:val="zh_TW" w:bidi="zh_TW"/>
@@ -3671,84 +3131,48 @@
         </w:rPr>
         <w:t>至大的神和救主：這是新約聖經中少數幾個明確稱耶穌基督為「神」的地方之一（另見</w:t>
       </w:r>
-      <w:hyperlink r:id="rId85">
-        <w:r>
-          <w:rPr>
-            <w:lang w:val="zh_TW" w:bidi="zh_TW"/>
-          </w:rPr>
-          <w:rPr>
-            <w:color w:val="0000EE"/>
-            <w:u w:val="single"/>
-          </w:rPr>
-          <w:t>約翰福音1:1，</w:t>
-        </w:r>
-      </w:hyperlink>
-      <w:hyperlink r:id="rId86">
-        <w:r>
-          <w:rPr>
-            <w:lang w:val="zh_TW" w:bidi="zh_TW"/>
-          </w:rPr>
-          <w:rPr>
-            <w:color w:val="0000EE"/>
-            <w:u w:val="single"/>
-          </w:rPr>
-          <w:t>20:28；</w:t>
-        </w:r>
-      </w:hyperlink>
-      <w:hyperlink r:id="rId87">
-        <w:r>
-          <w:rPr>
-            <w:lang w:val="zh_TW" w:bidi="zh_TW"/>
-          </w:rPr>
-          <w:rPr>
-            <w:color w:val="0000EE"/>
-            <w:u w:val="single"/>
-          </w:rPr>
-          <w:t>羅馬書9:5；</w:t>
-        </w:r>
-      </w:hyperlink>
-      <w:hyperlink r:id="rId88">
-        <w:r>
-          <w:rPr>
-            <w:lang w:val="zh_TW" w:bidi="zh_TW"/>
-          </w:rPr>
-          <w:rPr>
-            <w:color w:val="0000EE"/>
-            <w:u w:val="single"/>
-          </w:rPr>
-          <w:t>希伯來書1:8；</w:t>
-        </w:r>
-      </w:hyperlink>
-      <w:hyperlink r:id="rId89">
-        <w:r>
-          <w:rPr>
-            <w:lang w:val="zh_TW" w:bidi="zh_TW"/>
-          </w:rPr>
-          <w:rPr>
-            <w:color w:val="0000EE"/>
-            <w:u w:val="single"/>
-          </w:rPr>
-          <w:t>彼得後書1:1</w:t>
-        </w:r>
-      </w:hyperlink>
+      <w:r>
+        <w:rPr>
+          <w:lang w:val="zh_TW" w:bidi="zh_TW"/>
+        </w:rPr>
+        <w:t>約翰福音1:1，</w:t>
+      </w:r>
+      <w:r>
+        <w:rPr>
+          <w:lang w:val="zh_TW" w:bidi="zh_TW"/>
+        </w:rPr>
+        <w:t>20:28；</w:t>
+      </w:r>
+      <w:r>
+        <w:rPr>
+          <w:lang w:val="zh_TW" w:bidi="zh_TW"/>
+        </w:rPr>
+        <w:t>羅馬書9:5；</w:t>
+      </w:r>
+      <w:r>
+        <w:rPr>
+          <w:lang w:val="zh_TW" w:bidi="zh_TW"/>
+        </w:rPr>
+        <w:t>希伯來書1:8；</w:t>
+      </w:r>
+      <w:r>
+        <w:rPr>
+          <w:lang w:val="zh_TW" w:bidi="zh_TW"/>
+        </w:rPr>
+        <w:t>彼得後書1:1</w:t>
+      </w:r>
       <w:r>
         <w:rPr>
           <w:lang w:val="zh_TW" w:bidi="zh_TW"/>
         </w:rPr>
         <w:t>；可能還有</w:t>
       </w:r>
-      <w:hyperlink r:id="rId90">
-        <w:r>
-          <w:rPr>
-            <w:lang w:val="zh_TW" w:bidi="zh_TW"/>
-          </w:rPr>
-          <w:rPr>
-            <w:color w:val="0000EE"/>
-            <w:u w:val="single"/>
-          </w:rPr>
-          <w:t>約翰福音1:18</w:t>
-        </w:r>
-      </w:hyperlink>
+      <w:r>
+        <w:rPr>
+          <w:lang w:val="zh_TW" w:bidi="zh_TW"/>
+        </w:rPr>
+        <w:t>約翰福音1:18</w:t>
+      </w:r>
       <w:r>
         <w:rPr>
           <w:lang w:val="zh_TW" w:bidi="zh_TW"/>
@@ -3819,18 +3243,12 @@
         </w:rPr>
         <w:t>救恩塑造人渴望成為並有能力完成</w:t>
       </w:r>
-      <w:hyperlink r:id="rId37">
-        <w:r>
-          <w:rPr>
-            <w:lang w:val="zh_TW" w:bidi="zh_TW"/>
-          </w:rPr>
-          <w:rPr>
-            <w:color w:val="0000EE"/>
-            <w:u w:val="single"/>
-          </w:rPr>
-          <w:t>2:2–10</w:t>
-        </w:r>
-      </w:hyperlink>
+      <w:r>
+        <w:rPr>
+          <w:lang w:val="zh_TW" w:bidi="zh_TW"/>
+        </w:rPr>
+        <w:t>2:2–10</w:t>
+      </w:r>
       <w:r>
         <w:rPr>
           <w:lang w:val="zh_TW" w:bidi="zh_TW"/>
@@ -3855,18 +3273,12 @@
         </w:rPr>
         <w:t>祂捨了自己：另見</w:t>
       </w:r>
-      <w:hyperlink r:id="rId22">
-        <w:r>
-          <w:rPr>
-            <w:lang w:val="zh_TW" w:bidi="zh_TW"/>
-          </w:rPr>
-          <w:rPr>
-            <w:color w:val="0000EE"/>
-            <w:u w:val="single"/>
-          </w:rPr>
-          <w:t>提前2:6</w:t>
-        </w:r>
-      </w:hyperlink>
+      <w:r>
+        <w:rPr>
+          <w:lang w:val="zh_TW" w:bidi="zh_TW"/>
+        </w:rPr>
+        <w:t>提前2:6</w:t>
+      </w:r>
       <w:r>
         <w:rPr>
           <w:lang w:val="zh_TW" w:bidi="zh_TW"/>
@@ -3891,54 +3303,36 @@
         </w:rPr>
         <w:t>要贖我們：見</w:t>
       </w:r>
-      <w:hyperlink r:id="rId91">
-        <w:r>
-          <w:rPr>
-            <w:lang w:val="zh_TW" w:bidi="zh_TW"/>
-          </w:rPr>
-          <w:rPr>
-            <w:color w:val="0000EE"/>
-            <w:u w:val="single"/>
-          </w:rPr>
-          <w:t>加3:22</w:t>
-        </w:r>
-      </w:hyperlink>
+      <w:r>
+        <w:rPr>
+          <w:lang w:val="zh_TW" w:bidi="zh_TW"/>
+        </w:rPr>
+        <w:t>加3:22</w:t>
+      </w:r>
       <w:r>
         <w:rPr>
           <w:lang w:val="zh_TW" w:bidi="zh_TW"/>
         </w:rPr>
         <w:t>，</w:t>
       </w:r>
-      <w:hyperlink r:id="rId92">
-        <w:r>
-          <w:rPr>
-            <w:lang w:val="zh_TW" w:bidi="zh_TW"/>
-          </w:rPr>
-          <w:rPr>
-            <w:color w:val="0000EE"/>
-            <w:u w:val="single"/>
-          </w:rPr>
-          <w:t>4:4–5</w:t>
-        </w:r>
-      </w:hyperlink>
+      <w:r>
+        <w:rPr>
+          <w:lang w:val="zh_TW" w:bidi="zh_TW"/>
+        </w:rPr>
+        <w:t>4:4–5</w:t>
+      </w:r>
       <w:r>
         <w:rPr>
           <w:lang w:val="zh_TW" w:bidi="zh_TW"/>
         </w:rPr>
         <w:t>；參</w:t>
       </w:r>
-      <w:hyperlink r:id="rId93">
-        <w:r>
-          <w:rPr>
-            <w:lang w:val="zh_TW" w:bidi="zh_TW"/>
-          </w:rPr>
-          <w:rPr>
-            <w:color w:val="0000EE"/>
-            <w:u w:val="single"/>
-          </w:rPr>
-          <w:t>出6:6–8</w:t>
-        </w:r>
-      </w:hyperlink>
+      <w:r>
+        <w:rPr>
+          <w:lang w:val="zh_TW" w:bidi="zh_TW"/>
+        </w:rPr>
+        <w:t>出6:6–8</w:t>
+      </w:r>
       <w:r>
         <w:rPr>
           <w:lang w:val="zh_TW" w:bidi="zh_TW"/>
@@ -3963,48 +3357,30 @@
         </w:rPr>
         <w:t>「特作自己的子民」這個短語讓人想起以色列民的形成（見</w:t>
       </w:r>
-      <w:hyperlink r:id="rId94">
-        <w:r>
-          <w:rPr>
-            <w:lang w:val="zh_TW" w:bidi="zh_TW"/>
-          </w:rPr>
-          <w:rPr>
-            <w:color w:val="0000EE"/>
-            <w:u w:val="single"/>
-          </w:rPr>
-          <w:t>出19:5；</w:t>
-        </w:r>
-      </w:hyperlink>
-      <w:hyperlink r:id="rId95">
-        <w:r>
-          <w:rPr>
-            <w:lang w:val="zh_TW" w:bidi="zh_TW"/>
-          </w:rPr>
-          <w:rPr>
-            <w:color w:val="0000EE"/>
-            <w:u w:val="single"/>
-          </w:rPr>
-          <w:t>申7:6</w:t>
-        </w:r>
-      </w:hyperlink>
+      <w:r>
+        <w:rPr>
+          <w:lang w:val="zh_TW" w:bidi="zh_TW"/>
+        </w:rPr>
+        <w:t>出19:5；</w:t>
+      </w:r>
+      <w:r>
+        <w:rPr>
+          <w:lang w:val="zh_TW" w:bidi="zh_TW"/>
+        </w:rPr>
+        <w:t>申7:6</w:t>
+      </w:r>
       <w:r>
         <w:rPr>
           <w:lang w:val="zh_TW" w:bidi="zh_TW"/>
         </w:rPr>
         <w:t>，</w:t>
       </w:r>
-      <w:hyperlink r:id="rId96">
-        <w:r>
-          <w:rPr>
-            <w:lang w:val="zh_TW" w:bidi="zh_TW"/>
-          </w:rPr>
-          <w:rPr>
-            <w:color w:val="0000EE"/>
-            <w:u w:val="single"/>
-          </w:rPr>
-          <w:t>14:2</w:t>
-        </w:r>
-      </w:hyperlink>
+      <w:r>
+        <w:rPr>
+          <w:lang w:val="zh_TW" w:bidi="zh_TW"/>
+        </w:rPr>
+        <w:t>14:2</w:t>
+      </w:r>
       <w:r>
         <w:rPr>
           <w:lang w:val="zh_TW" w:bidi="zh_TW"/>
@@ -4029,36 +3405,24 @@
         </w:rPr>
         <w:t>熱心為善（totally committed to doing good deeds 〔BSB〕，完全致力於行善；字面意思是為善行而火熱）：見</w:t>
       </w:r>
-      <w:hyperlink r:id="rId97">
-        <w:r>
-          <w:rPr>
-            <w:lang w:val="zh_TW" w:bidi="zh_TW"/>
-          </w:rPr>
-          <w:rPr>
-            <w:color w:val="0000EE"/>
-            <w:u w:val="single"/>
-          </w:rPr>
-          <w:t>多1:16</w:t>
-        </w:r>
-      </w:hyperlink>
+      <w:r>
+        <w:rPr>
+          <w:lang w:val="zh_TW" w:bidi="zh_TW"/>
+        </w:rPr>
+        <w:t>多1:16</w:t>
+      </w:r>
       <w:r>
         <w:rPr>
           <w:lang w:val="zh_TW" w:bidi="zh_TW"/>
         </w:rPr>
         <w:t>；</w:t>
       </w:r>
-      <w:hyperlink r:id="rId98">
-        <w:r>
-          <w:rPr>
-            <w:lang w:val="zh_TW" w:bidi="zh_TW"/>
-          </w:rPr>
-          <w:rPr>
-            <w:color w:val="0000EE"/>
-            <w:u w:val="single"/>
-          </w:rPr>
-          <w:t>弗2:10</w:t>
-        </w:r>
-      </w:hyperlink>
+      <w:r>
+        <w:rPr>
+          <w:lang w:val="zh_TW" w:bidi="zh_TW"/>
+        </w:rPr>
+        <w:t>弗2:10</w:t>
+      </w:r>
       <w:r>
         <w:rPr>
           <w:lang w:val="zh_TW" w:bidi="zh_TW"/>
@@ -4117,54 +3481,36 @@
         </w:rPr>
         <w:t>保羅可能在告訴信徒要與不守紀律的普通大眾清楚區分開來。又或那些麻煩製造者（</w:t>
       </w:r>
-      <w:hyperlink r:id="rId99">
-        <w:r>
-          <w:rPr>
-            <w:lang w:val="zh_TW" w:bidi="zh_TW"/>
-          </w:rPr>
-          <w:rPr>
-            <w:color w:val="0000EE"/>
-            <w:u w:val="single"/>
-          </w:rPr>
-          <w:t>1:10–15</w:t>
-        </w:r>
-      </w:hyperlink>
+      <w:r>
+        <w:rPr>
+          <w:lang w:val="zh_TW" w:bidi="zh_TW"/>
+        </w:rPr>
+        <w:t>1:10–15</w:t>
+      </w:r>
       <w:r>
         <w:rPr>
           <w:lang w:val="zh_TW" w:bidi="zh_TW"/>
         </w:rPr>
         <w:t>，</w:t>
       </w:r>
-      <w:hyperlink r:id="rId100">
-        <w:r>
-          <w:rPr>
-            <w:lang w:val="zh_TW" w:bidi="zh_TW"/>
-          </w:rPr>
-          <w:rPr>
-            <w:color w:val="0000EE"/>
-            <w:u w:val="single"/>
-          </w:rPr>
-          <w:t>3:10</w:t>
-        </w:r>
-      </w:hyperlink>
+      <w:r>
+        <w:rPr>
+          <w:lang w:val="zh_TW" w:bidi="zh_TW"/>
+        </w:rPr>
+        <w:t>3:10</w:t>
+      </w:r>
       <w:r>
         <w:rPr>
           <w:lang w:val="zh_TW" w:bidi="zh_TW"/>
         </w:rPr>
         <w:t>）可能因為他們的錯誤教導而採取了不當的行為（這很可能是</w:t>
       </w:r>
-      <w:hyperlink r:id="rId81">
-        <w:r>
-          <w:rPr>
-            <w:lang w:val="zh_TW" w:bidi="zh_TW"/>
-          </w:rPr>
-          <w:rPr>
-            <w:color w:val="0000EE"/>
-            <w:u w:val="single"/>
-          </w:rPr>
-          <w:t>提摩太前書2:1–7</w:t>
-        </w:r>
-      </w:hyperlink>
+      <w:r>
+        <w:rPr>
+          <w:lang w:val="zh_TW" w:bidi="zh_TW"/>
+        </w:rPr>
+        <w:t>提摩太前書2:1–7</w:t>
+      </w:r>
       <w:r>
         <w:rPr>
           <w:lang w:val="zh_TW" w:bidi="zh_TW"/>
@@ -4202,36 +3548,24 @@
         </w:rPr>
         <w:t>見</w:t>
       </w:r>
-      <w:hyperlink r:id="rId101">
-        <w:r>
-          <w:rPr>
-            <w:lang w:val="zh_TW" w:bidi="zh_TW"/>
-          </w:rPr>
-          <w:rPr>
-            <w:color w:val="0000EE"/>
-            <w:u w:val="single"/>
-          </w:rPr>
-          <w:t>提摩太前書二章2節</w:t>
-        </w:r>
-      </w:hyperlink>
+      <w:r>
+        <w:rPr>
+          <w:lang w:val="zh_TW" w:bidi="zh_TW"/>
+        </w:rPr>
+        <w:t>提摩太前書二章2節</w:t>
+      </w:r>
       <w:r>
         <w:rPr>
           <w:lang w:val="zh_TW" w:bidi="zh_TW"/>
         </w:rPr>
         <w:t>；</w:t>
       </w:r>
-      <w:hyperlink r:id="rId102">
-        <w:r>
-          <w:rPr>
-            <w:lang w:val="zh_TW" w:bidi="zh_TW"/>
-          </w:rPr>
-          <w:rPr>
-            <w:color w:val="0000EE"/>
-            <w:u w:val="single"/>
-          </w:rPr>
-          <w:t>羅馬書十三章1至7節</w:t>
-        </w:r>
-      </w:hyperlink>
+      <w:r>
+        <w:rPr>
+          <w:lang w:val="zh_TW" w:bidi="zh_TW"/>
+        </w:rPr>
+        <w:t>羅馬書十三章1至7節</w:t>
+      </w:r>
       <w:r>
         <w:rPr>
           <w:lang w:val="zh_TW" w:bidi="zh_TW"/>
@@ -4286,108 +3620,72 @@
         </w:rPr>
         <w:t>經文繼續強調全備的教導（</w:t>
       </w:r>
-      <w:hyperlink r:id="rId64">
-        <w:r>
-          <w:rPr>
-            <w:lang w:val="zh_TW" w:bidi="zh_TW"/>
-          </w:rPr>
-          <w:rPr>
-            <w:color w:val="0000EE"/>
-            <w:u w:val="single"/>
-          </w:rPr>
-          <w:t>1:9</w:t>
-        </w:r>
-      </w:hyperlink>
+      <w:r>
+        <w:rPr>
+          <w:lang w:val="zh_TW" w:bidi="zh_TW"/>
+        </w:rPr>
+        <w:t>1:9</w:t>
+      </w:r>
       <w:r>
         <w:rPr>
           <w:lang w:val="zh_TW" w:bidi="zh_TW"/>
         </w:rPr>
         <w:t>，</w:t>
       </w:r>
-      <w:hyperlink r:id="rId103">
-        <w:r>
-          <w:rPr>
-            <w:lang w:val="zh_TW" w:bidi="zh_TW"/>
-          </w:rPr>
-          <w:rPr>
-            <w:color w:val="0000EE"/>
-            <w:u w:val="single"/>
-          </w:rPr>
-          <w:t>2:1</w:t>
-        </w:r>
-      </w:hyperlink>
+      <w:r>
+        <w:rPr>
+          <w:lang w:val="zh_TW" w:bidi="zh_TW"/>
+        </w:rPr>
+        <w:t>2:1</w:t>
+      </w:r>
       <w:r>
         <w:rPr>
           <w:lang w:val="zh_TW" w:bidi="zh_TW"/>
         </w:rPr>
         <w:t>）。現在保羅轉而關注基督教群體如何與整個社會相處（參見</w:t>
       </w:r>
-      <w:hyperlink r:id="rId104">
-        <w:r>
-          <w:rPr>
-            <w:lang w:val="zh_TW" w:bidi="zh_TW"/>
-          </w:rPr>
-          <w:rPr>
-            <w:color w:val="0000EE"/>
-            <w:u w:val="single"/>
-          </w:rPr>
-          <w:t>提摩太前書2:2–4</w:t>
-        </w:r>
-      </w:hyperlink>
+      <w:r>
+        <w:rPr>
+          <w:lang w:val="zh_TW" w:bidi="zh_TW"/>
+        </w:rPr>
+        <w:t>提摩太前書2:2–4</w:t>
+      </w:r>
       <w:r>
         <w:rPr>
           <w:lang w:val="zh_TW" w:bidi="zh_TW"/>
         </w:rPr>
         <w:t>）。如同在</w:t>
       </w:r>
-      <w:hyperlink r:id="rId105">
-        <w:r>
-          <w:rPr>
-            <w:lang w:val="zh_TW" w:bidi="zh_TW"/>
-          </w:rPr>
-          <w:rPr>
-            <w:color w:val="0000EE"/>
-            <w:u w:val="single"/>
-          </w:rPr>
-          <w:t>提多書二章1至15節</w:t>
-        </w:r>
-      </w:hyperlink>
+      <w:r>
+        <w:rPr>
+          <w:lang w:val="zh_TW" w:bidi="zh_TW"/>
+        </w:rPr>
+        <w:t>提多書二章1至15節</w:t>
+      </w:r>
       <w:r>
         <w:rPr>
           <w:lang w:val="zh_TW" w:bidi="zh_TW"/>
         </w:rPr>
         <w:t>中一樣，神對祂子民的指示（</w:t>
       </w:r>
-      <w:hyperlink r:id="rId106">
-        <w:r>
-          <w:rPr>
-            <w:lang w:val="zh_TW" w:bidi="zh_TW"/>
-          </w:rPr>
-          <w:rPr>
-            <w:color w:val="0000EE"/>
-            <w:u w:val="single"/>
-          </w:rPr>
-          <w:t>3:1–2</w:t>
-        </w:r>
-      </w:hyperlink>
+      <w:r>
+        <w:rPr>
+          <w:lang w:val="zh_TW" w:bidi="zh_TW"/>
+        </w:rPr>
+        <w:t>3:1–2</w:t>
+      </w:r>
       <w:r>
         <w:rPr>
           <w:lang w:val="zh_TW" w:bidi="zh_TW"/>
         </w:rPr>
         <w:t>）是基於祂與他們的互動（</w:t>
       </w:r>
-      <w:hyperlink r:id="rId83">
-        <w:r>
-          <w:rPr>
-            <w:lang w:val="zh_TW" w:bidi="zh_TW"/>
-          </w:rPr>
-          <w:rPr>
-            <w:color w:val="0000EE"/>
-            <w:u w:val="single"/>
-          </w:rPr>
-          <w:t>3:3–7</w:t>
-        </w:r>
-      </w:hyperlink>
+      <w:r>
+        <w:rPr>
+          <w:lang w:val="zh_TW" w:bidi="zh_TW"/>
+        </w:rPr>
+        <w:t>3:3–7</w:t>
+      </w:r>
       <w:r>
         <w:rPr>
           <w:lang w:val="zh_TW" w:bidi="zh_TW"/>
@@ -4406,18 +3704,12 @@
         </w:rPr>
         <w:t>）。接著，保羅指示提多避免無意義的爭論，並持守有益的教導（</w:t>
       </w:r>
-      <w:hyperlink r:id="rId107">
-        <w:r>
-          <w:rPr>
-            <w:lang w:val="zh_TW" w:bidi="zh_TW"/>
-          </w:rPr>
-          <w:rPr>
-            <w:color w:val="0000EE"/>
-            <w:u w:val="single"/>
-          </w:rPr>
-          <w:t>3:8–11</w:t>
-        </w:r>
-      </w:hyperlink>
+      <w:r>
+        <w:rPr>
+          <w:lang w:val="zh_TW" w:bidi="zh_TW"/>
+        </w:rPr>
+        <w:t>3:8–11</w:t>
+      </w:r>
       <w:r>
         <w:rPr>
           <w:lang w:val="zh_TW" w:bidi="zh_TW"/>
@@ -4472,108 +3764,72 @@
         </w:rPr>
         <w:t>我們應當謙卑並尊重每個人（</w:t>
       </w:r>
-      <w:hyperlink r:id="rId108">
-        <w:r>
-          <w:rPr>
-            <w:lang w:val="zh_TW" w:bidi="zh_TW"/>
-          </w:rPr>
-          <w:rPr>
-            <w:color w:val="0000EE"/>
-            <w:u w:val="single"/>
-          </w:rPr>
-          <w:t>3:2</w:t>
-        </w:r>
-      </w:hyperlink>
+      <w:r>
+        <w:rPr>
+          <w:lang w:val="zh_TW" w:bidi="zh_TW"/>
+        </w:rPr>
+        <w:t>3:2</w:t>
+      </w:r>
       <w:r>
         <w:rPr>
           <w:lang w:val="zh_TW" w:bidi="zh_TW"/>
         </w:rPr>
         <w:t>），尤其是因為神的慈愛和憐憫也曾臨到我們過去的光景（</w:t>
       </w:r>
-      <w:hyperlink r:id="rId27">
-        <w:r>
-          <w:rPr>
-            <w:lang w:val="zh_TW" w:bidi="zh_TW"/>
-          </w:rPr>
-          <w:rPr>
-            <w:color w:val="0000EE"/>
-            <w:u w:val="single"/>
-          </w:rPr>
-          <w:t>3:4</w:t>
-        </w:r>
-      </w:hyperlink>
+      <w:r>
+        <w:rPr>
+          <w:lang w:val="zh_TW" w:bidi="zh_TW"/>
+        </w:rPr>
+        <w:t>3:4</w:t>
+      </w:r>
       <w:r>
         <w:rPr>
           <w:lang w:val="zh_TW" w:bidi="zh_TW"/>
         </w:rPr>
         <w:t>；見</w:t>
       </w:r>
-      <w:hyperlink r:id="rId109">
-        <w:r>
-          <w:rPr>
-            <w:lang w:val="zh_TW" w:bidi="zh_TW"/>
-          </w:rPr>
-          <w:rPr>
-            <w:color w:val="0000EE"/>
-            <w:u w:val="single"/>
-          </w:rPr>
-          <w:t>弗2:1–4</w:t>
-        </w:r>
-      </w:hyperlink>
+      <w:r>
+        <w:rPr>
+          <w:lang w:val="zh_TW" w:bidi="zh_TW"/>
+        </w:rPr>
+        <w:t>弗2:1–4</w:t>
+      </w:r>
       <w:r>
         <w:rPr>
           <w:lang w:val="zh_TW" w:bidi="zh_TW"/>
         </w:rPr>
         <w:t>，</w:t>
       </w:r>
-      <w:hyperlink r:id="rId110">
-        <w:r>
-          <w:rPr>
-            <w:lang w:val="zh_TW" w:bidi="zh_TW"/>
-          </w:rPr>
-          <w:rPr>
-            <w:color w:val="0000EE"/>
-            <w:u w:val="single"/>
-          </w:rPr>
-          <w:t>5:8</w:t>
-        </w:r>
-      </w:hyperlink>
+      <w:r>
+        <w:rPr>
+          <w:lang w:val="zh_TW" w:bidi="zh_TW"/>
+        </w:rPr>
+        <w:t>5:8</w:t>
+      </w:r>
       <w:r>
         <w:rPr>
           <w:lang w:val="zh_TW" w:bidi="zh_TW"/>
         </w:rPr>
         <w:t>；</w:t>
       </w:r>
-      <w:hyperlink r:id="rId111">
-        <w:r>
-          <w:rPr>
-            <w:lang w:val="zh_TW" w:bidi="zh_TW"/>
-          </w:rPr>
-          <w:rPr>
-            <w:color w:val="0000EE"/>
-            <w:u w:val="single"/>
-          </w:rPr>
-          <w:t>西3:7</w:t>
-        </w:r>
-      </w:hyperlink>
+      <w:r>
+        <w:rPr>
+          <w:lang w:val="zh_TW" w:bidi="zh_TW"/>
+        </w:rPr>
+        <w:t>西3:7</w:t>
+      </w:r>
       <w:r>
         <w:rPr>
           <w:lang w:val="zh_TW" w:bidi="zh_TW"/>
         </w:rPr>
         <w:t>；</w:t>
       </w:r>
-      <w:hyperlink r:id="rId112">
-        <w:r>
-          <w:rPr>
-            <w:lang w:val="zh_TW" w:bidi="zh_TW"/>
-          </w:rPr>
-          <w:rPr>
-            <w:color w:val="0000EE"/>
-            <w:u w:val="single"/>
-          </w:rPr>
-          <w:t>彼前4:3</w:t>
-        </w:r>
-      </w:hyperlink>
+      <w:r>
+        <w:rPr>
+          <w:lang w:val="zh_TW" w:bidi="zh_TW"/>
+        </w:rPr>
+        <w:t>彼前4:3</w:t>
+      </w:r>
       <w:r>
         <w:rPr>
           <w:lang w:val="zh_TW" w:bidi="zh_TW"/>
@@ -4663,36 +3919,24 @@
         </w:rPr>
         <w:t>）：這個希臘詞與基督的來臨有關（也見於</w:t>
       </w:r>
-      <w:hyperlink r:id="rId84">
-        <w:r>
-          <w:rPr>
-            <w:lang w:val="zh_TW" w:bidi="zh_TW"/>
-          </w:rPr>
-          <w:rPr>
-            <w:color w:val="0000EE"/>
-            <w:u w:val="single"/>
-          </w:rPr>
-          <w:t>2:11</w:t>
-        </w:r>
-      </w:hyperlink>
+      <w:r>
+        <w:rPr>
+          <w:lang w:val="zh_TW" w:bidi="zh_TW"/>
+        </w:rPr>
+        <w:t>2:11</w:t>
+      </w:r>
       <w:r>
         <w:rPr>
           <w:lang w:val="zh_TW" w:bidi="zh_TW"/>
         </w:rPr>
         <w:t>、</w:t>
       </w:r>
-      <w:hyperlink r:id="rId26">
-        <w:r>
-          <w:rPr>
-            <w:lang w:val="zh_TW" w:bidi="zh_TW"/>
-          </w:rPr>
-          <w:rPr>
-            <w:color w:val="0000EE"/>
-            <w:u w:val="single"/>
-          </w:rPr>
-          <w:t>13</w:t>
-        </w:r>
-      </w:hyperlink>
+      <w:r>
+        <w:rPr>
+          <w:lang w:val="zh_TW" w:bidi="zh_TW"/>
+        </w:rPr>
+        <w:t>13</w:t>
+      </w:r>
       <w:r>
         <w:rPr>
           <w:lang w:val="zh_TW" w:bidi="zh_TW"/>
@@ -4759,36 +4003,24 @@
         </w:rPr>
         <w:t>這段經文可能是傳統教導的總結或引述（見</w:t>
       </w:r>
-      <w:hyperlink r:id="rId113">
-        <w:r>
-          <w:rPr>
-            <w:lang w:val="zh_TW" w:bidi="zh_TW"/>
-          </w:rPr>
-          <w:rPr>
-            <w:color w:val="0000EE"/>
-            <w:u w:val="single"/>
-          </w:rPr>
-          <w:t>提前1:15</w:t>
-        </w:r>
-      </w:hyperlink>
+      <w:r>
+        <w:rPr>
+          <w:lang w:val="zh_TW" w:bidi="zh_TW"/>
+        </w:rPr>
+        <w:t>提前1:15</w:t>
+      </w:r>
       <w:r>
         <w:rPr>
           <w:lang w:val="zh_TW" w:bidi="zh_TW"/>
         </w:rPr>
         <w:t>，</w:t>
       </w:r>
-      <w:hyperlink r:id="rId114">
-        <w:r>
-          <w:rPr>
-            <w:lang w:val="zh_TW" w:bidi="zh_TW"/>
-          </w:rPr>
-          <w:rPr>
-            <w:color w:val="0000EE"/>
-            <w:u w:val="single"/>
-          </w:rPr>
-          <w:t>2:5–6</w:t>
-        </w:r>
-      </w:hyperlink>
+      <w:r>
+        <w:rPr>
+          <w:lang w:val="zh_TW" w:bidi="zh_TW"/>
+        </w:rPr>
+        <w:t>2:5–6</w:t>
+      </w:r>
       <w:r>
         <w:rPr>
           <w:lang w:val="zh_TW" w:bidi="zh_TW"/>
@@ -4847,36 +4079,24 @@
         </w:rPr>
         <w:t>並不是因為……乃是：這裡所對比的是人們認為可以獲得救恩的行為與神的恩典（見</w:t>
       </w:r>
-      <w:hyperlink r:id="rId115">
-        <w:r>
-          <w:rPr>
-            <w:lang w:val="zh_TW" w:bidi="zh_TW"/>
-          </w:rPr>
-          <w:rPr>
-            <w:color w:val="0000EE"/>
-            <w:u w:val="single"/>
-          </w:rPr>
-          <w:t>加2:16</w:t>
-        </w:r>
-      </w:hyperlink>
+      <w:r>
+        <w:rPr>
+          <w:lang w:val="zh_TW" w:bidi="zh_TW"/>
+        </w:rPr>
+        <w:t>加2:16</w:t>
+      </w:r>
       <w:r>
         <w:rPr>
           <w:lang w:val="zh_TW" w:bidi="zh_TW"/>
         </w:rPr>
         <w:t>）。救恩是唯獨本乎神的憐憫，因著信心得以成就（</w:t>
       </w:r>
-      <w:hyperlink r:id="rId116">
-        <w:r>
-          <w:rPr>
-            <w:lang w:val="zh_TW" w:bidi="zh_TW"/>
-          </w:rPr>
-          <w:rPr>
-            <w:color w:val="0000EE"/>
-            <w:u w:val="single"/>
-          </w:rPr>
-          <w:t>弗2:8</w:t>
-        </w:r>
-      </w:hyperlink>
+      <w:r>
+        <w:rPr>
+          <w:lang w:val="zh_TW" w:bidi="zh_TW"/>
+        </w:rPr>
+        <w:t>弗2:8</w:t>
+      </w:r>
       <w:r>
         <w:rPr>
           <w:lang w:val="zh_TW" w:bidi="zh_TW"/>
@@ -4901,90 +4121,60 @@
         </w:rPr>
         <w:t>重生的洗：見</w:t>
       </w:r>
-      <w:hyperlink r:id="rId117">
-        <w:r>
-          <w:rPr>
-            <w:lang w:val="zh_TW" w:bidi="zh_TW"/>
-          </w:rPr>
-          <w:rPr>
-            <w:color w:val="0000EE"/>
-            <w:u w:val="single"/>
-          </w:rPr>
-          <w:t>結16:9</w:t>
-        </w:r>
-      </w:hyperlink>
+      <w:r>
+        <w:rPr>
+          <w:lang w:val="zh_TW" w:bidi="zh_TW"/>
+        </w:rPr>
+        <w:t>結16:9</w:t>
+      </w:r>
       <w:r>
         <w:rPr>
           <w:lang w:val="zh_TW" w:bidi="zh_TW"/>
         </w:rPr>
         <w:t>；</w:t>
       </w:r>
-      <w:hyperlink r:id="rId118">
-        <w:r>
-          <w:rPr>
-            <w:lang w:val="zh_TW" w:bidi="zh_TW"/>
-          </w:rPr>
-          <w:rPr>
-            <w:color w:val="0000EE"/>
-            <w:u w:val="single"/>
-          </w:rPr>
-          <w:t>約3:1–15</w:t>
-        </w:r>
-      </w:hyperlink>
+      <w:r>
+        <w:rPr>
+          <w:lang w:val="zh_TW" w:bidi="zh_TW"/>
+        </w:rPr>
+        <w:t>約3:1–15</w:t>
+      </w:r>
       <w:r>
         <w:rPr>
           <w:lang w:val="zh_TW" w:bidi="zh_TW"/>
         </w:rPr>
         <w:t>；</w:t>
       </w:r>
-      <w:hyperlink r:id="rId119">
-        <w:r>
-          <w:rPr>
-            <w:lang w:val="zh_TW" w:bidi="zh_TW"/>
-          </w:rPr>
-          <w:rPr>
-            <w:color w:val="0000EE"/>
-            <w:u w:val="single"/>
-          </w:rPr>
-          <w:t>弗5:26</w:t>
-        </w:r>
-      </w:hyperlink>
+      <w:r>
+        <w:rPr>
+          <w:lang w:val="zh_TW" w:bidi="zh_TW"/>
+        </w:rPr>
+        <w:t>弗5:26</w:t>
+      </w:r>
       <w:r>
         <w:rPr>
           <w:lang w:val="zh_TW" w:bidi="zh_TW"/>
         </w:rPr>
         <w:t>；</w:t>
       </w:r>
-      <w:hyperlink r:id="rId120">
-        <w:r>
-          <w:rPr>
-            <w:lang w:val="zh_TW" w:bidi="zh_TW"/>
-          </w:rPr>
-          <w:rPr>
-            <w:color w:val="0000EE"/>
-            <w:u w:val="single"/>
-          </w:rPr>
-          <w:t>來10:22</w:t>
-        </w:r>
-      </w:hyperlink>
+      <w:r>
+        <w:rPr>
+          <w:lang w:val="zh_TW" w:bidi="zh_TW"/>
+        </w:rPr>
+        <w:t>來10:22</w:t>
+      </w:r>
       <w:r>
         <w:rPr>
           <w:lang w:val="zh_TW" w:bidi="zh_TW"/>
         </w:rPr>
         <w:t>；</w:t>
       </w:r>
-      <w:hyperlink r:id="rId121">
-        <w:r>
-          <w:rPr>
-            <w:lang w:val="zh_TW" w:bidi="zh_TW"/>
-          </w:rPr>
-          <w:rPr>
-            <w:color w:val="0000EE"/>
-            <w:u w:val="single"/>
-          </w:rPr>
-          <w:t>彼後1:9</w:t>
-        </w:r>
-      </w:hyperlink>
+      <w:r>
+        <w:rPr>
+          <w:lang w:val="zh_TW" w:bidi="zh_TW"/>
+        </w:rPr>
+        <w:t>彼後1:9</w:t>
+      </w:r>
       <w:r>
         <w:rPr>
           <w:lang w:val="zh_TW" w:bidi="zh_TW"/>
@@ -5009,48 +4199,30 @@
         </w:rPr>
         <w:t>聖靈的更新：這表明完全脫離罪和死亡的生命，進入純潔的生命（另見</w:t>
       </w:r>
-      <w:hyperlink r:id="rId122">
-        <w:r>
-          <w:rPr>
-            <w:lang w:val="zh_TW" w:bidi="zh_TW"/>
-          </w:rPr>
-          <w:rPr>
-            <w:color w:val="0000EE"/>
-            <w:u w:val="single"/>
-          </w:rPr>
-          <w:t>羅12:2</w:t>
-        </w:r>
-      </w:hyperlink>
+      <w:r>
+        <w:rPr>
+          <w:lang w:val="zh_TW" w:bidi="zh_TW"/>
+        </w:rPr>
+        <w:t>羅12:2</w:t>
+      </w:r>
       <w:r>
         <w:rPr>
           <w:lang w:val="zh_TW" w:bidi="zh_TW"/>
         </w:rPr>
         <w:t>；</w:t>
       </w:r>
-      <w:hyperlink r:id="rId123">
-        <w:r>
-          <w:rPr>
-            <w:lang w:val="zh_TW" w:bidi="zh_TW"/>
-          </w:rPr>
-          <w:rPr>
-            <w:color w:val="0000EE"/>
-            <w:u w:val="single"/>
-          </w:rPr>
-          <w:t>林後5:17；</w:t>
-        </w:r>
-      </w:hyperlink>
-      <w:hyperlink r:id="rId124">
-        <w:r>
-          <w:rPr>
-            <w:lang w:val="zh_TW" w:bidi="zh_TW"/>
-          </w:rPr>
-          <w:rPr>
-            <w:color w:val="0000EE"/>
-            <w:u w:val="single"/>
-          </w:rPr>
-          <w:t>西3:10</w:t>
-        </w:r>
-      </w:hyperlink>
+      <w:r>
+        <w:rPr>
+          <w:lang w:val="zh_TW" w:bidi="zh_TW"/>
+        </w:rPr>
+        <w:t>林後5:17；</w:t>
+      </w:r>
+      <w:r>
+        <w:rPr>
+          <w:lang w:val="zh_TW" w:bidi="zh_TW"/>
+        </w:rPr>
+        <w:t>西3:10</w:t>
+      </w:r>
       <w:r>
         <w:rPr>
           <w:lang w:val="zh_TW" w:bidi="zh_TW"/>
@@ -5109,18 +4281,12 @@
         </w:rPr>
         <w:t>這節經文的前半部分總結了</w:t>
       </w:r>
-      <w:hyperlink r:id="rId125">
-        <w:r>
-          <w:rPr>
-            <w:lang w:val="zh_TW" w:bidi="zh_TW"/>
-          </w:rPr>
-          <w:rPr>
-            <w:color w:val="0000EE"/>
-            <w:u w:val="single"/>
-          </w:rPr>
-          <w:t>三章4至6節</w:t>
-        </w:r>
-      </w:hyperlink>
+      <w:r>
+        <w:rPr>
+          <w:lang w:val="zh_TW" w:bidi="zh_TW"/>
+        </w:rPr>
+        <w:t>三章4至6節</w:t>
+      </w:r>
       <w:r>
         <w:rPr>
           <w:lang w:val="zh_TW" w:bidi="zh_TW"/>
@@ -5158,36 +4324,24 @@
         </w:rPr>
         <w:t>）：見</w:t>
       </w:r>
-      <w:hyperlink r:id="rId126">
-        <w:r>
-          <w:rPr>
-            <w:lang w:val="zh_TW" w:bidi="zh_TW"/>
-          </w:rPr>
-          <w:rPr>
-            <w:color w:val="0000EE"/>
-            <w:u w:val="single"/>
-          </w:rPr>
-          <w:t>羅3:20–28</w:t>
-        </w:r>
-      </w:hyperlink>
+      <w:r>
+        <w:rPr>
+          <w:lang w:val="zh_TW" w:bidi="zh_TW"/>
+        </w:rPr>
+        <w:t>羅3:20–28</w:t>
+      </w:r>
       <w:r>
         <w:rPr>
           <w:lang w:val="zh_TW" w:bidi="zh_TW"/>
         </w:rPr>
         <w:t>；</w:t>
       </w:r>
-      <w:hyperlink r:id="rId127">
-        <w:r>
-          <w:rPr>
-            <w:lang w:val="zh_TW" w:bidi="zh_TW"/>
-          </w:rPr>
-          <w:rPr>
-            <w:color w:val="0000EE"/>
-            <w:u w:val="single"/>
-          </w:rPr>
-          <w:t>加2:16–17</w:t>
-        </w:r>
-      </w:hyperlink>
+      <w:r>
+        <w:rPr>
+          <w:lang w:val="zh_TW" w:bidi="zh_TW"/>
+        </w:rPr>
+        <w:t>加2:16–17</w:t>
+      </w:r>
       <w:r>
         <w:rPr>
           <w:lang w:val="zh_TW" w:bidi="zh_TW"/>
@@ -5212,90 +4366,60 @@
         </w:rPr>
         <w:t>可以憑著永生的盼望成為後嗣：聖靈（</w:t>
       </w:r>
-      <w:hyperlink r:id="rId21">
-        <w:r>
-          <w:rPr>
-            <w:lang w:val="zh_TW" w:bidi="zh_TW"/>
-          </w:rPr>
-          <w:rPr>
-            <w:color w:val="0000EE"/>
-            <w:u w:val="single"/>
-          </w:rPr>
-          <w:t>多3:5</w:t>
-        </w:r>
-      </w:hyperlink>
+      <w:r>
+        <w:rPr>
+          <w:lang w:val="zh_TW" w:bidi="zh_TW"/>
+        </w:rPr>
+        <w:t>多3:5</w:t>
+      </w:r>
       <w:r>
         <w:rPr>
           <w:lang w:val="zh_TW" w:bidi="zh_TW"/>
         </w:rPr>
         <w:t>）常與我們的後嗣身份聯繫在一起（見</w:t>
       </w:r>
-      <w:hyperlink r:id="rId128">
-        <w:r>
-          <w:rPr>
-            <w:lang w:val="zh_TW" w:bidi="zh_TW"/>
-          </w:rPr>
-          <w:rPr>
-            <w:color w:val="0000EE"/>
-            <w:u w:val="single"/>
-          </w:rPr>
-          <w:t>羅8:15–17</w:t>
-        </w:r>
-      </w:hyperlink>
+      <w:r>
+        <w:rPr>
+          <w:lang w:val="zh_TW" w:bidi="zh_TW"/>
+        </w:rPr>
+        <w:t>羅8:15–17</w:t>
+      </w:r>
       <w:r>
         <w:rPr>
           <w:lang w:val="zh_TW" w:bidi="zh_TW"/>
         </w:rPr>
         <w:t>；</w:t>
       </w:r>
-      <w:hyperlink r:id="rId129">
-        <w:r>
-          <w:rPr>
-            <w:lang w:val="zh_TW" w:bidi="zh_TW"/>
-          </w:rPr>
-          <w:rPr>
-            <w:color w:val="0000EE"/>
-            <w:u w:val="single"/>
-          </w:rPr>
-          <w:t>林前6:9–11</w:t>
-        </w:r>
-      </w:hyperlink>
+      <w:r>
+        <w:rPr>
+          <w:lang w:val="zh_TW" w:bidi="zh_TW"/>
+        </w:rPr>
+        <w:t>林前6:9–11</w:t>
+      </w:r>
       <w:r>
         <w:rPr>
           <w:lang w:val="zh_TW" w:bidi="zh_TW"/>
         </w:rPr>
         <w:t>；</w:t>
       </w:r>
-      <w:hyperlink r:id="rId130">
-        <w:r>
-          <w:rPr>
-            <w:lang w:val="zh_TW" w:bidi="zh_TW"/>
-          </w:rPr>
-          <w:rPr>
-            <w:color w:val="0000EE"/>
-            <w:u w:val="single"/>
-          </w:rPr>
-          <w:t>加4:6–7</w:t>
-        </w:r>
-      </w:hyperlink>
+      <w:r>
+        <w:rPr>
+          <w:lang w:val="zh_TW" w:bidi="zh_TW"/>
+        </w:rPr>
+        <w:t>加4:6–7</w:t>
+      </w:r>
       <w:r>
         <w:rPr>
           <w:lang w:val="zh_TW" w:bidi="zh_TW"/>
         </w:rPr>
         <w:t>；</w:t>
       </w:r>
-      <w:hyperlink r:id="rId131">
-        <w:r>
-          <w:rPr>
-            <w:lang w:val="zh_TW" w:bidi="zh_TW"/>
-          </w:rPr>
-          <w:rPr>
-            <w:color w:val="0000EE"/>
-            <w:u w:val="single"/>
-          </w:rPr>
-          <w:t>弗1:13–14</w:t>
-        </w:r>
-      </w:hyperlink>
+      <w:r>
+        <w:rPr>
+          <w:lang w:val="zh_TW" w:bidi="zh_TW"/>
+        </w:rPr>
+        <w:t>弗1:13–14</w:t>
+      </w:r>
       <w:r>
         <w:rPr>
           <w:lang w:val="zh_TW" w:bidi="zh_TW"/>
@@ -5350,36 +4474,24 @@
         </w:rPr>
         <w:t>這話是可信的是指</w:t>
       </w:r>
-      <w:hyperlink r:id="rId132">
-        <w:r>
-          <w:rPr>
-            <w:lang w:val="zh_TW" w:bidi="zh_TW"/>
-          </w:rPr>
-          <w:rPr>
-            <w:color w:val="0000EE"/>
-            <w:u w:val="single"/>
-          </w:rPr>
-          <w:t>3:4–7</w:t>
-        </w:r>
-      </w:hyperlink>
+      <w:r>
+        <w:rPr>
+          <w:lang w:val="zh_TW" w:bidi="zh_TW"/>
+        </w:rPr>
+        <w:t>3:4–7</w:t>
+      </w:r>
       <w:r>
         <w:rPr>
           <w:lang w:val="zh_TW" w:bidi="zh_TW"/>
         </w:rPr>
         <w:t>（參</w:t>
       </w:r>
-      <w:hyperlink r:id="rId113">
-        <w:r>
-          <w:rPr>
-            <w:lang w:val="zh_TW" w:bidi="zh_TW"/>
-          </w:rPr>
-          <w:rPr>
-            <w:color w:val="0000EE"/>
-            <w:u w:val="single"/>
-          </w:rPr>
-          <w:t>提前1:15</w:t>
-        </w:r>
-      </w:hyperlink>
+      <w:r>
+        <w:rPr>
+          <w:lang w:val="zh_TW" w:bidi="zh_TW"/>
+        </w:rPr>
+        <w:t>提前1:15</w:t>
+      </w:r>
       <w:r>
         <w:rPr>
           <w:lang w:val="zh_TW" w:bidi="zh_TW"/>
@@ -5434,36 +4546,24 @@
         </w:rPr>
         <w:t>分門結黨的人：這指的是那些好爭吵、難以糾正或改變的人（見</w:t>
       </w:r>
-      <w:hyperlink r:id="rId36">
-        <w:r>
-          <w:rPr>
-            <w:lang w:val="zh_TW" w:bidi="zh_TW"/>
-          </w:rPr>
-          <w:rPr>
-            <w:color w:val="0000EE"/>
-            <w:u w:val="single"/>
-          </w:rPr>
-          <w:t>1:11</w:t>
-        </w:r>
-      </w:hyperlink>
+      <w:r>
+        <w:rPr>
+          <w:lang w:val="zh_TW" w:bidi="zh_TW"/>
+        </w:rPr>
+        <w:t>1:11</w:t>
+      </w:r>
       <w:r>
         <w:rPr>
           <w:lang w:val="zh_TW" w:bidi="zh_TW"/>
         </w:rPr>
         <w:t>、</w:t>
       </w:r>
-      <w:hyperlink r:id="rId46">
-        <w:r>
-          <w:rPr>
-            <w:lang w:val="zh_TW" w:bidi="zh_TW"/>
-          </w:rPr>
-          <w:rPr>
-            <w:color w:val="0000EE"/>
-            <w:u w:val="single"/>
-          </w:rPr>
-          <w:t>13</w:t>
-        </w:r>
-      </w:hyperlink>
+      <w:r>
+        <w:rPr>
+          <w:lang w:val="zh_TW" w:bidi="zh_TW"/>
+        </w:rPr>
+        <w:t>13</w:t>
+      </w:r>
       <w:r>
         <w:rPr>
           <w:lang w:val="zh_TW" w:bidi="zh_TW"/>
@@ -5522,18 +4622,12 @@
         </w:rPr>
         <w:t>顯然，亞提馬或推基古將接替提多留在克里特。由於推基古實際上是被派往以弗所（見</w:t>
       </w:r>
-      <w:hyperlink r:id="rId133">
-        <w:r>
-          <w:rPr>
-            <w:lang w:val="zh_TW" w:bidi="zh_TW"/>
-          </w:rPr>
-          <w:rPr>
-            <w:color w:val="0000EE"/>
-            <w:u w:val="single"/>
-          </w:rPr>
-          <w:t>提後4:12</w:t>
-        </w:r>
-      </w:hyperlink>
+      <w:r>
+        <w:rPr>
+          <w:lang w:val="zh_TW" w:bidi="zh_TW"/>
+        </w:rPr>
+        <w:t>提後4:12</w:t>
+      </w:r>
       <w:r>
         <w:rPr>
           <w:lang w:val="zh_TW" w:bidi="zh_TW"/>
@@ -5558,18 +4652,12 @@
         </w:rPr>
         <w:t>尼哥波里：有幾個城使用這個名字。這很可能是希臘半島（一塊四面環水、僅在一側與大陸相連的土地）西海岸的一個重要城市。保羅可能曾在這裡工作（見</w:t>
       </w:r>
-      <w:hyperlink r:id="rId134">
-        <w:r>
-          <w:rPr>
-            <w:lang w:val="zh_TW" w:bidi="zh_TW"/>
-          </w:rPr>
-          <w:rPr>
-            <w:color w:val="0000EE"/>
-            <w:u w:val="single"/>
-          </w:rPr>
-          <w:t>羅15:19</w:t>
-        </w:r>
-      </w:hyperlink>
+      <w:r>
+        <w:rPr>
+          <w:lang w:val="zh_TW" w:bidi="zh_TW"/>
+        </w:rPr>
+        <w:t>羅15:19</w:t>
+      </w:r>
       <w:r>
         <w:rPr>
           <w:lang w:val="zh_TW" w:bidi="zh_TW"/>
@@ -5624,54 +4712,36 @@
         </w:rPr>
         <w:t>這封信以消息（</w:t>
       </w:r>
-      <w:hyperlink r:id="rId135">
-        <w:r>
-          <w:rPr>
-            <w:lang w:val="zh_TW" w:bidi="zh_TW"/>
-          </w:rPr>
-          <w:rPr>
-            <w:color w:val="0000EE"/>
-            <w:u w:val="single"/>
-          </w:rPr>
-          <w:t>3:12</w:t>
-        </w:r>
-      </w:hyperlink>
+      <w:r>
+        <w:rPr>
+          <w:lang w:val="zh_TW" w:bidi="zh_TW"/>
+        </w:rPr>
+        <w:t>3:12</w:t>
+      </w:r>
       <w:r>
         <w:rPr>
           <w:lang w:val="zh_TW" w:bidi="zh_TW"/>
         </w:rPr>
         <w:t>）、最後的勸勉（或鼓勵）（</w:t>
       </w:r>
-      <w:hyperlink r:id="rId136">
-        <w:r>
-          <w:rPr>
-            <w:lang w:val="zh_TW" w:bidi="zh_TW"/>
-          </w:rPr>
-          <w:rPr>
-            <w:color w:val="0000EE"/>
-            <w:u w:val="single"/>
-          </w:rPr>
-          <w:t>3:13–14</w:t>
-        </w:r>
-      </w:hyperlink>
+      <w:r>
+        <w:rPr>
+          <w:lang w:val="zh_TW" w:bidi="zh_TW"/>
+        </w:rPr>
+        <w:t>3:13–14</w:t>
+      </w:r>
       <w:r>
         <w:rPr>
           <w:lang w:val="zh_TW" w:bidi="zh_TW"/>
         </w:rPr>
         <w:t>）、問候和祝福（</w:t>
       </w:r>
-      <w:hyperlink r:id="rId137">
-        <w:r>
-          <w:rPr>
-            <w:lang w:val="zh_TW" w:bidi="zh_TW"/>
-          </w:rPr>
-          <w:rPr>
-            <w:color w:val="0000EE"/>
-            <w:u w:val="single"/>
-          </w:rPr>
-          <w:t>3:15</w:t>
-        </w:r>
-      </w:hyperlink>
+      <w:r>
+        <w:rPr>
+          <w:lang w:val="zh_TW" w:bidi="zh_TW"/>
+        </w:rPr>
+        <w:t>3:15</w:t>
+      </w:r>
       <w:r>
         <w:rPr>
           <w:lang w:val="zh_TW" w:bidi="zh_TW"/>
@@ -5748,36 +4818,24 @@
         </w:rPr>
         <w:t>西納可能是一位羅馬律法專家或羅馬法學家（同樣的律師一詞也出現在</w:t>
       </w:r>
-      <w:hyperlink r:id="rId138">
-        <w:r>
-          <w:rPr>
-            <w:lang w:val="zh_TW" w:bidi="zh_TW"/>
-          </w:rPr>
-          <w:rPr>
-            <w:color w:val="0000EE"/>
-            <w:u w:val="single"/>
-          </w:rPr>
-          <w:t>路7:30</w:t>
-        </w:r>
-      </w:hyperlink>
+      <w:r>
+        <w:rPr>
+          <w:lang w:val="zh_TW" w:bidi="zh_TW"/>
+        </w:rPr>
+        <w:t>路7:30</w:t>
+      </w:r>
       <w:r>
         <w:rPr>
           <w:lang w:val="zh_TW" w:bidi="zh_TW"/>
         </w:rPr>
         <w:t>，</w:t>
       </w:r>
-      <w:hyperlink r:id="rId139">
-        <w:r>
-          <w:rPr>
-            <w:lang w:val="zh_TW" w:bidi="zh_TW"/>
-          </w:rPr>
-          <w:rPr>
-            <w:color w:val="0000EE"/>
-            <w:u w:val="single"/>
-          </w:rPr>
-          <w:t>10:25</w:t>
-        </w:r>
-      </w:hyperlink>
+      <w:r>
+        <w:rPr>
+          <w:lang w:val="zh_TW" w:bidi="zh_TW"/>
+        </w:rPr>
+        <w:t>10:25</w:t>
+      </w:r>
       <w:r>
         <w:rPr>
           <w:lang w:val="zh_TW" w:bidi="zh_TW"/>
@@ -5802,126 +4860,84 @@
         </w:rPr>
         <w:t>亞波羅可能是這些經文</w:t>
       </w:r>
-      <w:hyperlink r:id="rId140">
-        <w:r>
-          <w:rPr>
-            <w:lang w:val="zh_TW" w:bidi="zh_TW"/>
-          </w:rPr>
-          <w:rPr>
-            <w:color w:val="0000EE"/>
-            <w:u w:val="single"/>
-          </w:rPr>
-          <w:t>徒18:24</w:t>
-        </w:r>
-      </w:hyperlink>
+      <w:r>
+        <w:rPr>
+          <w:lang w:val="zh_TW" w:bidi="zh_TW"/>
+        </w:rPr>
+        <w:t>徒18:24</w:t>
+      </w:r>
       <w:r>
         <w:rPr>
           <w:lang w:val="zh_TW" w:bidi="zh_TW"/>
         </w:rPr>
         <w:t>，</w:t>
       </w:r>
-      <w:hyperlink r:id="rId141">
-        <w:r>
-          <w:rPr>
-            <w:lang w:val="zh_TW" w:bidi="zh_TW"/>
-          </w:rPr>
-          <w:rPr>
-            <w:color w:val="0000EE"/>
-            <w:u w:val="single"/>
-          </w:rPr>
-          <w:t>19:1</w:t>
-        </w:r>
-      </w:hyperlink>
+      <w:r>
+        <w:rPr>
+          <w:lang w:val="zh_TW" w:bidi="zh_TW"/>
+        </w:rPr>
+        <w:t>19:1</w:t>
+      </w:r>
       <w:r>
         <w:rPr>
           <w:lang w:val="zh_TW" w:bidi="zh_TW"/>
         </w:rPr>
         <w:t>；</w:t>
       </w:r>
-      <w:hyperlink r:id="rId142">
-        <w:r>
-          <w:rPr>
-            <w:lang w:val="zh_TW" w:bidi="zh_TW"/>
-          </w:rPr>
-          <w:rPr>
-            <w:color w:val="0000EE"/>
-            <w:u w:val="single"/>
-          </w:rPr>
-          <w:t>林前1:12</w:t>
-        </w:r>
-      </w:hyperlink>
+      <w:r>
+        <w:rPr>
+          <w:lang w:val="zh_TW" w:bidi="zh_TW"/>
+        </w:rPr>
+        <w:t>林前1:12</w:t>
+      </w:r>
       <w:r>
         <w:rPr>
           <w:lang w:val="zh_TW" w:bidi="zh_TW"/>
         </w:rPr>
         <w:t>，</w:t>
       </w:r>
-      <w:hyperlink r:id="rId143">
-        <w:r>
-          <w:rPr>
-            <w:lang w:val="zh_TW" w:bidi="zh_TW"/>
-          </w:rPr>
-          <w:rPr>
-            <w:color w:val="0000EE"/>
-            <w:u w:val="single"/>
-          </w:rPr>
-          <w:t>3:4–6</w:t>
-        </w:r>
-      </w:hyperlink>
+      <w:r>
+        <w:rPr>
+          <w:lang w:val="zh_TW" w:bidi="zh_TW"/>
+        </w:rPr>
+        <w:t>3:4–6</w:t>
+      </w:r>
       <w:r>
         <w:rPr>
           <w:lang w:val="zh_TW" w:bidi="zh_TW"/>
         </w:rPr>
         <w:t>、</w:t>
       </w:r>
-      <w:hyperlink r:id="rId144">
-        <w:r>
-          <w:rPr>
-            <w:lang w:val="zh_TW" w:bidi="zh_TW"/>
-          </w:rPr>
-          <w:rPr>
-            <w:color w:val="0000EE"/>
-            <w:u w:val="single"/>
-          </w:rPr>
-          <w:t>22</w:t>
-        </w:r>
-      </w:hyperlink>
+      <w:r>
+        <w:rPr>
+          <w:lang w:val="zh_TW" w:bidi="zh_TW"/>
+        </w:rPr>
+        <w:t>22</w:t>
+      </w:r>
       <w:r>
         <w:rPr>
           <w:lang w:val="zh_TW" w:bidi="zh_TW"/>
         </w:rPr>
         <w:t>，</w:t>
       </w:r>
-      <w:hyperlink r:id="rId145">
-        <w:r>
-          <w:rPr>
-            <w:lang w:val="zh_TW" w:bidi="zh_TW"/>
-          </w:rPr>
-          <w:rPr>
-            <w:color w:val="0000EE"/>
-            <w:u w:val="single"/>
-          </w:rPr>
-          <w:t>4:6</w:t>
-        </w:r>
-      </w:hyperlink>
+      <w:r>
+        <w:rPr>
+          <w:lang w:val="zh_TW" w:bidi="zh_TW"/>
+        </w:rPr>
+        <w:t>4:6</w:t>
+      </w:r>
       <w:r>
         <w:rPr>
           <w:lang w:val="zh_TW" w:bidi="zh_TW"/>
         </w:rPr>
         <w:t>，</w:t>
       </w:r>
-      <w:hyperlink r:id="rId146">
-        <w:r>
-          <w:rPr>
-            <w:lang w:val="zh_TW" w:bidi="zh_TW"/>
-          </w:rPr>
-          <w:rPr>
-            <w:color w:val="0000EE"/>
-            <w:u w:val="single"/>
-          </w:rPr>
-          <w:t>16:12</w:t>
-        </w:r>
-      </w:hyperlink>
+      <w:r>
+        <w:rPr>
+          <w:lang w:val="zh_TW" w:bidi="zh_TW"/>
+        </w:rPr>
+        <w:t>16:12</w:t>
+      </w:r>
       <w:r>
         <w:rPr>
           <w:lang w:val="zh_TW" w:bidi="zh_TW"/>
@@ -5982,108 +4998,72 @@
         </w:rPr>
         <w:t>他們所需的一切）：見</w:t>
       </w:r>
-      <w:hyperlink r:id="rId147">
-        <w:r>
-          <w:rPr>
-            <w:lang w:val="zh_TW" w:bidi="zh_TW"/>
-          </w:rPr>
-          <w:rPr>
-            <w:color w:val="0000EE"/>
-            <w:u w:val="single"/>
-          </w:rPr>
-          <w:t>提前3:2</w:t>
-        </w:r>
-      </w:hyperlink>
+      <w:r>
+        <w:rPr>
+          <w:lang w:val="zh_TW" w:bidi="zh_TW"/>
+        </w:rPr>
+        <w:t>提前3:2</w:t>
+      </w:r>
       <w:r>
         <w:rPr>
           <w:lang w:val="zh_TW" w:bidi="zh_TW"/>
         </w:rPr>
         <w:t>；</w:t>
       </w:r>
-      <w:hyperlink r:id="rId148">
-        <w:r>
-          <w:rPr>
-            <w:lang w:val="zh_TW" w:bidi="zh_TW"/>
-          </w:rPr>
-          <w:rPr>
-            <w:color w:val="0000EE"/>
-            <w:u w:val="single"/>
-          </w:rPr>
-          <w:t>約三1:5–8</w:t>
-        </w:r>
-      </w:hyperlink>
+      <w:r>
+        <w:rPr>
+          <w:lang w:val="zh_TW" w:bidi="zh_TW"/>
+        </w:rPr>
+        <w:t>約三1:5–8</w:t>
+      </w:r>
       <w:r>
         <w:rPr>
           <w:lang w:val="zh_TW" w:bidi="zh_TW"/>
         </w:rPr>
         <w:t>；參</w:t>
       </w:r>
-      <w:hyperlink r:id="rId149">
-        <w:r>
-          <w:rPr>
-            <w:lang w:val="zh_TW" w:bidi="zh_TW"/>
-          </w:rPr>
-          <w:rPr>
-            <w:color w:val="0000EE"/>
-            <w:u w:val="single"/>
-          </w:rPr>
-          <w:t>羅15:24</w:t>
-        </w:r>
-      </w:hyperlink>
+      <w:r>
+        <w:rPr>
+          <w:lang w:val="zh_TW" w:bidi="zh_TW"/>
+        </w:rPr>
+        <w:t>羅15:24</w:t>
+      </w:r>
       <w:r>
         <w:rPr>
           <w:lang w:val="zh_TW" w:bidi="zh_TW"/>
         </w:rPr>
         <w:t>；</w:t>
       </w:r>
-      <w:hyperlink r:id="rId150">
-        <w:r>
-          <w:rPr>
-            <w:lang w:val="zh_TW" w:bidi="zh_TW"/>
-          </w:rPr>
-          <w:rPr>
-            <w:color w:val="0000EE"/>
-            <w:u w:val="single"/>
-          </w:rPr>
-          <w:t>林前16:6</w:t>
-        </w:r>
-      </w:hyperlink>
+      <w:r>
+        <w:rPr>
+          <w:lang w:val="zh_TW" w:bidi="zh_TW"/>
+        </w:rPr>
+        <w:t>林前16:6</w:t>
+      </w:r>
       <w:r>
         <w:rPr>
           <w:lang w:val="zh_TW" w:bidi="zh_TW"/>
         </w:rPr>
         <w:t>、</w:t>
       </w:r>
-      <w:hyperlink r:id="rId151">
-        <w:r>
-          <w:rPr>
-            <w:lang w:val="zh_TW" w:bidi="zh_TW"/>
-          </w:rPr>
-          <w:rPr>
-            <w:color w:val="0000EE"/>
-            <w:u w:val="single"/>
-          </w:rPr>
-          <w:t>11</w:t>
-        </w:r>
-      </w:hyperlink>
+      <w:r>
+        <w:rPr>
+          <w:lang w:val="zh_TW" w:bidi="zh_TW"/>
+        </w:rPr>
+        <w:t>11</w:t>
+      </w:r>
       <w:r>
         <w:rPr>
           <w:lang w:val="zh_TW" w:bidi="zh_TW"/>
         </w:rPr>
         <w:t>；</w:t>
       </w:r>
-      <w:hyperlink r:id="rId152">
-        <w:r>
-          <w:rPr>
-            <w:lang w:val="zh_TW" w:bidi="zh_TW"/>
-          </w:rPr>
-          <w:rPr>
-            <w:color w:val="0000EE"/>
-            <w:u w:val="single"/>
-          </w:rPr>
-          <w:t>林後1:16</w:t>
-        </w:r>
-      </w:hyperlink>
+      <w:r>
+        <w:rPr>
+          <w:lang w:val="zh_TW" w:bidi="zh_TW"/>
+        </w:rPr>
+        <w:t>林後1:16</w:t>
+      </w:r>
       <w:r>
         <w:rPr>
           <w:lang w:val="zh_TW" w:bidi="zh_TW"/>
@@ -6142,96 +5122,60 @@
         </w:rPr>
         <w:t>最後的勸勉與照顧西納和亞波羅的責任有關（見</w:t>
       </w:r>
-      <w:hyperlink r:id="rId153">
-        <w:r>
-          <w:rPr>
-            <w:lang w:val="zh_TW" w:bidi="zh_TW"/>
-          </w:rPr>
-          <w:rPr>
-            <w:color w:val="0000EE"/>
-            <w:u w:val="single"/>
-          </w:rPr>
-          <w:t>羅12:13；</w:t>
-        </w:r>
-      </w:hyperlink>
-      <w:hyperlink r:id="rId154">
-        <w:r>
-          <w:rPr>
-            <w:lang w:val="zh_TW" w:bidi="zh_TW"/>
-          </w:rPr>
-          <w:rPr>
-            <w:color w:val="0000EE"/>
-            <w:u w:val="single"/>
-          </w:rPr>
-          <w:t>弗4:28</w:t>
-        </w:r>
-      </w:hyperlink>
+      <w:r>
+        <w:rPr>
+          <w:lang w:val="zh_TW" w:bidi="zh_TW"/>
+        </w:rPr>
+        <w:t>羅12:13；</w:t>
+      </w:r>
+      <w:r>
+        <w:rPr>
+          <w:lang w:val="zh_TW" w:bidi="zh_TW"/>
+        </w:rPr>
+        <w:t>弗4:28</w:t>
+      </w:r>
       <w:r>
         <w:rPr>
           <w:lang w:val="zh_TW" w:bidi="zh_TW"/>
         </w:rPr>
         <w:t>；</w:t>
       </w:r>
-      <w:hyperlink r:id="rId155">
-        <w:r>
-          <w:rPr>
-            <w:lang w:val="zh_TW" w:bidi="zh_TW"/>
-          </w:rPr>
-          <w:rPr>
-            <w:color w:val="0000EE"/>
-            <w:u w:val="single"/>
-          </w:rPr>
-          <w:t>帖前4:11</w:t>
-        </w:r>
-      </w:hyperlink>
+      <w:r>
+        <w:rPr>
+          <w:lang w:val="zh_TW" w:bidi="zh_TW"/>
+        </w:rPr>
+        <w:t>帖前4:11</w:t>
+      </w:r>
       <w:r>
         <w:rPr>
           <w:lang w:val="zh_TW" w:bidi="zh_TW"/>
         </w:rPr>
         <w:t>；</w:t>
       </w:r>
-      <w:hyperlink r:id="rId156">
-        <w:r>
-          <w:rPr>
-            <w:lang w:val="zh_TW" w:bidi="zh_TW"/>
-          </w:rPr>
-          <w:rPr>
-            <w:color w:val="0000EE"/>
-            <w:u w:val="single"/>
-          </w:rPr>
-          <w:t>提前5:8、</w:t>
-        </w:r>
-      </w:hyperlink>
-      <w:hyperlink r:id="rId157">
-        <w:r>
-          <w:rPr>
-            <w:lang w:val="zh_TW" w:bidi="zh_TW"/>
-          </w:rPr>
-          <w:rPr>
-            <w:color w:val="0000EE"/>
-            <w:u w:val="single"/>
-          </w:rPr>
-          <w:t>16</w:t>
-        </w:r>
-      </w:hyperlink>
+      <w:r>
+        <w:rPr>
+          <w:lang w:val="zh_TW" w:bidi="zh_TW"/>
+        </w:rPr>
+        <w:t>提前5:8、</w:t>
+      </w:r>
+      <w:r>
+        <w:rPr>
+          <w:lang w:val="zh_TW" w:bidi="zh_TW"/>
+        </w:rPr>
+        <w:t>16</w:t>
+      </w:r>
       <w:r>
         <w:rPr>
           <w:lang w:val="zh_TW" w:bidi="zh_TW"/>
         </w:rPr>
         <w:t>，</w:t>
       </w:r>
-      <w:hyperlink r:id="rId158">
-        <w:r>
-          <w:rPr>
-            <w:lang w:val="zh_TW" w:bidi="zh_TW"/>
-          </w:rPr>
-          <w:rPr>
-            <w:color w:val="0000EE"/>
-            <w:u w:val="single"/>
-          </w:rPr>
-          <w:t>6:18</w:t>
-        </w:r>
-      </w:hyperlink>
+      <w:r>
+        <w:rPr>
+          <w:lang w:val="zh_TW" w:bidi="zh_TW"/>
+        </w:rPr>
+        <w:t>6:18</w:t>
+      </w:r>
       <w:r>
         <w:rPr>
           <w:lang w:val="zh_TW" w:bidi="zh_TW"/>
@@ -6304,18 +5248,12 @@
         </w:rPr>
         <w:t>你們眾人：這封信是寫給提多的（</w:t>
       </w:r>
-      <w:hyperlink r:id="rId24">
-        <w:r>
-          <w:rPr>
-            <w:lang w:val="zh_TW" w:bidi="zh_TW"/>
-          </w:rPr>
-          <w:rPr>
-            <w:color w:val="0000EE"/>
-            <w:u w:val="single"/>
-          </w:rPr>
-          <w:t>1:4</w:t>
-        </w:r>
-      </w:hyperlink>
+      <w:r>
+        <w:rPr>
+          <w:lang w:val="zh_TW" w:bidi="zh_TW"/>
+        </w:rPr>
+        <w:t>1:4</w:t>
+      </w:r>
       <w:r>
         <w:rPr>
           <w:lang w:val="zh_TW" w:bidi="zh_TW"/>
